--- a/Documentacion_app.docx
+++ b/Documentacion_app.docx
@@ -1,6 +1,6 @@
 
 <file path=word/document.xml><?xml version="1.0" encoding="utf-8"?>
-<w:document xmlns:wpc="http://schemas.microsoft.com/office/word/2010/wordprocessingCanvas" xmlns:cx="http://schemas.microsoft.com/office/drawing/2014/chartex" xmlns:cx1="http://schemas.microsoft.com/office/drawing/2015/9/8/chartex" xmlns:cx2="http://schemas.microsoft.com/office/drawing/2015/10/21/chartex" xmlns:cx3="http://schemas.microsoft.com/office/drawing/2016/5/9/chartex" xmlns:cx4="http://schemas.microsoft.com/office/drawing/2016/5/10/chartex" xmlns:cx5="http://schemas.microsoft.com/office/drawing/2016/5/11/chartex" xmlns:cx6="http://schemas.microsoft.com/office/drawing/2016/5/12/chartex" xmlns:cx7="http://schemas.microsoft.com/office/drawing/2016/5/13/chartex" xmlns:cx8="http://schemas.microsoft.com/office/drawing/2016/5/14/chartex" xmlns:mc="http://schemas.openxmlformats.org/markup-compatibility/2006" xmlns:aink="http://schemas.microsoft.com/office/drawing/2016/ink" xmlns:am3d="http://schemas.microsoft.com/office/drawing/2017/model3d" xmlns:o="urn:schemas-microsoft-com:office:office" xmlns:oel="http://schemas.microsoft.com/office/2019/extlst" xmlns:r="http://schemas.openxmlformats.org/officeDocument/2006/relationships" xmlns:m="http://schemas.openxmlformats.org/officeDocument/2006/math" xmlns:v="urn:schemas-microsoft-com:vml" xmlns:wp14="http://schemas.microsoft.com/office/word/2010/wordprocessingDrawing" xmlns:wp="http://schemas.openxmlformats.org/drawingml/2006/wordprocessingDrawing" xmlns:w10="urn:schemas-microsoft-com:office:word" xmlns:w="http://schemas.openxmlformats.org/wordprocessingml/2006/main" xmlns:w14="http://schemas.microsoft.com/office/word/2010/wordml" xmlns:w15="http://schemas.microsoft.com/office/word/2012/wordml" xmlns:w16cex="http://schemas.microsoft.com/office/word/2018/wordml/cex" xmlns:w16cid="http://schemas.microsoft.com/office/word/2016/wordml/cid" xmlns:w16="http://schemas.microsoft.com/office/word/2018/wordml" xmlns:w16du="http://schemas.microsoft.com/office/word/2023/wordml/word16du" xmlns:w16sdtdh="http://schemas.microsoft.com/office/word/2020/wordml/sdtdatahash" xmlns:w16se="http://schemas.microsoft.com/office/word/2015/wordml/symex" xmlns:wpg="http://schemas.microsoft.com/office/word/2010/wordprocessingGroup" xmlns:wpi="http://schemas.microsoft.com/office/word/2010/wordprocessingInk" xmlns:wne="http://schemas.microsoft.com/office/word/2006/wordml" xmlns:wps="http://schemas.microsoft.com/office/word/2010/wordprocessingShape" mc:Ignorable="w14 w15 w16se w16cid w16 w16cex w16sdtdh w16du wp14">
+<w:document xmlns:wpc="http://schemas.microsoft.com/office/word/2010/wordprocessingCanvas" xmlns:cx="http://schemas.microsoft.com/office/drawing/2014/chartex" xmlns:cx1="http://schemas.microsoft.com/office/drawing/2015/9/8/chartex" xmlns:cx2="http://schemas.microsoft.com/office/drawing/2015/10/21/chartex" xmlns:cx3="http://schemas.microsoft.com/office/drawing/2016/5/9/chartex" xmlns:cx4="http://schemas.microsoft.com/office/drawing/2016/5/10/chartex" xmlns:cx5="http://schemas.microsoft.com/office/drawing/2016/5/11/chartex" xmlns:cx6="http://schemas.microsoft.com/office/drawing/2016/5/12/chartex" xmlns:cx7="http://schemas.microsoft.com/office/drawing/2016/5/13/chartex" xmlns:cx8="http://schemas.microsoft.com/office/drawing/2016/5/14/chartex" xmlns:mc="http://schemas.openxmlformats.org/markup-compatibility/2006" xmlns:aink="http://schemas.microsoft.com/office/drawing/2016/ink" xmlns:am3d="http://schemas.microsoft.com/office/drawing/2017/model3d" xmlns:o="urn:schemas-microsoft-com:office:office" xmlns:oel="http://schemas.microsoft.com/office/2019/extlst" xmlns:r="http://schemas.openxmlformats.org/officeDocument/2006/relationships" xmlns:m="http://schemas.openxmlformats.org/officeDocument/2006/math" xmlns:v="urn:schemas-microsoft-com:vml" xmlns:wp14="http://schemas.microsoft.com/office/word/2010/wordprocessingDrawing" xmlns:wp="http://schemas.openxmlformats.org/drawingml/2006/wordprocessingDrawing" xmlns:w10="urn:schemas-microsoft-com:office:word" xmlns:w="http://schemas.openxmlformats.org/wordprocessingml/2006/main" xmlns:w14="http://schemas.microsoft.com/office/word/2010/wordml" xmlns:w15="http://schemas.microsoft.com/office/word/2012/wordml" xmlns:w16cex="http://schemas.microsoft.com/office/word/2018/wordml/cex" xmlns:w16cid="http://schemas.microsoft.com/office/word/2016/wordml/cid" xmlns:w16="http://schemas.microsoft.com/office/word/2018/wordml" xmlns:w16du="http://schemas.microsoft.com/office/word/2023/wordml/word16du" xmlns:w16sdtdh="http://schemas.microsoft.com/office/word/2020/wordml/sdtdatahash" xmlns:w16sdtfl="http://schemas.microsoft.com/office/word/2024/wordml/sdtformatlock" xmlns:w16se="http://schemas.microsoft.com/office/word/2015/wordml/symex" xmlns:wpg="http://schemas.microsoft.com/office/word/2010/wordprocessingGroup" xmlns:wpi="http://schemas.microsoft.com/office/word/2010/wordprocessingInk" xmlns:wne="http://schemas.microsoft.com/office/word/2006/wordml" xmlns:wps="http://schemas.microsoft.com/office/word/2010/wordprocessingShape" mc:Ignorable="w14 w15 w16se w16cid w16 w16cex w16sdtdh w16sdtfl w16du wp14">
   <w:body>
     <w:p>
       <w:pPr>
@@ -21,12 +21,10 @@
           <w:szCs w:val="28"/>
           <w:lang w:val="es-CO"/>
         </w:rPr>
-        <w:t>Documentación Creación App Crm Django</w:t>
-      </w:r>
-    </w:p>
-    <w:p>
-      <w:pPr>
-        <w:jc w:val="center"/>
+        <w:t xml:space="preserve">Documentación Creación App </w:t>
+      </w:r>
+      <w:proofErr w:type="spellStart"/>
+      <w:r>
         <w:rPr>
           <w:b/>
           <w:bCs/>
@@ -34,14 +32,9 @@
           <w:szCs w:val="28"/>
           <w:lang w:val="es-CO"/>
         </w:rPr>
-      </w:pPr>
-    </w:p>
-    <w:p>
-      <w:pPr>
-        <w:rPr>
-          <w:lang w:val="es-CO"/>
-        </w:rPr>
-      </w:pPr>
+        <w:t>Crm</w:t>
+      </w:r>
+      <w:proofErr w:type="spellEnd"/>
       <w:r>
         <w:rPr>
           <w:b/>
@@ -50,2334 +43,13 @@
           <w:szCs w:val="28"/>
           <w:lang w:val="es-CO"/>
         </w:rPr>
-        <w:t>Pasos:</w:t>
-      </w:r>
-    </w:p>
-    <w:p>
-      <w:pPr>
-        <w:rPr>
-          <w:rFonts w:asciiTheme="majorHAnsi" w:hAnsiTheme="majorHAnsi"/>
-          <w:b/>
-          <w:bCs/>
-          <w:sz w:val="24"/>
-          <w:szCs w:val="24"/>
-          <w:lang w:val="es-CO"/>
-        </w:rPr>
-      </w:pPr>
-      <w:r>
-        <w:rPr>
-          <w:rFonts w:asciiTheme="majorHAnsi" w:hAnsiTheme="majorHAnsi"/>
-          <w:b/>
-          <w:bCs/>
-          <w:sz w:val="24"/>
-          <w:szCs w:val="24"/>
-          <w:lang w:val="es-CO"/>
-        </w:rPr>
-        <w:t>Paso 1: Crear una Aplicación</w:t>
-      </w:r>
-    </w:p>
-    <w:p>
-      <w:pPr>
-        <w:rPr>
-          <w:rFonts w:asciiTheme="majorHAnsi" w:hAnsiTheme="majorHAnsi"/>
-          <w:sz w:val="24"/>
-          <w:szCs w:val="24"/>
-          <w:lang w:val="es-CO"/>
-        </w:rPr>
-      </w:pPr>
-      <w:r>
-        <w:rPr>
-          <w:rFonts w:asciiTheme="majorHAnsi" w:hAnsiTheme="majorHAnsi"/>
-          <w:sz w:val="24"/>
-          <w:szCs w:val="24"/>
-          <w:lang w:val="es-CO"/>
-        </w:rPr>
-        <w:t>Para crear una aplicación dentro de tu proyecto Django, ejecuta el siguiente comando en la terminal (asegúrate de estar en el directorio raíz de tu proyecto):</w:t>
-      </w:r>
-    </w:p>
-    <w:p>
-      <w:pPr>
-        <w:rPr>
-          <w:rFonts w:asciiTheme="majorHAnsi" w:hAnsiTheme="majorHAnsi"/>
-          <w:sz w:val="24"/>
-          <w:szCs w:val="24"/>
-          <w:lang w:val="es-CO"/>
-        </w:rPr>
-      </w:pPr>
-    </w:p>
-    <w:p>
-      <w:pPr>
-        <w:ind w:left="708" w:firstLine="708"/>
-        <w:rPr>
-          <w:rFonts w:asciiTheme="majorHAnsi" w:hAnsiTheme="majorHAnsi"/>
-          <w:sz w:val="24"/>
-          <w:szCs w:val="24"/>
-          <w:lang w:val="es-CO"/>
-        </w:rPr>
-      </w:pPr>
-      <w:proofErr w:type="spellStart"/>
-      <w:r>
-        <w:rPr>
-          <w:rFonts w:asciiTheme="majorHAnsi" w:hAnsiTheme="majorHAnsi"/>
-          <w:sz w:val="24"/>
-          <w:szCs w:val="24"/>
-          <w:lang w:val="es-CO"/>
-        </w:rPr>
-        <w:t>python</w:t>
-      </w:r>
-      <w:proofErr w:type="spellEnd"/>
-      <w:r>
-        <w:rPr>
-          <w:rFonts w:asciiTheme="majorHAnsi" w:hAnsiTheme="majorHAnsi"/>
-          <w:sz w:val="24"/>
-          <w:szCs w:val="24"/>
-          <w:lang w:val="es-CO"/>
-        </w:rPr>
-        <w:t xml:space="preserve"> manage.py </w:t>
-      </w:r>
-      <w:proofErr w:type="spellStart"/>
-      <w:r>
-        <w:rPr>
-          <w:rFonts w:asciiTheme="majorHAnsi" w:hAnsiTheme="majorHAnsi"/>
-          <w:sz w:val="24"/>
-          <w:szCs w:val="24"/>
-          <w:lang w:val="es-CO"/>
-        </w:rPr>
-        <w:t>startapp</w:t>
-      </w:r>
-      <w:proofErr w:type="spellEnd"/>
-      <w:r>
-        <w:rPr>
-          <w:rFonts w:asciiTheme="majorHAnsi" w:hAnsiTheme="majorHAnsi"/>
-          <w:sz w:val="24"/>
-          <w:szCs w:val="24"/>
-          <w:lang w:val="es-CO"/>
-        </w:rPr>
-        <w:t xml:space="preserve"> </w:t>
-      </w:r>
-      <w:proofErr w:type="spellStart"/>
-      <w:r>
-        <w:rPr>
-          <w:rFonts w:asciiTheme="majorHAnsi" w:hAnsiTheme="majorHAnsi"/>
-          <w:sz w:val="24"/>
-          <w:szCs w:val="24"/>
-          <w:lang w:val="es-CO"/>
-        </w:rPr>
-        <w:t>crm</w:t>
-      </w:r>
-      <w:proofErr w:type="spellEnd"/>
-    </w:p>
-    <w:p>
-      <w:pPr>
-        <w:rPr>
-          <w:rFonts w:asciiTheme="majorHAnsi" w:hAnsiTheme="majorHAnsi"/>
-          <w:sz w:val="24"/>
-          <w:szCs w:val="24"/>
-          <w:lang w:val="es-CO"/>
-        </w:rPr>
-      </w:pPr>
-      <w:proofErr w:type="spellStart"/>
-      <w:r>
-        <w:rPr>
-          <w:rFonts w:asciiTheme="majorHAnsi" w:hAnsiTheme="majorHAnsi"/>
-          <w:sz w:val="24"/>
-          <w:szCs w:val="24"/>
-          <w:lang w:val="es-CO"/>
-        </w:rPr>
-        <w:t>python</w:t>
-      </w:r>
-      <w:proofErr w:type="spellEnd"/>
-      <w:r>
-        <w:rPr>
-          <w:rFonts w:asciiTheme="majorHAnsi" w:hAnsiTheme="majorHAnsi"/>
-          <w:sz w:val="24"/>
-          <w:szCs w:val="24"/>
-          <w:lang w:val="es-CO"/>
-        </w:rPr>
-        <w:t xml:space="preserve"> manage.py: Este comando se utiliza para ejecutar varias tareas administrativas en tu proyecto Django. manage.py es un script que Django genera automáticamente cuando creas un nuevo proyecto y se encarga de interactuar con tu proyecto.</w:t>
-      </w:r>
-    </w:p>
-    <w:p>
-      <w:pPr>
-        <w:rPr>
-          <w:rFonts w:asciiTheme="majorHAnsi" w:hAnsiTheme="majorHAnsi"/>
-          <w:sz w:val="24"/>
-          <w:szCs w:val="24"/>
-          <w:lang w:val="es-CO"/>
-        </w:rPr>
-      </w:pPr>
-      <w:proofErr w:type="spellStart"/>
-      <w:r>
-        <w:rPr>
-          <w:rFonts w:asciiTheme="majorHAnsi" w:hAnsiTheme="majorHAnsi"/>
-          <w:sz w:val="24"/>
-          <w:szCs w:val="24"/>
-          <w:lang w:val="es-CO"/>
-        </w:rPr>
-        <w:t>startapp</w:t>
-      </w:r>
-      <w:proofErr w:type="spellEnd"/>
-      <w:r>
-        <w:rPr>
-          <w:rFonts w:asciiTheme="majorHAnsi" w:hAnsiTheme="majorHAnsi"/>
-          <w:sz w:val="24"/>
-          <w:szCs w:val="24"/>
-          <w:lang w:val="es-CO"/>
-        </w:rPr>
-        <w:t xml:space="preserve">: Esta es </w:t>
-      </w:r>
-      <w:proofErr w:type="gramStart"/>
-      <w:r>
-        <w:rPr>
-          <w:rFonts w:asciiTheme="majorHAnsi" w:hAnsiTheme="majorHAnsi"/>
-          <w:sz w:val="24"/>
-          <w:szCs w:val="24"/>
-          <w:lang w:val="es-CO"/>
-        </w:rPr>
-        <w:t>la subcomando</w:t>
-      </w:r>
-      <w:proofErr w:type="gramEnd"/>
-      <w:r>
-        <w:rPr>
-          <w:rFonts w:asciiTheme="majorHAnsi" w:hAnsiTheme="majorHAnsi"/>
-          <w:sz w:val="24"/>
-          <w:szCs w:val="24"/>
-          <w:lang w:val="es-CO"/>
-        </w:rPr>
-        <w:t xml:space="preserve"> que le dice a Django que deseas crear una nueva aplicación.</w:t>
-      </w:r>
-    </w:p>
-    <w:p>
-      <w:pPr>
-        <w:rPr>
-          <w:rFonts w:asciiTheme="majorHAnsi" w:hAnsiTheme="majorHAnsi"/>
-          <w:sz w:val="24"/>
-          <w:szCs w:val="24"/>
-          <w:lang w:val="es-CO"/>
-        </w:rPr>
-      </w:pPr>
-      <w:proofErr w:type="spellStart"/>
-      <w:r>
-        <w:rPr>
-          <w:rFonts w:asciiTheme="majorHAnsi" w:hAnsiTheme="majorHAnsi"/>
-          <w:sz w:val="24"/>
-          <w:szCs w:val="24"/>
-          <w:lang w:val="es-CO"/>
-        </w:rPr>
-        <w:t>crm</w:t>
-      </w:r>
-      <w:proofErr w:type="spellEnd"/>
-      <w:r>
-        <w:rPr>
-          <w:rFonts w:asciiTheme="majorHAnsi" w:hAnsiTheme="majorHAnsi"/>
-          <w:sz w:val="24"/>
-          <w:szCs w:val="24"/>
-          <w:lang w:val="es-CO"/>
-        </w:rPr>
-        <w:t>: Es el nombre que le das a tu aplicación. Puedes llamarla como quieras, pero en este caso, le estamos llamando "</w:t>
-      </w:r>
-      <w:proofErr w:type="spellStart"/>
-      <w:r>
-        <w:rPr>
-          <w:rFonts w:asciiTheme="majorHAnsi" w:hAnsiTheme="majorHAnsi"/>
-          <w:sz w:val="24"/>
-          <w:szCs w:val="24"/>
-          <w:lang w:val="es-CO"/>
-        </w:rPr>
-        <w:t>crm</w:t>
-      </w:r>
-      <w:proofErr w:type="spellEnd"/>
-      <w:r>
-        <w:rPr>
-          <w:rFonts w:asciiTheme="majorHAnsi" w:hAnsiTheme="majorHAnsi"/>
-          <w:sz w:val="24"/>
-          <w:szCs w:val="24"/>
-          <w:lang w:val="es-CO"/>
-        </w:rPr>
-        <w:t>".</w:t>
-      </w:r>
-    </w:p>
-    <w:p>
-      <w:pPr>
-        <w:rPr>
-          <w:rFonts w:asciiTheme="majorHAnsi" w:hAnsiTheme="majorHAnsi"/>
-          <w:sz w:val="24"/>
-          <w:szCs w:val="24"/>
-          <w:lang w:val="es-CO"/>
-        </w:rPr>
-      </w:pPr>
-      <w:r>
-        <w:rPr>
-          <w:rFonts w:asciiTheme="majorHAnsi" w:hAnsiTheme="majorHAnsi"/>
-          <w:sz w:val="24"/>
-          <w:szCs w:val="24"/>
-          <w:lang w:val="es-CO"/>
-        </w:rPr>
-        <w:t>¿Qué sucede en este paso?</w:t>
-      </w:r>
-    </w:p>
-    <w:p>
-      <w:pPr>
-        <w:rPr>
-          <w:rFonts w:asciiTheme="majorHAnsi" w:hAnsiTheme="majorHAnsi"/>
-          <w:sz w:val="24"/>
-          <w:szCs w:val="24"/>
-          <w:lang w:val="es-CO"/>
-        </w:rPr>
-      </w:pPr>
-    </w:p>
-    <w:p>
-      <w:pPr>
-        <w:rPr>
-          <w:rFonts w:asciiTheme="majorHAnsi" w:hAnsiTheme="majorHAnsi"/>
-          <w:sz w:val="24"/>
-          <w:szCs w:val="24"/>
-          <w:lang w:val="es-CO"/>
-        </w:rPr>
-      </w:pPr>
-      <w:r>
-        <w:rPr>
-          <w:rFonts w:asciiTheme="majorHAnsi" w:hAnsiTheme="majorHAnsi"/>
-          <w:sz w:val="24"/>
-          <w:szCs w:val="24"/>
-          <w:lang w:val="es-CO"/>
-        </w:rPr>
-        <w:t xml:space="preserve">Se crea un nuevo directorio llamado </w:t>
-      </w:r>
-      <w:proofErr w:type="spellStart"/>
-      <w:r>
-        <w:rPr>
-          <w:rFonts w:asciiTheme="majorHAnsi" w:hAnsiTheme="majorHAnsi"/>
-          <w:sz w:val="24"/>
-          <w:szCs w:val="24"/>
-          <w:lang w:val="es-CO"/>
-        </w:rPr>
-        <w:t>crm</w:t>
-      </w:r>
-      <w:proofErr w:type="spellEnd"/>
-      <w:r>
-        <w:rPr>
-          <w:rFonts w:asciiTheme="majorHAnsi" w:hAnsiTheme="majorHAnsi"/>
-          <w:sz w:val="24"/>
-          <w:szCs w:val="24"/>
-          <w:lang w:val="es-CO"/>
-        </w:rPr>
-        <w:t xml:space="preserve"> dentro de tu proyecto, que contiene la estructura básica de una aplicación Django. Esta estructura incluye archivos y directorios necesarios para el funcionamiento de la aplicación.</w:t>
-      </w:r>
-    </w:p>
-    <w:p>
-      <w:pPr>
-        <w:rPr>
-          <w:rFonts w:asciiTheme="majorHAnsi" w:hAnsiTheme="majorHAnsi"/>
-          <w:b/>
-          <w:bCs/>
-          <w:sz w:val="24"/>
-          <w:szCs w:val="24"/>
-          <w:lang w:val="es-CO"/>
-        </w:rPr>
-      </w:pPr>
-      <w:r>
-        <w:rPr>
-          <w:rFonts w:asciiTheme="majorHAnsi" w:hAnsiTheme="majorHAnsi"/>
-          <w:b/>
-          <w:bCs/>
-          <w:sz w:val="24"/>
-          <w:szCs w:val="24"/>
-          <w:lang w:val="es-CO"/>
-        </w:rPr>
-        <w:t>Paso 2: Estructura de la Aplicación</w:t>
-      </w:r>
-    </w:p>
-    <w:p>
-      <w:pPr>
-        <w:rPr>
-          <w:rFonts w:asciiTheme="majorHAnsi" w:hAnsiTheme="majorHAnsi"/>
-          <w:sz w:val="24"/>
-          <w:szCs w:val="24"/>
-          <w:lang w:val="es-CO"/>
-        </w:rPr>
-      </w:pPr>
-      <w:r>
-        <w:rPr>
-          <w:rFonts w:asciiTheme="majorHAnsi" w:hAnsiTheme="majorHAnsi"/>
-          <w:sz w:val="24"/>
-          <w:szCs w:val="24"/>
-          <w:lang w:val="es-CO"/>
-        </w:rPr>
-        <w:t xml:space="preserve">Dentro del directorio </w:t>
-      </w:r>
-      <w:proofErr w:type="spellStart"/>
-      <w:r>
-        <w:rPr>
-          <w:rFonts w:asciiTheme="majorHAnsi" w:hAnsiTheme="majorHAnsi"/>
-          <w:sz w:val="24"/>
-          <w:szCs w:val="24"/>
-          <w:lang w:val="es-CO"/>
-        </w:rPr>
-        <w:t>crm</w:t>
-      </w:r>
-      <w:proofErr w:type="spellEnd"/>
-      <w:r>
-        <w:rPr>
-          <w:rFonts w:asciiTheme="majorHAnsi" w:hAnsiTheme="majorHAnsi"/>
-          <w:sz w:val="24"/>
-          <w:szCs w:val="24"/>
-          <w:lang w:val="es-CO"/>
-        </w:rPr>
-        <w:t>, encontrarás varios archivos:</w:t>
-      </w:r>
-    </w:p>
-    <w:p>
-      <w:pPr>
-        <w:rPr>
-          <w:rFonts w:asciiTheme="majorHAnsi" w:hAnsiTheme="majorHAnsi"/>
-          <w:sz w:val="24"/>
-          <w:szCs w:val="24"/>
-          <w:lang w:val="es-CO"/>
-        </w:rPr>
-      </w:pPr>
-    </w:p>
-    <w:p>
-      <w:pPr>
-        <w:rPr>
-          <w:rFonts w:asciiTheme="majorHAnsi" w:hAnsiTheme="majorHAnsi"/>
-          <w:sz w:val="24"/>
-          <w:szCs w:val="24"/>
-          <w:lang w:val="es-CO"/>
-        </w:rPr>
-      </w:pPr>
-      <w:r>
-        <w:rPr>
-          <w:rFonts w:asciiTheme="majorHAnsi" w:hAnsiTheme="majorHAnsi"/>
-          <w:sz w:val="24"/>
-          <w:szCs w:val="24"/>
-          <w:lang w:val="es-CO"/>
-        </w:rPr>
-        <w:t>__init__.py: Indica que este directorio debe ser tratado como un paquete Python.</w:t>
-      </w:r>
-    </w:p>
-    <w:p>
-      <w:pPr>
-        <w:rPr>
-          <w:rFonts w:asciiTheme="majorHAnsi" w:hAnsiTheme="majorHAnsi"/>
-          <w:sz w:val="24"/>
-          <w:szCs w:val="24"/>
-          <w:lang w:val="es-CO"/>
-        </w:rPr>
-      </w:pPr>
-      <w:r>
-        <w:rPr>
-          <w:rFonts w:asciiTheme="majorHAnsi" w:hAnsiTheme="majorHAnsi"/>
-          <w:sz w:val="24"/>
-          <w:szCs w:val="24"/>
-          <w:lang w:val="es-CO"/>
-        </w:rPr>
-        <w:t>admin.py: Aquí puedes registrar modelos para que aparezcan en la interfaz de administración de Django.</w:t>
-      </w:r>
-    </w:p>
-    <w:p>
-      <w:pPr>
-        <w:rPr>
-          <w:rFonts w:asciiTheme="majorHAnsi" w:hAnsiTheme="majorHAnsi"/>
-          <w:sz w:val="24"/>
-          <w:szCs w:val="24"/>
-          <w:lang w:val="es-CO"/>
-        </w:rPr>
-      </w:pPr>
-      <w:r>
-        <w:rPr>
-          <w:rFonts w:asciiTheme="majorHAnsi" w:hAnsiTheme="majorHAnsi"/>
-          <w:sz w:val="24"/>
-          <w:szCs w:val="24"/>
-          <w:lang w:val="es-CO"/>
-        </w:rPr>
-        <w:t>apps.py: Contiene la configuración de la aplicación.</w:t>
-      </w:r>
-    </w:p>
-    <w:p>
-      <w:pPr>
-        <w:rPr>
-          <w:rFonts w:asciiTheme="majorHAnsi" w:hAnsiTheme="majorHAnsi"/>
-          <w:sz w:val="24"/>
-          <w:szCs w:val="24"/>
-          <w:lang w:val="es-CO"/>
-        </w:rPr>
-      </w:pPr>
-      <w:r>
-        <w:rPr>
-          <w:rFonts w:asciiTheme="majorHAnsi" w:hAnsiTheme="majorHAnsi"/>
-          <w:sz w:val="24"/>
-          <w:szCs w:val="24"/>
-          <w:lang w:val="es-CO"/>
-        </w:rPr>
-        <w:t>models.py: Aquí defines tus modelos (clases que representan la estructura de tu base de datos).</w:t>
-      </w:r>
-    </w:p>
-    <w:p>
-      <w:pPr>
-        <w:rPr>
-          <w:rFonts w:asciiTheme="majorHAnsi" w:hAnsiTheme="majorHAnsi"/>
-          <w:sz w:val="24"/>
-          <w:szCs w:val="24"/>
-          <w:lang w:val="es-CO"/>
-        </w:rPr>
-      </w:pPr>
-      <w:r>
-        <w:rPr>
-          <w:rFonts w:asciiTheme="majorHAnsi" w:hAnsiTheme="majorHAnsi"/>
-          <w:sz w:val="24"/>
-          <w:szCs w:val="24"/>
-          <w:lang w:val="es-CO"/>
-        </w:rPr>
-        <w:t>tests.py: Para escribir pruebas unitarias para tu aplicación.</w:t>
-      </w:r>
-    </w:p>
-    <w:p>
-      <w:pPr>
-        <w:rPr>
-          <w:rFonts w:asciiTheme="majorHAnsi" w:hAnsiTheme="majorHAnsi"/>
-          <w:sz w:val="24"/>
-          <w:szCs w:val="24"/>
-          <w:lang w:val="es-CO"/>
-        </w:rPr>
-      </w:pPr>
-      <w:r>
-        <w:rPr>
-          <w:rFonts w:asciiTheme="majorHAnsi" w:hAnsiTheme="majorHAnsi"/>
-          <w:sz w:val="24"/>
-          <w:szCs w:val="24"/>
-          <w:lang w:val="es-CO"/>
-        </w:rPr>
-        <w:lastRenderedPageBreak/>
-        <w:t>views.py: Aquí defines las vistas, que son funciones o clases que manejan la lógica de negocio y devuelven respuestas HTTP.</w:t>
-      </w:r>
-    </w:p>
-    <w:p>
-      <w:pPr>
-        <w:rPr>
-          <w:rFonts w:asciiTheme="majorHAnsi" w:hAnsiTheme="majorHAnsi"/>
-          <w:b/>
-          <w:bCs/>
-          <w:sz w:val="24"/>
-          <w:szCs w:val="24"/>
-          <w:lang w:val="es-CO"/>
-        </w:rPr>
-      </w:pPr>
-      <w:r>
-        <w:rPr>
-          <w:rFonts w:asciiTheme="majorHAnsi" w:hAnsiTheme="majorHAnsi"/>
-          <w:b/>
-          <w:bCs/>
-          <w:sz w:val="24"/>
-          <w:szCs w:val="24"/>
-          <w:lang w:val="es-CO"/>
-        </w:rPr>
-        <w:t>Paso 3: Registrar la Aplicación</w:t>
-      </w:r>
-    </w:p>
-    <w:p>
-      <w:pPr>
-        <w:rPr>
-          <w:rFonts w:asciiTheme="majorHAnsi" w:hAnsiTheme="majorHAnsi"/>
-          <w:sz w:val="24"/>
-          <w:szCs w:val="24"/>
-          <w:lang w:val="es-CO"/>
-        </w:rPr>
-      </w:pPr>
-      <w:r>
-        <w:rPr>
-          <w:rFonts w:asciiTheme="majorHAnsi" w:hAnsiTheme="majorHAnsi"/>
-          <w:sz w:val="24"/>
-          <w:szCs w:val="24"/>
-          <w:lang w:val="es-CO"/>
-        </w:rPr>
-        <w:t>Debes registrar tu nueva aplicación en el archivo de configuración del proyecto. Abre settings.py (que se encuentra en el directorio del proyecto) y busca la sección INSTALLED_APPS. Agrega el nombre de tu aplicación:</w:t>
-      </w:r>
-    </w:p>
-    <w:p>
-      <w:pPr>
-        <w:rPr>
-          <w:rFonts w:asciiTheme="majorHAnsi" w:hAnsiTheme="majorHAnsi"/>
-          <w:sz w:val="24"/>
-          <w:szCs w:val="24"/>
-          <w:lang w:val="es-CO"/>
-        </w:rPr>
-      </w:pPr>
-    </w:p>
-    <w:p>
-      <w:pPr>
-        <w:ind w:left="708"/>
-        <w:rPr>
-          <w:rFonts w:asciiTheme="majorHAnsi" w:hAnsiTheme="majorHAnsi"/>
-          <w:sz w:val="24"/>
-          <w:szCs w:val="24"/>
-          <w:lang w:val="es-CO"/>
-        </w:rPr>
-      </w:pPr>
-      <w:r>
-        <w:rPr>
-          <w:rFonts w:asciiTheme="majorHAnsi" w:hAnsiTheme="majorHAnsi"/>
-          <w:sz w:val="24"/>
-          <w:szCs w:val="24"/>
-          <w:lang w:val="es-CO"/>
-        </w:rPr>
-        <w:t>INSTALLED_APPS = [</w:t>
-      </w:r>
-    </w:p>
-    <w:p>
-      <w:pPr>
-        <w:ind w:left="708"/>
-        <w:rPr>
-          <w:rFonts w:asciiTheme="majorHAnsi" w:hAnsiTheme="majorHAnsi"/>
-          <w:sz w:val="24"/>
-          <w:szCs w:val="24"/>
-          <w:lang w:val="es-CO"/>
-        </w:rPr>
-      </w:pPr>
-      <w:r>
-        <w:rPr>
-          <w:rFonts w:asciiTheme="majorHAnsi" w:hAnsiTheme="majorHAnsi"/>
-          <w:sz w:val="24"/>
-          <w:szCs w:val="24"/>
-          <w:lang w:val="es-CO"/>
-        </w:rPr>
-        <w:t xml:space="preserve">    ...,</w:t>
-      </w:r>
-    </w:p>
-    <w:p>
-      <w:pPr>
-        <w:ind w:left="708"/>
-        <w:rPr>
-          <w:rFonts w:asciiTheme="majorHAnsi" w:hAnsiTheme="majorHAnsi"/>
-          <w:sz w:val="24"/>
-          <w:szCs w:val="24"/>
-          <w:lang w:val="es-CO"/>
-        </w:rPr>
-      </w:pPr>
-      <w:r>
-        <w:rPr>
-          <w:rFonts w:asciiTheme="majorHAnsi" w:hAnsiTheme="majorHAnsi"/>
-          <w:sz w:val="24"/>
-          <w:szCs w:val="24"/>
-          <w:lang w:val="es-CO"/>
-        </w:rPr>
-        <w:t xml:space="preserve">    '</w:t>
-      </w:r>
-      <w:proofErr w:type="spellStart"/>
-      <w:r>
-        <w:rPr>
-          <w:rFonts w:asciiTheme="majorHAnsi" w:hAnsiTheme="majorHAnsi"/>
-          <w:sz w:val="24"/>
-          <w:szCs w:val="24"/>
-          <w:lang w:val="es-CO"/>
-        </w:rPr>
-        <w:t>crm</w:t>
-      </w:r>
-      <w:proofErr w:type="spellEnd"/>
-      <w:r>
-        <w:rPr>
-          <w:rFonts w:asciiTheme="majorHAnsi" w:hAnsiTheme="majorHAnsi"/>
-          <w:sz w:val="24"/>
-          <w:szCs w:val="24"/>
-          <w:lang w:val="es-CO"/>
-        </w:rPr>
-        <w:t>',</w:t>
-      </w:r>
-    </w:p>
-    <w:p>
-      <w:pPr>
-        <w:ind w:left="708"/>
-        <w:rPr>
-          <w:rFonts w:asciiTheme="majorHAnsi" w:hAnsiTheme="majorHAnsi"/>
-          <w:sz w:val="24"/>
-          <w:szCs w:val="24"/>
-          <w:lang w:val="es-CO"/>
-        </w:rPr>
-      </w:pPr>
-      <w:r>
-        <w:rPr>
-          <w:rFonts w:asciiTheme="majorHAnsi" w:hAnsiTheme="majorHAnsi"/>
-          <w:sz w:val="24"/>
-          <w:szCs w:val="24"/>
-          <w:lang w:val="es-CO"/>
-        </w:rPr>
-        <w:t>]</w:t>
-      </w:r>
-    </w:p>
-    <w:p>
-      <w:pPr>
-        <w:rPr>
-          <w:rFonts w:asciiTheme="majorHAnsi" w:hAnsiTheme="majorHAnsi"/>
-          <w:sz w:val="24"/>
-          <w:szCs w:val="24"/>
-          <w:lang w:val="es-CO"/>
-        </w:rPr>
-      </w:pPr>
-      <w:r>
-        <w:rPr>
-          <w:rFonts w:asciiTheme="majorHAnsi" w:hAnsiTheme="majorHAnsi"/>
-          <w:sz w:val="24"/>
-          <w:szCs w:val="24"/>
-          <w:lang w:val="es-CO"/>
-        </w:rPr>
-        <w:t>¿Qué hace este paso?</w:t>
-      </w:r>
-    </w:p>
-    <w:p>
-      <w:pPr>
-        <w:rPr>
-          <w:rFonts w:asciiTheme="majorHAnsi" w:hAnsiTheme="majorHAnsi"/>
-          <w:sz w:val="24"/>
-          <w:szCs w:val="24"/>
-          <w:lang w:val="es-CO"/>
-        </w:rPr>
-      </w:pPr>
-      <w:r>
-        <w:rPr>
-          <w:rFonts w:asciiTheme="majorHAnsi" w:hAnsiTheme="majorHAnsi"/>
-          <w:sz w:val="24"/>
-          <w:szCs w:val="24"/>
-          <w:lang w:val="es-CO"/>
-        </w:rPr>
-        <w:t>Al agregar '</w:t>
-      </w:r>
-      <w:proofErr w:type="spellStart"/>
-      <w:r>
-        <w:rPr>
-          <w:rFonts w:asciiTheme="majorHAnsi" w:hAnsiTheme="majorHAnsi"/>
-          <w:sz w:val="24"/>
-          <w:szCs w:val="24"/>
-          <w:lang w:val="es-CO"/>
-        </w:rPr>
-        <w:t>crm</w:t>
-      </w:r>
-      <w:proofErr w:type="spellEnd"/>
-      <w:r>
-        <w:rPr>
-          <w:rFonts w:asciiTheme="majorHAnsi" w:hAnsiTheme="majorHAnsi"/>
-          <w:sz w:val="24"/>
-          <w:szCs w:val="24"/>
-          <w:lang w:val="es-CO"/>
-        </w:rPr>
-        <w:t>' a INSTALLED_APPS, le estás diciendo a Django que reconozca esta aplicación y que debe incluirla en las operaciones de la base de datos, la administración, etc.</w:t>
-      </w:r>
-    </w:p>
-    <w:p>
-      <w:pPr>
-        <w:rPr>
-          <w:rFonts w:asciiTheme="majorHAnsi" w:hAnsiTheme="majorHAnsi"/>
-          <w:b/>
-          <w:bCs/>
-          <w:sz w:val="24"/>
-          <w:szCs w:val="24"/>
-          <w:lang w:val="es-CO"/>
-        </w:rPr>
-      </w:pPr>
-      <w:r>
-        <w:rPr>
-          <w:rFonts w:asciiTheme="majorHAnsi" w:hAnsiTheme="majorHAnsi"/>
-          <w:b/>
-          <w:bCs/>
-          <w:sz w:val="24"/>
-          <w:szCs w:val="24"/>
-          <w:lang w:val="es-CO"/>
-        </w:rPr>
-        <w:t>Paso 4: Definir Modelos</w:t>
-      </w:r>
-    </w:p>
-    <w:p>
-      <w:pPr>
-        <w:rPr>
-          <w:rFonts w:asciiTheme="majorHAnsi" w:hAnsiTheme="majorHAnsi"/>
-          <w:sz w:val="24"/>
-          <w:szCs w:val="24"/>
-          <w:lang w:val="es-CO"/>
-        </w:rPr>
-      </w:pPr>
-      <w:r>
-        <w:rPr>
-          <w:rFonts w:asciiTheme="majorHAnsi" w:hAnsiTheme="majorHAnsi"/>
-          <w:sz w:val="24"/>
-          <w:szCs w:val="24"/>
-          <w:lang w:val="es-CO"/>
-        </w:rPr>
-        <w:t>Ahora, en models.py, puedes definir tus modelos. Aquí hay un ejemplo simple de un modelo Cliente:</w:t>
-      </w:r>
-    </w:p>
-    <w:p>
-      <w:pPr>
-        <w:ind w:left="708"/>
-        <w:rPr>
-          <w:rFonts w:asciiTheme="majorHAnsi" w:hAnsiTheme="majorHAnsi"/>
-          <w:sz w:val="24"/>
-          <w:szCs w:val="24"/>
-          <w:lang w:val="es-CO"/>
-        </w:rPr>
-      </w:pPr>
-      <w:r>
-        <w:rPr>
-          <w:rFonts w:asciiTheme="majorHAnsi" w:hAnsiTheme="majorHAnsi"/>
-          <w:sz w:val="24"/>
-          <w:szCs w:val="24"/>
-          <w:lang w:val="es-CO"/>
-        </w:rPr>
-        <w:t xml:space="preserve">from </w:t>
-      </w:r>
-      <w:proofErr w:type="spellStart"/>
-      <w:r>
-        <w:rPr>
-          <w:rFonts w:asciiTheme="majorHAnsi" w:hAnsiTheme="majorHAnsi"/>
-          <w:sz w:val="24"/>
-          <w:szCs w:val="24"/>
-          <w:lang w:val="es-CO"/>
-        </w:rPr>
-        <w:t>django.db</w:t>
-      </w:r>
-      <w:proofErr w:type="spellEnd"/>
-      <w:r>
-        <w:rPr>
-          <w:rFonts w:asciiTheme="majorHAnsi" w:hAnsiTheme="majorHAnsi"/>
-          <w:sz w:val="24"/>
-          <w:szCs w:val="24"/>
-          <w:lang w:val="es-CO"/>
-        </w:rPr>
-        <w:t xml:space="preserve"> import </w:t>
-      </w:r>
-      <w:proofErr w:type="spellStart"/>
-      <w:r>
-        <w:rPr>
-          <w:rFonts w:asciiTheme="majorHAnsi" w:hAnsiTheme="majorHAnsi"/>
-          <w:sz w:val="24"/>
-          <w:szCs w:val="24"/>
-          <w:lang w:val="es-CO"/>
-        </w:rPr>
-        <w:t>models</w:t>
-      </w:r>
-      <w:proofErr w:type="spellEnd"/>
-    </w:p>
-    <w:p>
-      <w:pPr>
-        <w:ind w:left="708"/>
-        <w:rPr>
-          <w:rFonts w:asciiTheme="majorHAnsi" w:hAnsiTheme="majorHAnsi"/>
-          <w:sz w:val="24"/>
-          <w:szCs w:val="24"/>
-          <w:lang w:val="es-CO"/>
-        </w:rPr>
-      </w:pPr>
-    </w:p>
-    <w:p>
-      <w:pPr>
-        <w:ind w:left="708"/>
-        <w:rPr>
-          <w:rFonts w:asciiTheme="majorHAnsi" w:hAnsiTheme="majorHAnsi"/>
-          <w:sz w:val="24"/>
-          <w:szCs w:val="24"/>
-          <w:lang w:val="es-CO"/>
-        </w:rPr>
-      </w:pPr>
-      <w:proofErr w:type="spellStart"/>
-      <w:r>
-        <w:rPr>
-          <w:rFonts w:asciiTheme="majorHAnsi" w:hAnsiTheme="majorHAnsi"/>
-          <w:sz w:val="24"/>
-          <w:szCs w:val="24"/>
-          <w:lang w:val="es-CO"/>
-        </w:rPr>
-        <w:t>class</w:t>
-      </w:r>
-      <w:proofErr w:type="spellEnd"/>
-      <w:r>
-        <w:rPr>
-          <w:rFonts w:asciiTheme="majorHAnsi" w:hAnsiTheme="majorHAnsi"/>
-          <w:sz w:val="24"/>
-          <w:szCs w:val="24"/>
-          <w:lang w:val="es-CO"/>
-        </w:rPr>
-        <w:t xml:space="preserve"> Cliente(</w:t>
-      </w:r>
-      <w:proofErr w:type="spellStart"/>
-      <w:proofErr w:type="gramStart"/>
-      <w:r>
-        <w:rPr>
-          <w:rFonts w:asciiTheme="majorHAnsi" w:hAnsiTheme="majorHAnsi"/>
-          <w:sz w:val="24"/>
-          <w:szCs w:val="24"/>
-          <w:lang w:val="es-CO"/>
-        </w:rPr>
-        <w:t>models.Model</w:t>
-      </w:r>
-      <w:proofErr w:type="spellEnd"/>
-      <w:proofErr w:type="gramEnd"/>
-      <w:r>
-        <w:rPr>
-          <w:rFonts w:asciiTheme="majorHAnsi" w:hAnsiTheme="majorHAnsi"/>
-          <w:sz w:val="24"/>
-          <w:szCs w:val="24"/>
-          <w:lang w:val="es-CO"/>
-        </w:rPr>
-        <w:t>):</w:t>
-      </w:r>
-    </w:p>
-    <w:p>
-      <w:pPr>
-        <w:ind w:left="708"/>
-        <w:rPr>
-          <w:rFonts w:asciiTheme="majorHAnsi" w:hAnsiTheme="majorHAnsi"/>
-          <w:sz w:val="24"/>
-          <w:szCs w:val="24"/>
-          <w:lang w:val="es-CO"/>
-        </w:rPr>
-      </w:pPr>
-      <w:r>
-        <w:rPr>
-          <w:rFonts w:asciiTheme="majorHAnsi" w:hAnsiTheme="majorHAnsi"/>
-          <w:sz w:val="24"/>
-          <w:szCs w:val="24"/>
-          <w:lang w:val="es-CO"/>
-        </w:rPr>
-        <w:t xml:space="preserve">    nombre = </w:t>
-      </w:r>
-      <w:proofErr w:type="spellStart"/>
-      <w:proofErr w:type="gramStart"/>
-      <w:r>
-        <w:rPr>
-          <w:rFonts w:asciiTheme="majorHAnsi" w:hAnsiTheme="majorHAnsi"/>
-          <w:sz w:val="24"/>
-          <w:szCs w:val="24"/>
-          <w:lang w:val="es-CO"/>
-        </w:rPr>
-        <w:t>models.CharField</w:t>
-      </w:r>
-      <w:proofErr w:type="spellEnd"/>
-      <w:proofErr w:type="gramEnd"/>
-      <w:r>
-        <w:rPr>
-          <w:rFonts w:asciiTheme="majorHAnsi" w:hAnsiTheme="majorHAnsi"/>
-          <w:sz w:val="24"/>
-          <w:szCs w:val="24"/>
-          <w:lang w:val="es-CO"/>
-        </w:rPr>
-        <w:t>(</w:t>
-      </w:r>
-      <w:proofErr w:type="spellStart"/>
-      <w:r>
-        <w:rPr>
-          <w:rFonts w:asciiTheme="majorHAnsi" w:hAnsiTheme="majorHAnsi"/>
-          <w:sz w:val="24"/>
-          <w:szCs w:val="24"/>
-          <w:lang w:val="es-CO"/>
-        </w:rPr>
-        <w:t>max_length</w:t>
-      </w:r>
-      <w:proofErr w:type="spellEnd"/>
-      <w:r>
-        <w:rPr>
-          <w:rFonts w:asciiTheme="majorHAnsi" w:hAnsiTheme="majorHAnsi"/>
-          <w:sz w:val="24"/>
-          <w:szCs w:val="24"/>
-          <w:lang w:val="es-CO"/>
-        </w:rPr>
-        <w:t>=100)</w:t>
-      </w:r>
-    </w:p>
-    <w:p>
-      <w:pPr>
-        <w:ind w:left="708"/>
-        <w:rPr>
-          <w:rFonts w:asciiTheme="majorHAnsi" w:hAnsiTheme="majorHAnsi"/>
-          <w:sz w:val="24"/>
-          <w:szCs w:val="24"/>
-          <w:lang w:val="es-CO"/>
-        </w:rPr>
-      </w:pPr>
-      <w:r>
-        <w:rPr>
-          <w:rFonts w:asciiTheme="majorHAnsi" w:hAnsiTheme="majorHAnsi"/>
-          <w:sz w:val="24"/>
-          <w:szCs w:val="24"/>
-          <w:lang w:val="es-CO"/>
-        </w:rPr>
-        <w:t xml:space="preserve">    email = </w:t>
-      </w:r>
-      <w:proofErr w:type="spellStart"/>
-      <w:proofErr w:type="gramStart"/>
-      <w:r>
-        <w:rPr>
-          <w:rFonts w:asciiTheme="majorHAnsi" w:hAnsiTheme="majorHAnsi"/>
-          <w:sz w:val="24"/>
-          <w:szCs w:val="24"/>
-          <w:lang w:val="es-CO"/>
-        </w:rPr>
-        <w:t>models.EmailField</w:t>
-      </w:r>
-      <w:proofErr w:type="spellEnd"/>
-      <w:proofErr w:type="gramEnd"/>
-      <w:r>
-        <w:rPr>
-          <w:rFonts w:asciiTheme="majorHAnsi" w:hAnsiTheme="majorHAnsi"/>
-          <w:sz w:val="24"/>
-          <w:szCs w:val="24"/>
-          <w:lang w:val="es-CO"/>
-        </w:rPr>
-        <w:t>()</w:t>
-      </w:r>
-    </w:p>
-    <w:p>
-      <w:pPr>
-        <w:ind w:left="708"/>
-        <w:rPr>
-          <w:rFonts w:asciiTheme="majorHAnsi" w:hAnsiTheme="majorHAnsi"/>
-          <w:sz w:val="24"/>
-          <w:szCs w:val="24"/>
-          <w:lang w:val="es-CO"/>
-        </w:rPr>
-      </w:pPr>
-      <w:r>
-        <w:rPr>
-          <w:rFonts w:asciiTheme="majorHAnsi" w:hAnsiTheme="majorHAnsi"/>
-          <w:sz w:val="24"/>
-          <w:szCs w:val="24"/>
-          <w:lang w:val="es-CO"/>
-        </w:rPr>
-        <w:t xml:space="preserve">    </w:t>
-      </w:r>
-      <w:proofErr w:type="spellStart"/>
-      <w:r>
-        <w:rPr>
-          <w:rFonts w:asciiTheme="majorHAnsi" w:hAnsiTheme="majorHAnsi"/>
-          <w:sz w:val="24"/>
-          <w:szCs w:val="24"/>
-          <w:lang w:val="es-CO"/>
-        </w:rPr>
-        <w:t>telefono</w:t>
-      </w:r>
-      <w:proofErr w:type="spellEnd"/>
-      <w:r>
-        <w:rPr>
-          <w:rFonts w:asciiTheme="majorHAnsi" w:hAnsiTheme="majorHAnsi"/>
-          <w:sz w:val="24"/>
-          <w:szCs w:val="24"/>
-          <w:lang w:val="es-CO"/>
-        </w:rPr>
-        <w:t xml:space="preserve"> = </w:t>
-      </w:r>
-      <w:proofErr w:type="spellStart"/>
-      <w:proofErr w:type="gramStart"/>
-      <w:r>
-        <w:rPr>
-          <w:rFonts w:asciiTheme="majorHAnsi" w:hAnsiTheme="majorHAnsi"/>
-          <w:sz w:val="24"/>
-          <w:szCs w:val="24"/>
-          <w:lang w:val="es-CO"/>
-        </w:rPr>
-        <w:t>models.CharField</w:t>
-      </w:r>
-      <w:proofErr w:type="spellEnd"/>
-      <w:proofErr w:type="gramEnd"/>
-      <w:r>
-        <w:rPr>
-          <w:rFonts w:asciiTheme="majorHAnsi" w:hAnsiTheme="majorHAnsi"/>
-          <w:sz w:val="24"/>
-          <w:szCs w:val="24"/>
-          <w:lang w:val="es-CO"/>
-        </w:rPr>
-        <w:t>(</w:t>
-      </w:r>
-      <w:proofErr w:type="spellStart"/>
-      <w:r>
-        <w:rPr>
-          <w:rFonts w:asciiTheme="majorHAnsi" w:hAnsiTheme="majorHAnsi"/>
-          <w:sz w:val="24"/>
-          <w:szCs w:val="24"/>
-          <w:lang w:val="es-CO"/>
-        </w:rPr>
-        <w:t>max_length</w:t>
-      </w:r>
-      <w:proofErr w:type="spellEnd"/>
-      <w:r>
-        <w:rPr>
-          <w:rFonts w:asciiTheme="majorHAnsi" w:hAnsiTheme="majorHAnsi"/>
-          <w:sz w:val="24"/>
-          <w:szCs w:val="24"/>
-          <w:lang w:val="es-CO"/>
-        </w:rPr>
-        <w:t>=15)</w:t>
-      </w:r>
-    </w:p>
-    <w:p>
-      <w:pPr>
-        <w:ind w:left="708"/>
-        <w:rPr>
-          <w:rFonts w:asciiTheme="majorHAnsi" w:hAnsiTheme="majorHAnsi"/>
-          <w:sz w:val="24"/>
-          <w:szCs w:val="24"/>
-          <w:lang w:val="es-CO"/>
-        </w:rPr>
-      </w:pPr>
-    </w:p>
-    <w:p>
-      <w:pPr>
-        <w:ind w:left="708"/>
-        <w:rPr>
-          <w:rFonts w:asciiTheme="majorHAnsi" w:hAnsiTheme="majorHAnsi"/>
-          <w:sz w:val="24"/>
-          <w:szCs w:val="24"/>
-          <w:lang w:val="es-CO"/>
-        </w:rPr>
-      </w:pPr>
-      <w:r>
-        <w:rPr>
-          <w:rFonts w:asciiTheme="majorHAnsi" w:hAnsiTheme="majorHAnsi"/>
-          <w:sz w:val="24"/>
-          <w:szCs w:val="24"/>
-          <w:lang w:val="es-CO"/>
-        </w:rPr>
-        <w:t xml:space="preserve">    </w:t>
-      </w:r>
-      <w:proofErr w:type="spellStart"/>
-      <w:r>
-        <w:rPr>
-          <w:rFonts w:asciiTheme="majorHAnsi" w:hAnsiTheme="majorHAnsi"/>
-          <w:sz w:val="24"/>
-          <w:szCs w:val="24"/>
-          <w:lang w:val="es-CO"/>
-        </w:rPr>
-        <w:t>def</w:t>
-      </w:r>
-      <w:proofErr w:type="spellEnd"/>
-      <w:r>
-        <w:rPr>
-          <w:rFonts w:asciiTheme="majorHAnsi" w:hAnsiTheme="majorHAnsi"/>
-          <w:sz w:val="24"/>
-          <w:szCs w:val="24"/>
-          <w:lang w:val="es-CO"/>
-        </w:rPr>
-        <w:t xml:space="preserve"> __</w:t>
-      </w:r>
-      <w:proofErr w:type="spellStart"/>
-      <w:r>
-        <w:rPr>
-          <w:rFonts w:asciiTheme="majorHAnsi" w:hAnsiTheme="majorHAnsi"/>
-          <w:sz w:val="24"/>
-          <w:szCs w:val="24"/>
-          <w:lang w:val="es-CO"/>
-        </w:rPr>
-        <w:t>str</w:t>
-      </w:r>
-      <w:proofErr w:type="spellEnd"/>
-      <w:r>
-        <w:rPr>
-          <w:rFonts w:asciiTheme="majorHAnsi" w:hAnsiTheme="majorHAnsi"/>
-          <w:sz w:val="24"/>
-          <w:szCs w:val="24"/>
-          <w:lang w:val="es-CO"/>
-        </w:rPr>
-        <w:t>__(</w:t>
-      </w:r>
-      <w:proofErr w:type="spellStart"/>
-      <w:r>
-        <w:rPr>
-          <w:rFonts w:asciiTheme="majorHAnsi" w:hAnsiTheme="majorHAnsi"/>
-          <w:sz w:val="24"/>
-          <w:szCs w:val="24"/>
-          <w:lang w:val="es-CO"/>
-        </w:rPr>
-        <w:t>self</w:t>
-      </w:r>
-      <w:proofErr w:type="spellEnd"/>
-      <w:r>
-        <w:rPr>
-          <w:rFonts w:asciiTheme="majorHAnsi" w:hAnsiTheme="majorHAnsi"/>
-          <w:sz w:val="24"/>
-          <w:szCs w:val="24"/>
-          <w:lang w:val="es-CO"/>
-        </w:rPr>
-        <w:t>):</w:t>
-      </w:r>
-    </w:p>
-    <w:p>
-      <w:pPr>
-        <w:ind w:left="708"/>
-        <w:rPr>
-          <w:rFonts w:asciiTheme="majorHAnsi" w:hAnsiTheme="majorHAnsi"/>
-          <w:sz w:val="24"/>
-          <w:szCs w:val="24"/>
-          <w:lang w:val="es-CO"/>
-        </w:rPr>
-      </w:pPr>
-      <w:r>
-        <w:rPr>
-          <w:rFonts w:asciiTheme="majorHAnsi" w:hAnsiTheme="majorHAnsi"/>
-          <w:sz w:val="24"/>
-          <w:szCs w:val="24"/>
-          <w:lang w:val="es-CO"/>
-        </w:rPr>
-        <w:t xml:space="preserve">        </w:t>
-      </w:r>
-      <w:proofErr w:type="spellStart"/>
-      <w:r>
-        <w:rPr>
-          <w:rFonts w:asciiTheme="majorHAnsi" w:hAnsiTheme="majorHAnsi"/>
-          <w:sz w:val="24"/>
-          <w:szCs w:val="24"/>
-          <w:lang w:val="es-CO"/>
-        </w:rPr>
-        <w:t>return</w:t>
-      </w:r>
-      <w:proofErr w:type="spellEnd"/>
-      <w:r>
-        <w:rPr>
-          <w:rFonts w:asciiTheme="majorHAnsi" w:hAnsiTheme="majorHAnsi"/>
-          <w:sz w:val="24"/>
-          <w:szCs w:val="24"/>
-          <w:lang w:val="es-CO"/>
-        </w:rPr>
-        <w:t xml:space="preserve"> </w:t>
-      </w:r>
-      <w:proofErr w:type="spellStart"/>
-      <w:proofErr w:type="gramStart"/>
-      <w:r>
-        <w:rPr>
-          <w:rFonts w:asciiTheme="majorHAnsi" w:hAnsiTheme="majorHAnsi"/>
-          <w:sz w:val="24"/>
-          <w:szCs w:val="24"/>
-          <w:lang w:val="es-CO"/>
-        </w:rPr>
-        <w:t>self.nombre</w:t>
-      </w:r>
-      <w:proofErr w:type="spellEnd"/>
-      <w:proofErr w:type="gramEnd"/>
-    </w:p>
-    <w:p>
-      <w:pPr>
-        <w:rPr>
-          <w:rFonts w:asciiTheme="majorHAnsi" w:hAnsiTheme="majorHAnsi"/>
-          <w:sz w:val="24"/>
-          <w:szCs w:val="24"/>
-          <w:lang w:val="es-CO"/>
-        </w:rPr>
-      </w:pPr>
-      <w:proofErr w:type="spellStart"/>
-      <w:proofErr w:type="gramStart"/>
-      <w:r>
-        <w:rPr>
-          <w:rFonts w:asciiTheme="majorHAnsi" w:hAnsiTheme="majorHAnsi"/>
-          <w:sz w:val="24"/>
-          <w:szCs w:val="24"/>
-          <w:lang w:val="es-CO"/>
-        </w:rPr>
-        <w:t>models.Model</w:t>
-      </w:r>
-      <w:proofErr w:type="spellEnd"/>
-      <w:proofErr w:type="gramEnd"/>
-      <w:r>
-        <w:rPr>
-          <w:rFonts w:asciiTheme="majorHAnsi" w:hAnsiTheme="majorHAnsi"/>
-          <w:sz w:val="24"/>
-          <w:szCs w:val="24"/>
-          <w:lang w:val="es-CO"/>
-        </w:rPr>
-        <w:t xml:space="preserve">: Tu clase Cliente hereda de </w:t>
-      </w:r>
-      <w:proofErr w:type="spellStart"/>
-      <w:r>
-        <w:rPr>
-          <w:rFonts w:asciiTheme="majorHAnsi" w:hAnsiTheme="majorHAnsi"/>
-          <w:sz w:val="24"/>
-          <w:szCs w:val="24"/>
-          <w:lang w:val="es-CO"/>
-        </w:rPr>
-        <w:t>models.Model</w:t>
-      </w:r>
-      <w:proofErr w:type="spellEnd"/>
-      <w:r>
-        <w:rPr>
-          <w:rFonts w:asciiTheme="majorHAnsi" w:hAnsiTheme="majorHAnsi"/>
-          <w:sz w:val="24"/>
-          <w:szCs w:val="24"/>
-          <w:lang w:val="es-CO"/>
-        </w:rPr>
-        <w:t>, lo que indica que es un modelo de base de datos.</w:t>
-      </w:r>
-    </w:p>
-    <w:p>
-      <w:pPr>
-        <w:rPr>
-          <w:rFonts w:asciiTheme="majorHAnsi" w:hAnsiTheme="majorHAnsi"/>
-          <w:sz w:val="24"/>
-          <w:szCs w:val="24"/>
-          <w:lang w:val="es-CO"/>
-        </w:rPr>
-      </w:pPr>
-      <w:proofErr w:type="spellStart"/>
-      <w:r>
-        <w:rPr>
-          <w:rFonts w:asciiTheme="majorHAnsi" w:hAnsiTheme="majorHAnsi"/>
-          <w:sz w:val="24"/>
-          <w:szCs w:val="24"/>
-          <w:lang w:val="es-CO"/>
-        </w:rPr>
-        <w:lastRenderedPageBreak/>
-        <w:t>CharField</w:t>
-      </w:r>
-      <w:proofErr w:type="spellEnd"/>
-      <w:r>
-        <w:rPr>
-          <w:rFonts w:asciiTheme="majorHAnsi" w:hAnsiTheme="majorHAnsi"/>
-          <w:sz w:val="24"/>
-          <w:szCs w:val="24"/>
-          <w:lang w:val="es-CO"/>
-        </w:rPr>
-        <w:t xml:space="preserve"> y </w:t>
-      </w:r>
-      <w:proofErr w:type="spellStart"/>
-      <w:r>
-        <w:rPr>
-          <w:rFonts w:asciiTheme="majorHAnsi" w:hAnsiTheme="majorHAnsi"/>
-          <w:sz w:val="24"/>
-          <w:szCs w:val="24"/>
-          <w:lang w:val="es-CO"/>
-        </w:rPr>
-        <w:t>EmailField</w:t>
-      </w:r>
-      <w:proofErr w:type="spellEnd"/>
-      <w:r>
-        <w:rPr>
-          <w:rFonts w:asciiTheme="majorHAnsi" w:hAnsiTheme="majorHAnsi"/>
-          <w:sz w:val="24"/>
-          <w:szCs w:val="24"/>
-          <w:lang w:val="es-CO"/>
-        </w:rPr>
-        <w:t>: Estas son definiciones de campo que indican el tipo de datos que se almacenarán (cadena de caracteres, email, etc.).</w:t>
-      </w:r>
-    </w:p>
-    <w:p>
-      <w:pPr>
-        <w:rPr>
-          <w:rFonts w:asciiTheme="majorHAnsi" w:hAnsiTheme="majorHAnsi"/>
-          <w:sz w:val="24"/>
-          <w:szCs w:val="24"/>
-          <w:lang w:val="es-CO"/>
-        </w:rPr>
-      </w:pPr>
-      <w:r>
-        <w:rPr>
-          <w:rFonts w:asciiTheme="majorHAnsi" w:hAnsiTheme="majorHAnsi"/>
-          <w:sz w:val="24"/>
-          <w:szCs w:val="24"/>
-          <w:lang w:val="es-CO"/>
-        </w:rPr>
-        <w:t>__</w:t>
-      </w:r>
-      <w:proofErr w:type="spellStart"/>
-      <w:r>
-        <w:rPr>
-          <w:rFonts w:asciiTheme="majorHAnsi" w:hAnsiTheme="majorHAnsi"/>
-          <w:sz w:val="24"/>
-          <w:szCs w:val="24"/>
-          <w:lang w:val="es-CO"/>
-        </w:rPr>
-        <w:t>str</w:t>
-      </w:r>
-      <w:proofErr w:type="spellEnd"/>
-      <w:r>
-        <w:rPr>
-          <w:rFonts w:asciiTheme="majorHAnsi" w:hAnsiTheme="majorHAnsi"/>
-          <w:sz w:val="24"/>
-          <w:szCs w:val="24"/>
-          <w:lang w:val="es-CO"/>
-        </w:rPr>
-        <w:t>__: Este método define cómo se representará el objeto cuando lo conviertas a una cadena (por ejemplo, en la interfaz de administración).</w:t>
-      </w:r>
-    </w:p>
-    <w:p>
-      <w:pPr>
-        <w:rPr>
-          <w:rFonts w:asciiTheme="majorHAnsi" w:hAnsiTheme="majorHAnsi"/>
-          <w:sz w:val="24"/>
-          <w:szCs w:val="24"/>
-          <w:lang w:val="es-CO"/>
-        </w:rPr>
-      </w:pPr>
-      <w:r>
-        <w:rPr>
-          <w:rFonts w:asciiTheme="majorHAnsi" w:hAnsiTheme="majorHAnsi"/>
-          <w:sz w:val="24"/>
-          <w:szCs w:val="24"/>
-          <w:lang w:val="es-CO"/>
-        </w:rPr>
-        <w:t>¿Qué sucede en este paso?</w:t>
-      </w:r>
-    </w:p>
-    <w:p>
-      <w:pPr>
-        <w:rPr>
-          <w:rFonts w:asciiTheme="majorHAnsi" w:hAnsiTheme="majorHAnsi"/>
-          <w:sz w:val="24"/>
-          <w:szCs w:val="24"/>
-          <w:lang w:val="es-CO"/>
-        </w:rPr>
-      </w:pPr>
-      <w:r>
-        <w:rPr>
-          <w:rFonts w:asciiTheme="majorHAnsi" w:hAnsiTheme="majorHAnsi"/>
-          <w:sz w:val="24"/>
-          <w:szCs w:val="24"/>
-          <w:lang w:val="es-CO"/>
-        </w:rPr>
-        <w:t>Estás definiendo la estructura de la tabla Cliente en la base de datos. Cada atributo en la clase representa una columna en la tabla.</w:t>
-      </w:r>
-    </w:p>
-    <w:p>
-      <w:pPr>
-        <w:rPr>
-          <w:rFonts w:asciiTheme="majorHAnsi" w:hAnsiTheme="majorHAnsi"/>
-          <w:sz w:val="24"/>
-          <w:szCs w:val="24"/>
-          <w:lang w:val="es-CO"/>
-        </w:rPr>
-      </w:pPr>
-      <w:r>
-        <w:rPr>
-          <w:rFonts w:asciiTheme="majorHAnsi" w:hAnsiTheme="majorHAnsi"/>
-          <w:sz w:val="24"/>
-          <w:szCs w:val="24"/>
-          <w:lang w:val="es-CO"/>
-        </w:rPr>
-        <w:t>Paso 5: Crear Migraciones</w:t>
-      </w:r>
-    </w:p>
-    <w:p>
-      <w:pPr>
-        <w:rPr>
-          <w:rFonts w:asciiTheme="majorHAnsi" w:hAnsiTheme="majorHAnsi"/>
-          <w:sz w:val="24"/>
-          <w:szCs w:val="24"/>
-          <w:lang w:val="es-CO"/>
-        </w:rPr>
-      </w:pPr>
-      <w:r>
-        <w:rPr>
-          <w:rFonts w:asciiTheme="majorHAnsi" w:hAnsiTheme="majorHAnsi"/>
-          <w:sz w:val="24"/>
-          <w:szCs w:val="24"/>
-          <w:lang w:val="es-CO"/>
-        </w:rPr>
-        <w:t>Después de definir tus modelos, debes crear migraciones, que son instrucciones para crear o modificar las tablas de la base de datos:</w:t>
-      </w:r>
-    </w:p>
-    <w:p>
-      <w:pPr>
-        <w:rPr>
-          <w:rFonts w:asciiTheme="majorHAnsi" w:hAnsiTheme="majorHAnsi"/>
-          <w:sz w:val="24"/>
-          <w:szCs w:val="24"/>
-          <w:lang w:val="es-CO"/>
-        </w:rPr>
-      </w:pPr>
-    </w:p>
-    <w:p>
-      <w:pPr>
-        <w:ind w:firstLine="708"/>
-        <w:rPr>
-          <w:rFonts w:asciiTheme="majorHAnsi" w:hAnsiTheme="majorHAnsi"/>
-          <w:sz w:val="24"/>
-          <w:szCs w:val="24"/>
-          <w:lang w:val="es-CO"/>
-        </w:rPr>
-      </w:pPr>
-      <w:proofErr w:type="spellStart"/>
-      <w:r>
-        <w:rPr>
-          <w:rFonts w:asciiTheme="majorHAnsi" w:hAnsiTheme="majorHAnsi"/>
-          <w:sz w:val="24"/>
-          <w:szCs w:val="24"/>
-          <w:lang w:val="es-CO"/>
-        </w:rPr>
-        <w:t>python</w:t>
-      </w:r>
-      <w:proofErr w:type="spellEnd"/>
-      <w:r>
-        <w:rPr>
-          <w:rFonts w:asciiTheme="majorHAnsi" w:hAnsiTheme="majorHAnsi"/>
-          <w:sz w:val="24"/>
-          <w:szCs w:val="24"/>
-          <w:lang w:val="es-CO"/>
-        </w:rPr>
-        <w:t xml:space="preserve"> manage.py </w:t>
-      </w:r>
-      <w:proofErr w:type="spellStart"/>
-      <w:r>
-        <w:rPr>
-          <w:rFonts w:asciiTheme="majorHAnsi" w:hAnsiTheme="majorHAnsi"/>
-          <w:sz w:val="24"/>
-          <w:szCs w:val="24"/>
-          <w:lang w:val="es-CO"/>
-        </w:rPr>
-        <w:t>makemigrations</w:t>
-      </w:r>
-      <w:proofErr w:type="spellEnd"/>
-    </w:p>
-    <w:p>
-      <w:pPr>
-        <w:rPr>
-          <w:rFonts w:asciiTheme="majorHAnsi" w:hAnsiTheme="majorHAnsi"/>
-          <w:sz w:val="24"/>
-          <w:szCs w:val="24"/>
-          <w:lang w:val="es-CO"/>
-        </w:rPr>
-      </w:pPr>
-      <w:r>
-        <w:rPr>
-          <w:rFonts w:asciiTheme="majorHAnsi" w:hAnsiTheme="majorHAnsi"/>
-          <w:sz w:val="24"/>
-          <w:szCs w:val="24"/>
-          <w:lang w:val="es-CO"/>
-        </w:rPr>
-        <w:t>¿Qué hace este paso?</w:t>
-      </w:r>
-    </w:p>
-    <w:p>
-      <w:pPr>
-        <w:rPr>
-          <w:rFonts w:asciiTheme="majorHAnsi" w:hAnsiTheme="majorHAnsi"/>
-          <w:sz w:val="24"/>
-          <w:szCs w:val="24"/>
-          <w:lang w:val="es-CO"/>
-        </w:rPr>
-      </w:pPr>
-      <w:r>
-        <w:rPr>
-          <w:rFonts w:asciiTheme="majorHAnsi" w:hAnsiTheme="majorHAnsi"/>
-          <w:sz w:val="24"/>
-          <w:szCs w:val="24"/>
-          <w:lang w:val="es-CO"/>
-        </w:rPr>
-        <w:t xml:space="preserve">Django genera archivos de migración que describen los cambios realizados en los modelos. Estos archivos se guardan en un directorio </w:t>
-      </w:r>
-      <w:proofErr w:type="spellStart"/>
-      <w:r>
-        <w:rPr>
-          <w:rFonts w:asciiTheme="majorHAnsi" w:hAnsiTheme="majorHAnsi"/>
-          <w:sz w:val="24"/>
-          <w:szCs w:val="24"/>
-          <w:lang w:val="es-CO"/>
-        </w:rPr>
-        <w:t>migrations</w:t>
-      </w:r>
-      <w:proofErr w:type="spellEnd"/>
-      <w:r>
-        <w:rPr>
-          <w:rFonts w:asciiTheme="majorHAnsi" w:hAnsiTheme="majorHAnsi"/>
-          <w:sz w:val="24"/>
-          <w:szCs w:val="24"/>
-          <w:lang w:val="es-CO"/>
-        </w:rPr>
-        <w:t xml:space="preserve"> dentro de tu aplicación.</w:t>
-      </w:r>
-    </w:p>
-    <w:p>
-      <w:pPr>
-        <w:rPr>
-          <w:rFonts w:asciiTheme="majorHAnsi" w:hAnsiTheme="majorHAnsi"/>
-          <w:b/>
-          <w:bCs/>
-          <w:sz w:val="24"/>
-          <w:szCs w:val="24"/>
-          <w:lang w:val="es-CO"/>
-        </w:rPr>
-      </w:pPr>
-      <w:r>
-        <w:rPr>
-          <w:rFonts w:asciiTheme="majorHAnsi" w:hAnsiTheme="majorHAnsi"/>
-          <w:b/>
-          <w:bCs/>
-          <w:sz w:val="24"/>
-          <w:szCs w:val="24"/>
-          <w:lang w:val="es-CO"/>
-        </w:rPr>
-        <w:t>Paso 6: Aplicar Migraciones</w:t>
-      </w:r>
-    </w:p>
-    <w:p>
-      <w:pPr>
-        <w:rPr>
-          <w:rFonts w:asciiTheme="majorHAnsi" w:hAnsiTheme="majorHAnsi"/>
-          <w:sz w:val="24"/>
-          <w:szCs w:val="24"/>
-          <w:lang w:val="es-CO"/>
-        </w:rPr>
-      </w:pPr>
-      <w:r>
-        <w:rPr>
-          <w:rFonts w:asciiTheme="majorHAnsi" w:hAnsiTheme="majorHAnsi"/>
-          <w:sz w:val="24"/>
-          <w:szCs w:val="24"/>
-          <w:lang w:val="es-CO"/>
-        </w:rPr>
-        <w:t>Una vez que has creado las migraciones, aplica esos cambios a la base de datos ejecutando:</w:t>
-      </w:r>
-    </w:p>
-    <w:p>
-      <w:pPr>
-        <w:ind w:firstLine="708"/>
-        <w:rPr>
-          <w:rFonts w:asciiTheme="majorHAnsi" w:hAnsiTheme="majorHAnsi"/>
-          <w:sz w:val="24"/>
-          <w:szCs w:val="24"/>
-          <w:lang w:val="es-CO"/>
-        </w:rPr>
-      </w:pPr>
-      <w:proofErr w:type="spellStart"/>
-      <w:r>
-        <w:rPr>
-          <w:rFonts w:asciiTheme="majorHAnsi" w:hAnsiTheme="majorHAnsi"/>
-          <w:sz w:val="24"/>
-          <w:szCs w:val="24"/>
-          <w:lang w:val="es-CO"/>
-        </w:rPr>
-        <w:t>python</w:t>
-      </w:r>
-      <w:proofErr w:type="spellEnd"/>
-      <w:r>
-        <w:rPr>
-          <w:rFonts w:asciiTheme="majorHAnsi" w:hAnsiTheme="majorHAnsi"/>
-          <w:sz w:val="24"/>
-          <w:szCs w:val="24"/>
-          <w:lang w:val="es-CO"/>
-        </w:rPr>
-        <w:t xml:space="preserve"> manage.py </w:t>
-      </w:r>
-      <w:proofErr w:type="spellStart"/>
-      <w:r>
-        <w:rPr>
-          <w:rFonts w:asciiTheme="majorHAnsi" w:hAnsiTheme="majorHAnsi"/>
-          <w:sz w:val="24"/>
-          <w:szCs w:val="24"/>
-          <w:lang w:val="es-CO"/>
-        </w:rPr>
-        <w:t>migrate</w:t>
-      </w:r>
-      <w:proofErr w:type="spellEnd"/>
-    </w:p>
-    <w:p>
-      <w:pPr>
-        <w:rPr>
-          <w:rFonts w:asciiTheme="majorHAnsi" w:hAnsiTheme="majorHAnsi"/>
-          <w:sz w:val="24"/>
-          <w:szCs w:val="24"/>
-          <w:lang w:val="es-CO"/>
-        </w:rPr>
-      </w:pPr>
-      <w:r>
-        <w:rPr>
-          <w:rFonts w:asciiTheme="majorHAnsi" w:hAnsiTheme="majorHAnsi"/>
-          <w:sz w:val="24"/>
-          <w:szCs w:val="24"/>
-          <w:lang w:val="es-CO"/>
-        </w:rPr>
-        <w:t>¿Qué hace este paso?</w:t>
-      </w:r>
-    </w:p>
-    <w:p>
-      <w:pPr>
-        <w:rPr>
-          <w:rFonts w:asciiTheme="majorHAnsi" w:hAnsiTheme="majorHAnsi"/>
-          <w:sz w:val="24"/>
-          <w:szCs w:val="24"/>
-          <w:lang w:val="es-CO"/>
-        </w:rPr>
-      </w:pPr>
-      <w:r>
-        <w:rPr>
-          <w:rFonts w:asciiTheme="majorHAnsi" w:hAnsiTheme="majorHAnsi"/>
-          <w:sz w:val="24"/>
-          <w:szCs w:val="24"/>
-          <w:lang w:val="es-CO"/>
-        </w:rPr>
-        <w:t>Aplica las migraciones pendientes y crea las tablas correspondientes en la base de datos. En este caso, se creará la tabla Cliente.</w:t>
-      </w:r>
-    </w:p>
-    <w:p>
-      <w:pPr>
-        <w:rPr>
-          <w:rFonts w:asciiTheme="majorHAnsi" w:hAnsiTheme="majorHAnsi"/>
-          <w:b/>
-          <w:bCs/>
-          <w:sz w:val="24"/>
-          <w:szCs w:val="24"/>
-          <w:lang w:val="es-CO"/>
-        </w:rPr>
-      </w:pPr>
-      <w:r>
-        <w:rPr>
-          <w:rFonts w:asciiTheme="majorHAnsi" w:hAnsiTheme="majorHAnsi"/>
-          <w:b/>
-          <w:bCs/>
-          <w:sz w:val="24"/>
-          <w:szCs w:val="24"/>
-          <w:lang w:val="es-CO"/>
-        </w:rPr>
-        <w:t>Paso 7: Acceder a la Interfaz de Administración</w:t>
-      </w:r>
-    </w:p>
-    <w:p>
-      <w:pPr>
-        <w:rPr>
-          <w:rFonts w:asciiTheme="majorHAnsi" w:hAnsiTheme="majorHAnsi"/>
-          <w:sz w:val="24"/>
-          <w:szCs w:val="24"/>
-          <w:lang w:val="es-CO"/>
-        </w:rPr>
-      </w:pPr>
-      <w:r>
-        <w:rPr>
-          <w:rFonts w:asciiTheme="majorHAnsi" w:hAnsiTheme="majorHAnsi"/>
-          <w:sz w:val="24"/>
-          <w:szCs w:val="24"/>
-          <w:lang w:val="es-CO"/>
-        </w:rPr>
-        <w:t xml:space="preserve">Para ver tus modelos en la interfaz de administración, primero necesitas registrarlos en admin.py. Agrega lo siguiente a </w:t>
-      </w:r>
-      <w:proofErr w:type="spellStart"/>
-      <w:r>
-        <w:rPr>
-          <w:rFonts w:asciiTheme="majorHAnsi" w:hAnsiTheme="majorHAnsi"/>
-          <w:sz w:val="24"/>
-          <w:szCs w:val="24"/>
-          <w:lang w:val="es-CO"/>
-        </w:rPr>
-        <w:t>crm</w:t>
-      </w:r>
-      <w:proofErr w:type="spellEnd"/>
-      <w:r>
-        <w:rPr>
-          <w:rFonts w:asciiTheme="majorHAnsi" w:hAnsiTheme="majorHAnsi"/>
-          <w:sz w:val="24"/>
-          <w:szCs w:val="24"/>
-          <w:lang w:val="es-CO"/>
-        </w:rPr>
-        <w:t>/admin.py:</w:t>
-      </w:r>
-    </w:p>
-    <w:p>
-      <w:pPr>
-        <w:ind w:firstLine="708"/>
-        <w:rPr>
-          <w:rFonts w:asciiTheme="majorHAnsi" w:hAnsiTheme="majorHAnsi"/>
-          <w:sz w:val="24"/>
-          <w:szCs w:val="24"/>
-          <w:lang w:val="es-CO"/>
-        </w:rPr>
-      </w:pPr>
-      <w:r>
-        <w:rPr>
-          <w:rFonts w:asciiTheme="majorHAnsi" w:hAnsiTheme="majorHAnsi"/>
-          <w:sz w:val="24"/>
-          <w:szCs w:val="24"/>
-          <w:lang w:val="es-CO"/>
-        </w:rPr>
-        <w:t xml:space="preserve">from </w:t>
-      </w:r>
-      <w:proofErr w:type="spellStart"/>
-      <w:proofErr w:type="gramStart"/>
-      <w:r>
-        <w:rPr>
-          <w:rFonts w:asciiTheme="majorHAnsi" w:hAnsiTheme="majorHAnsi"/>
-          <w:sz w:val="24"/>
-          <w:szCs w:val="24"/>
-          <w:lang w:val="es-CO"/>
-        </w:rPr>
-        <w:t>django.contrib</w:t>
-      </w:r>
-      <w:proofErr w:type="spellEnd"/>
-      <w:proofErr w:type="gramEnd"/>
-      <w:r>
-        <w:rPr>
-          <w:rFonts w:asciiTheme="majorHAnsi" w:hAnsiTheme="majorHAnsi"/>
-          <w:sz w:val="24"/>
-          <w:szCs w:val="24"/>
-          <w:lang w:val="es-CO"/>
-        </w:rPr>
-        <w:t xml:space="preserve"> import </w:t>
-      </w:r>
-      <w:proofErr w:type="spellStart"/>
-      <w:r>
-        <w:rPr>
-          <w:rFonts w:asciiTheme="majorHAnsi" w:hAnsiTheme="majorHAnsi"/>
-          <w:sz w:val="24"/>
-          <w:szCs w:val="24"/>
-          <w:lang w:val="es-CO"/>
-        </w:rPr>
-        <w:t>admin</w:t>
-      </w:r>
-      <w:proofErr w:type="spellEnd"/>
-    </w:p>
-    <w:p>
-      <w:pPr>
-        <w:ind w:left="708"/>
-        <w:rPr>
-          <w:rFonts w:asciiTheme="majorHAnsi" w:hAnsiTheme="majorHAnsi"/>
-          <w:sz w:val="24"/>
-          <w:szCs w:val="24"/>
-          <w:lang w:val="es-CO"/>
-        </w:rPr>
-      </w:pPr>
-      <w:proofErr w:type="gramStart"/>
-      <w:r>
-        <w:rPr>
-          <w:rFonts w:asciiTheme="majorHAnsi" w:hAnsiTheme="majorHAnsi"/>
-          <w:sz w:val="24"/>
-          <w:szCs w:val="24"/>
-          <w:lang w:val="es-CO"/>
-        </w:rPr>
-        <w:t>from .</w:t>
-      </w:r>
-      <w:proofErr w:type="spellStart"/>
-      <w:r>
-        <w:rPr>
-          <w:rFonts w:asciiTheme="majorHAnsi" w:hAnsiTheme="majorHAnsi"/>
-          <w:sz w:val="24"/>
-          <w:szCs w:val="24"/>
-          <w:lang w:val="es-CO"/>
-        </w:rPr>
-        <w:t>models</w:t>
-      </w:r>
-      <w:proofErr w:type="spellEnd"/>
-      <w:proofErr w:type="gramEnd"/>
-      <w:r>
-        <w:rPr>
-          <w:rFonts w:asciiTheme="majorHAnsi" w:hAnsiTheme="majorHAnsi"/>
-          <w:sz w:val="24"/>
-          <w:szCs w:val="24"/>
-          <w:lang w:val="es-CO"/>
-        </w:rPr>
-        <w:t xml:space="preserve"> import Cliente</w:t>
-      </w:r>
-    </w:p>
-    <w:p>
-      <w:pPr>
-        <w:ind w:left="708"/>
-        <w:rPr>
-          <w:rFonts w:asciiTheme="majorHAnsi" w:hAnsiTheme="majorHAnsi"/>
-          <w:sz w:val="24"/>
-          <w:szCs w:val="24"/>
-          <w:lang w:val="es-CO"/>
-        </w:rPr>
-      </w:pPr>
-    </w:p>
-    <w:p>
-      <w:pPr>
-        <w:ind w:left="708"/>
-        <w:rPr>
-          <w:rFonts w:asciiTheme="majorHAnsi" w:hAnsiTheme="majorHAnsi"/>
-          <w:sz w:val="24"/>
-          <w:szCs w:val="24"/>
-          <w:lang w:val="es-CO"/>
-        </w:rPr>
-      </w:pPr>
-      <w:proofErr w:type="spellStart"/>
-      <w:proofErr w:type="gramStart"/>
-      <w:r>
-        <w:rPr>
-          <w:rFonts w:asciiTheme="majorHAnsi" w:hAnsiTheme="majorHAnsi"/>
-          <w:sz w:val="24"/>
-          <w:szCs w:val="24"/>
-          <w:lang w:val="es-CO"/>
-        </w:rPr>
-        <w:t>admin.site</w:t>
-      </w:r>
-      <w:proofErr w:type="gramEnd"/>
-      <w:r>
-        <w:rPr>
-          <w:rFonts w:asciiTheme="majorHAnsi" w:hAnsiTheme="majorHAnsi"/>
-          <w:sz w:val="24"/>
-          <w:szCs w:val="24"/>
-          <w:lang w:val="es-CO"/>
-        </w:rPr>
-        <w:t>.register</w:t>
-      </w:r>
-      <w:proofErr w:type="spellEnd"/>
-      <w:r>
-        <w:rPr>
-          <w:rFonts w:asciiTheme="majorHAnsi" w:hAnsiTheme="majorHAnsi"/>
-          <w:sz w:val="24"/>
-          <w:szCs w:val="24"/>
-          <w:lang w:val="es-CO"/>
-        </w:rPr>
-        <w:t>(Cliente)</w:t>
-      </w:r>
-    </w:p>
-    <w:p>
-      <w:pPr>
-        <w:rPr>
-          <w:rFonts w:asciiTheme="majorHAnsi" w:hAnsiTheme="majorHAnsi"/>
-          <w:sz w:val="24"/>
-          <w:szCs w:val="24"/>
-          <w:lang w:val="es-CO"/>
-        </w:rPr>
-      </w:pPr>
-      <w:r>
-        <w:rPr>
-          <w:rFonts w:asciiTheme="majorHAnsi" w:hAnsiTheme="majorHAnsi"/>
-          <w:sz w:val="24"/>
-          <w:szCs w:val="24"/>
-          <w:lang w:val="es-CO"/>
-        </w:rPr>
-        <w:t>¿Qué hace este paso?</w:t>
-      </w:r>
-    </w:p>
-    <w:p>
-      <w:pPr>
-        <w:rPr>
-          <w:rFonts w:asciiTheme="majorHAnsi" w:hAnsiTheme="majorHAnsi"/>
-          <w:sz w:val="24"/>
-          <w:szCs w:val="24"/>
-          <w:lang w:val="es-CO"/>
-        </w:rPr>
-      </w:pPr>
-      <w:r>
-        <w:rPr>
-          <w:rFonts w:asciiTheme="majorHAnsi" w:hAnsiTheme="majorHAnsi"/>
-          <w:sz w:val="24"/>
-          <w:szCs w:val="24"/>
-          <w:lang w:val="es-CO"/>
-        </w:rPr>
-        <w:lastRenderedPageBreak/>
-        <w:t>Le dice a Django que registre el modelo Cliente en la interfaz de administración, lo que permitirá gestionar instancias de este modelo desde allí.</w:t>
-      </w:r>
-    </w:p>
-    <w:p>
-      <w:pPr>
-        <w:rPr>
-          <w:rFonts w:asciiTheme="majorHAnsi" w:hAnsiTheme="majorHAnsi"/>
-          <w:b/>
-          <w:bCs/>
-          <w:sz w:val="24"/>
-          <w:szCs w:val="24"/>
-          <w:lang w:val="es-CO"/>
-        </w:rPr>
-      </w:pPr>
-      <w:r>
-        <w:rPr>
-          <w:rFonts w:asciiTheme="majorHAnsi" w:hAnsiTheme="majorHAnsi"/>
-          <w:b/>
-          <w:bCs/>
-          <w:sz w:val="24"/>
-          <w:szCs w:val="24"/>
-          <w:lang w:val="es-CO"/>
-        </w:rPr>
-        <w:t xml:space="preserve">Paso 8: Crear un </w:t>
-      </w:r>
-      <w:proofErr w:type="spellStart"/>
-      <w:r>
-        <w:rPr>
-          <w:rFonts w:asciiTheme="majorHAnsi" w:hAnsiTheme="majorHAnsi"/>
-          <w:b/>
-          <w:bCs/>
-          <w:sz w:val="24"/>
-          <w:szCs w:val="24"/>
-          <w:lang w:val="es-CO"/>
-        </w:rPr>
-        <w:t>Superusuario</w:t>
-      </w:r>
-      <w:proofErr w:type="spellEnd"/>
-    </w:p>
-    <w:p>
-      <w:pPr>
-        <w:rPr>
-          <w:rFonts w:asciiTheme="majorHAnsi" w:hAnsiTheme="majorHAnsi"/>
-          <w:sz w:val="24"/>
-          <w:szCs w:val="24"/>
-          <w:lang w:val="es-CO"/>
-        </w:rPr>
-      </w:pPr>
-      <w:r>
-        <w:rPr>
-          <w:rFonts w:asciiTheme="majorHAnsi" w:hAnsiTheme="majorHAnsi"/>
-          <w:sz w:val="24"/>
-          <w:szCs w:val="24"/>
-          <w:lang w:val="es-CO"/>
-        </w:rPr>
-        <w:t xml:space="preserve">Para acceder a la interfaz de administración, necesitas crear un </w:t>
-      </w:r>
-      <w:proofErr w:type="spellStart"/>
-      <w:r>
-        <w:rPr>
-          <w:rFonts w:asciiTheme="majorHAnsi" w:hAnsiTheme="majorHAnsi"/>
-          <w:sz w:val="24"/>
-          <w:szCs w:val="24"/>
-          <w:lang w:val="es-CO"/>
-        </w:rPr>
-        <w:t>superusuario</w:t>
-      </w:r>
-      <w:proofErr w:type="spellEnd"/>
-      <w:r>
-        <w:rPr>
-          <w:rFonts w:asciiTheme="majorHAnsi" w:hAnsiTheme="majorHAnsi"/>
-          <w:sz w:val="24"/>
-          <w:szCs w:val="24"/>
-          <w:lang w:val="es-CO"/>
-        </w:rPr>
-        <w:t>. Ejecuta el siguiente comando:</w:t>
-      </w:r>
-    </w:p>
-    <w:p>
-      <w:pPr>
-        <w:rPr>
-          <w:rFonts w:asciiTheme="majorHAnsi" w:hAnsiTheme="majorHAnsi"/>
-          <w:sz w:val="24"/>
-          <w:szCs w:val="24"/>
-          <w:lang w:val="es-CO"/>
-        </w:rPr>
-      </w:pPr>
-    </w:p>
-    <w:p>
-      <w:pPr>
-        <w:ind w:firstLine="708"/>
-        <w:rPr>
-          <w:rFonts w:asciiTheme="majorHAnsi" w:hAnsiTheme="majorHAnsi"/>
-          <w:sz w:val="24"/>
-          <w:szCs w:val="24"/>
-          <w:lang w:val="es-CO"/>
-        </w:rPr>
-      </w:pPr>
-      <w:proofErr w:type="spellStart"/>
-      <w:r>
-        <w:rPr>
-          <w:rFonts w:asciiTheme="majorHAnsi" w:hAnsiTheme="majorHAnsi"/>
-          <w:sz w:val="24"/>
-          <w:szCs w:val="24"/>
-          <w:lang w:val="es-CO"/>
-        </w:rPr>
-        <w:t>python</w:t>
-      </w:r>
-      <w:proofErr w:type="spellEnd"/>
-      <w:r>
-        <w:rPr>
-          <w:rFonts w:asciiTheme="majorHAnsi" w:hAnsiTheme="majorHAnsi"/>
-          <w:sz w:val="24"/>
-          <w:szCs w:val="24"/>
-          <w:lang w:val="es-CO"/>
-        </w:rPr>
-        <w:t xml:space="preserve"> manage.py </w:t>
-      </w:r>
-      <w:proofErr w:type="spellStart"/>
-      <w:r>
-        <w:rPr>
-          <w:rFonts w:asciiTheme="majorHAnsi" w:hAnsiTheme="majorHAnsi"/>
-          <w:sz w:val="24"/>
-          <w:szCs w:val="24"/>
-          <w:lang w:val="es-CO"/>
-        </w:rPr>
-        <w:t>createsuperuser</w:t>
-      </w:r>
-      <w:proofErr w:type="spellEnd"/>
-    </w:p>
-    <w:p>
-      <w:pPr>
-        <w:rPr>
-          <w:rFonts w:asciiTheme="majorHAnsi" w:hAnsiTheme="majorHAnsi"/>
-          <w:sz w:val="24"/>
-          <w:szCs w:val="24"/>
-          <w:lang w:val="es-CO"/>
-        </w:rPr>
-      </w:pPr>
-      <w:r>
-        <w:rPr>
-          <w:rFonts w:asciiTheme="majorHAnsi" w:hAnsiTheme="majorHAnsi"/>
-          <w:sz w:val="24"/>
-          <w:szCs w:val="24"/>
-          <w:lang w:val="es-CO"/>
-        </w:rPr>
-        <w:t>Se te pedirá que ingreses un nombre de usuario, un correo electrónico y una contraseña.</w:t>
-      </w:r>
-    </w:p>
-    <w:p>
-      <w:pPr>
-        <w:rPr>
-          <w:rFonts w:asciiTheme="majorHAnsi" w:hAnsiTheme="majorHAnsi"/>
-          <w:sz w:val="24"/>
-          <w:szCs w:val="24"/>
-          <w:lang w:val="es-CO"/>
-        </w:rPr>
-      </w:pPr>
-      <w:r>
-        <w:rPr>
-          <w:rFonts w:asciiTheme="majorHAnsi" w:hAnsiTheme="majorHAnsi"/>
-          <w:sz w:val="24"/>
-          <w:szCs w:val="24"/>
-          <w:lang w:val="es-CO"/>
-        </w:rPr>
-        <w:t>¿Qué hace este paso?</w:t>
-      </w:r>
-    </w:p>
-    <w:p>
-      <w:pPr>
-        <w:rPr>
-          <w:rFonts w:asciiTheme="majorHAnsi" w:hAnsiTheme="majorHAnsi"/>
-          <w:sz w:val="24"/>
-          <w:szCs w:val="24"/>
-          <w:lang w:val="es-CO"/>
-        </w:rPr>
-      </w:pPr>
-      <w:r>
-        <w:rPr>
-          <w:rFonts w:asciiTheme="majorHAnsi" w:hAnsiTheme="majorHAnsi"/>
-          <w:sz w:val="24"/>
-          <w:szCs w:val="24"/>
-          <w:lang w:val="es-CO"/>
-        </w:rPr>
-        <w:t>Crea un usuario con permisos de administrador que puede acceder a la interfaz de administración de Django.</w:t>
-      </w:r>
-    </w:p>
-    <w:p>
-      <w:pPr>
-        <w:rPr>
-          <w:rFonts w:asciiTheme="majorHAnsi" w:hAnsiTheme="majorHAnsi"/>
-          <w:sz w:val="24"/>
-          <w:szCs w:val="24"/>
-          <w:lang w:val="es-CO"/>
-        </w:rPr>
-      </w:pPr>
-    </w:p>
-    <w:p>
-      <w:pPr>
-        <w:rPr>
-          <w:rFonts w:asciiTheme="majorHAnsi" w:hAnsiTheme="majorHAnsi"/>
-          <w:b/>
-          <w:bCs/>
-          <w:sz w:val="24"/>
-          <w:szCs w:val="24"/>
-          <w:lang w:val="es-CO"/>
-        </w:rPr>
-      </w:pPr>
-      <w:r>
-        <w:rPr>
-          <w:rFonts w:asciiTheme="majorHAnsi" w:hAnsiTheme="majorHAnsi"/>
-          <w:b/>
-          <w:bCs/>
-          <w:sz w:val="24"/>
-          <w:szCs w:val="24"/>
-          <w:lang w:val="es-CO"/>
-        </w:rPr>
-        <w:t>Paso 9: Ejecutar el Servidor</w:t>
-      </w:r>
-    </w:p>
-    <w:p>
-      <w:pPr>
-        <w:rPr>
-          <w:rFonts w:asciiTheme="majorHAnsi" w:hAnsiTheme="majorHAnsi"/>
-          <w:sz w:val="24"/>
-          <w:szCs w:val="24"/>
-          <w:lang w:val="es-CO"/>
-        </w:rPr>
-      </w:pPr>
-      <w:r>
-        <w:rPr>
-          <w:rFonts w:asciiTheme="majorHAnsi" w:hAnsiTheme="majorHAnsi"/>
-          <w:sz w:val="24"/>
-          <w:szCs w:val="24"/>
-          <w:lang w:val="es-CO"/>
-        </w:rPr>
-        <w:t>Finalmente, para ver tu aplicación en acción, ejecuta el servidor de desarrollo:</w:t>
-      </w:r>
-    </w:p>
-    <w:p>
-      <w:pPr>
-        <w:ind w:firstLine="708"/>
-        <w:rPr>
-          <w:rFonts w:asciiTheme="majorHAnsi" w:hAnsiTheme="majorHAnsi"/>
-          <w:sz w:val="24"/>
-          <w:szCs w:val="24"/>
-          <w:lang w:val="es-CO"/>
-        </w:rPr>
-      </w:pPr>
-      <w:proofErr w:type="spellStart"/>
-      <w:r>
-        <w:rPr>
-          <w:rFonts w:asciiTheme="majorHAnsi" w:hAnsiTheme="majorHAnsi"/>
-          <w:sz w:val="24"/>
-          <w:szCs w:val="24"/>
-          <w:lang w:val="es-CO"/>
-        </w:rPr>
-        <w:t>python</w:t>
-      </w:r>
-      <w:proofErr w:type="spellEnd"/>
-      <w:r>
-        <w:rPr>
-          <w:rFonts w:asciiTheme="majorHAnsi" w:hAnsiTheme="majorHAnsi"/>
-          <w:sz w:val="24"/>
-          <w:szCs w:val="24"/>
-          <w:lang w:val="es-CO"/>
-        </w:rPr>
-        <w:t xml:space="preserve"> manage.py </w:t>
-      </w:r>
-      <w:proofErr w:type="spellStart"/>
-      <w:r>
-        <w:rPr>
-          <w:rFonts w:asciiTheme="majorHAnsi" w:hAnsiTheme="majorHAnsi"/>
-          <w:sz w:val="24"/>
-          <w:szCs w:val="24"/>
-          <w:lang w:val="es-CO"/>
-        </w:rPr>
-        <w:t>runserver</w:t>
-      </w:r>
-      <w:proofErr w:type="spellEnd"/>
-    </w:p>
-    <w:p>
-      <w:pPr>
-        <w:rPr>
-          <w:rFonts w:asciiTheme="majorHAnsi" w:hAnsiTheme="majorHAnsi"/>
-          <w:sz w:val="24"/>
-          <w:szCs w:val="24"/>
-          <w:lang w:val="es-CO"/>
-        </w:rPr>
-      </w:pPr>
-      <w:r>
-        <w:rPr>
-          <w:rFonts w:asciiTheme="majorHAnsi" w:hAnsiTheme="majorHAnsi"/>
-          <w:sz w:val="24"/>
-          <w:szCs w:val="24"/>
-          <w:lang w:val="es-CO"/>
-        </w:rPr>
-        <w:t>¿Qué hace este paso?</w:t>
-      </w:r>
-    </w:p>
-    <w:p>
-      <w:pPr>
-        <w:rPr>
-          <w:rFonts w:asciiTheme="majorHAnsi" w:hAnsiTheme="majorHAnsi"/>
-          <w:sz w:val="24"/>
-          <w:szCs w:val="24"/>
-          <w:lang w:val="es-CO"/>
-        </w:rPr>
-      </w:pPr>
-      <w:r>
-        <w:rPr>
-          <w:rFonts w:asciiTheme="majorHAnsi" w:hAnsiTheme="majorHAnsi"/>
-          <w:sz w:val="24"/>
-          <w:szCs w:val="24"/>
-          <w:lang w:val="es-CO"/>
-        </w:rPr>
-        <w:t>Inicia un servidor web de desarrollo que te permite ver tu aplicación en el navegador. Por defecto, estará disponible en http://127.0.0.1:8000/.</w:t>
-      </w:r>
-    </w:p>
-    <w:p>
-      <w:pPr>
-        <w:rPr>
-          <w:rFonts w:asciiTheme="majorHAnsi" w:hAnsiTheme="majorHAnsi"/>
-          <w:b/>
-          <w:bCs/>
-          <w:sz w:val="24"/>
-          <w:szCs w:val="24"/>
-          <w:lang w:val="es-CO"/>
-        </w:rPr>
-      </w:pPr>
-      <w:r>
-        <w:rPr>
-          <w:rFonts w:asciiTheme="majorHAnsi" w:hAnsiTheme="majorHAnsi"/>
-          <w:b/>
-          <w:bCs/>
-          <w:sz w:val="24"/>
-          <w:szCs w:val="24"/>
-          <w:lang w:val="es-CO"/>
-        </w:rPr>
-        <w:t>Paso 10: Acceder a la Interfaz de Administración</w:t>
-      </w:r>
-    </w:p>
-    <w:p>
-      <w:pPr>
-        <w:rPr>
-          <w:rFonts w:asciiTheme="majorHAnsi" w:hAnsiTheme="majorHAnsi"/>
-          <w:sz w:val="24"/>
-          <w:szCs w:val="24"/>
-          <w:lang w:val="es-CO"/>
-        </w:rPr>
-      </w:pPr>
-      <w:r>
-        <w:rPr>
-          <w:rFonts w:asciiTheme="majorHAnsi" w:hAnsiTheme="majorHAnsi"/>
-          <w:sz w:val="24"/>
-          <w:szCs w:val="24"/>
-          <w:lang w:val="es-CO"/>
-        </w:rPr>
-        <w:t>Abre tu navegador y ve a http://127.0.0.1:8000/admin.</w:t>
-      </w:r>
-    </w:p>
-    <w:p>
-      <w:pPr>
-        <w:rPr>
-          <w:rFonts w:asciiTheme="majorHAnsi" w:hAnsiTheme="majorHAnsi"/>
-          <w:sz w:val="24"/>
-          <w:szCs w:val="24"/>
-          <w:lang w:val="es-CO"/>
-        </w:rPr>
-      </w:pPr>
-      <w:r>
-        <w:rPr>
-          <w:rFonts w:asciiTheme="majorHAnsi" w:hAnsiTheme="majorHAnsi"/>
-          <w:sz w:val="24"/>
-          <w:szCs w:val="24"/>
-          <w:lang w:val="es-CO"/>
-        </w:rPr>
-        <w:t xml:space="preserve">Inicia sesión con el </w:t>
-      </w:r>
-      <w:proofErr w:type="spellStart"/>
-      <w:r>
-        <w:rPr>
-          <w:rFonts w:asciiTheme="majorHAnsi" w:hAnsiTheme="majorHAnsi"/>
-          <w:sz w:val="24"/>
-          <w:szCs w:val="24"/>
-          <w:lang w:val="es-CO"/>
-        </w:rPr>
-        <w:t>superusuario</w:t>
-      </w:r>
-      <w:proofErr w:type="spellEnd"/>
-      <w:r>
-        <w:rPr>
-          <w:rFonts w:asciiTheme="majorHAnsi" w:hAnsiTheme="majorHAnsi"/>
-          <w:sz w:val="24"/>
-          <w:szCs w:val="24"/>
-          <w:lang w:val="es-CO"/>
-        </w:rPr>
-        <w:t xml:space="preserve"> que creaste.</w:t>
-      </w:r>
-    </w:p>
-    <w:p>
-      <w:pPr>
-        <w:rPr>
-          <w:rFonts w:asciiTheme="majorHAnsi" w:hAnsiTheme="majorHAnsi"/>
-          <w:sz w:val="24"/>
-          <w:szCs w:val="24"/>
-          <w:lang w:val="es-CO"/>
-        </w:rPr>
-      </w:pPr>
-      <w:r>
-        <w:rPr>
-          <w:rFonts w:asciiTheme="majorHAnsi" w:hAnsiTheme="majorHAnsi"/>
-          <w:sz w:val="24"/>
-          <w:szCs w:val="24"/>
-          <w:lang w:val="es-CO"/>
-        </w:rPr>
-        <w:t>Una vez dentro, podrás ver y gestionar el modelo Cliente.</w:t>
-      </w:r>
-    </w:p>
-    <w:p>
-      <w:pPr>
-        <w:rPr>
-          <w:rFonts w:asciiTheme="majorHAnsi" w:hAnsiTheme="majorHAnsi"/>
-          <w:sz w:val="24"/>
-          <w:szCs w:val="24"/>
-          <w:lang w:val="es-CO"/>
-        </w:rPr>
-      </w:pPr>
-    </w:p>
-    <w:p>
-      <w:pPr>
-        <w:rPr>
-          <w:rFonts w:asciiTheme="majorHAnsi" w:hAnsiTheme="majorHAnsi"/>
+        <w:t xml:space="preserve"> Django</w:t>
+      </w:r>
+    </w:p>
+    <w:p>
+      <w:pPr>
+        <w:jc w:val="center"/>
+        <w:rPr>
           <w:b/>
           <w:bCs/>
           <w:sz w:val="28"/>
@@ -2385,27 +57,23 @@
           <w:lang w:val="es-CO"/>
         </w:rPr>
       </w:pPr>
-      <w:r>
-        <w:rPr>
-          <w:rFonts w:asciiTheme="majorHAnsi" w:hAnsiTheme="majorHAnsi"/>
+    </w:p>
+    <w:p>
+      <w:pPr>
+        <w:rPr>
+          <w:lang w:val="es-CO"/>
+        </w:rPr>
+      </w:pPr>
+      <w:r>
+        <w:rPr>
           <w:b/>
           <w:bCs/>
           <w:sz w:val="28"/>
           <w:szCs w:val="28"/>
           <w:lang w:val="es-CO"/>
         </w:rPr>
-        <w:t>Base de datos relacional de la pagina</w:t>
-      </w:r>
-    </w:p>
-    <w:p>
-      <w:pPr>
-        <w:rPr>
-          <w:rFonts w:asciiTheme="majorHAnsi" w:hAnsiTheme="majorHAnsi"/>
-          <w:sz w:val="24"/>
-          <w:szCs w:val="24"/>
-          <w:lang w:val="es-CO"/>
-        </w:rPr>
-      </w:pPr>
+        <w:t>Pasos:</w:t>
+      </w:r>
     </w:p>
     <w:p>
       <w:pPr>
@@ -2427,6 +95,2313 @@
           <w:szCs w:val="24"/>
           <w:lang w:val="es-CO"/>
         </w:rPr>
+        <w:t>Paso 1: Crear una Aplicación</w:t>
+      </w:r>
+    </w:p>
+    <w:p>
+      <w:pPr>
+        <w:rPr>
+          <w:rFonts w:asciiTheme="majorHAnsi" w:hAnsiTheme="majorHAnsi"/>
+          <w:sz w:val="24"/>
+          <w:szCs w:val="24"/>
+          <w:lang w:val="es-CO"/>
+        </w:rPr>
+      </w:pPr>
+      <w:r>
+        <w:rPr>
+          <w:rFonts w:asciiTheme="majorHAnsi" w:hAnsiTheme="majorHAnsi"/>
+          <w:sz w:val="24"/>
+          <w:szCs w:val="24"/>
+          <w:lang w:val="es-CO"/>
+        </w:rPr>
+        <w:t>Para crear una aplicación dentro de tu proyecto Django, ejecuta el siguiente comando en la terminal (asegúrate de estar en el directorio raíz de tu proyecto):</w:t>
+      </w:r>
+    </w:p>
+    <w:p>
+      <w:pPr>
+        <w:rPr>
+          <w:rFonts w:asciiTheme="majorHAnsi" w:hAnsiTheme="majorHAnsi"/>
+          <w:sz w:val="24"/>
+          <w:szCs w:val="24"/>
+          <w:lang w:val="es-CO"/>
+        </w:rPr>
+      </w:pPr>
+    </w:p>
+    <w:p>
+      <w:pPr>
+        <w:ind w:left="708" w:firstLine="708"/>
+        <w:rPr>
+          <w:rFonts w:asciiTheme="majorHAnsi" w:hAnsiTheme="majorHAnsi"/>
+          <w:sz w:val="24"/>
+          <w:szCs w:val="24"/>
+          <w:lang w:val="es-CO"/>
+        </w:rPr>
+      </w:pPr>
+      <w:proofErr w:type="spellStart"/>
+      <w:r>
+        <w:rPr>
+          <w:rFonts w:asciiTheme="majorHAnsi" w:hAnsiTheme="majorHAnsi"/>
+          <w:sz w:val="24"/>
+          <w:szCs w:val="24"/>
+          <w:lang w:val="es-CO"/>
+        </w:rPr>
+        <w:t>python</w:t>
+      </w:r>
+      <w:proofErr w:type="spellEnd"/>
+      <w:r>
+        <w:rPr>
+          <w:rFonts w:asciiTheme="majorHAnsi" w:hAnsiTheme="majorHAnsi"/>
+          <w:sz w:val="24"/>
+          <w:szCs w:val="24"/>
+          <w:lang w:val="es-CO"/>
+        </w:rPr>
+        <w:t xml:space="preserve"> manage.py </w:t>
+      </w:r>
+      <w:proofErr w:type="spellStart"/>
+      <w:r>
+        <w:rPr>
+          <w:rFonts w:asciiTheme="majorHAnsi" w:hAnsiTheme="majorHAnsi"/>
+          <w:sz w:val="24"/>
+          <w:szCs w:val="24"/>
+          <w:lang w:val="es-CO"/>
+        </w:rPr>
+        <w:t>startapp</w:t>
+      </w:r>
+      <w:proofErr w:type="spellEnd"/>
+      <w:r>
+        <w:rPr>
+          <w:rFonts w:asciiTheme="majorHAnsi" w:hAnsiTheme="majorHAnsi"/>
+          <w:sz w:val="24"/>
+          <w:szCs w:val="24"/>
+          <w:lang w:val="es-CO"/>
+        </w:rPr>
+        <w:t xml:space="preserve"> </w:t>
+      </w:r>
+      <w:proofErr w:type="spellStart"/>
+      <w:r>
+        <w:rPr>
+          <w:rFonts w:asciiTheme="majorHAnsi" w:hAnsiTheme="majorHAnsi"/>
+          <w:sz w:val="24"/>
+          <w:szCs w:val="24"/>
+          <w:lang w:val="es-CO"/>
+        </w:rPr>
+        <w:t>crm</w:t>
+      </w:r>
+      <w:proofErr w:type="spellEnd"/>
+    </w:p>
+    <w:p>
+      <w:pPr>
+        <w:rPr>
+          <w:rFonts w:asciiTheme="majorHAnsi" w:hAnsiTheme="majorHAnsi"/>
+          <w:sz w:val="24"/>
+          <w:szCs w:val="24"/>
+          <w:lang w:val="es-CO"/>
+        </w:rPr>
+      </w:pPr>
+      <w:proofErr w:type="spellStart"/>
+      <w:r>
+        <w:rPr>
+          <w:rFonts w:asciiTheme="majorHAnsi" w:hAnsiTheme="majorHAnsi"/>
+          <w:sz w:val="24"/>
+          <w:szCs w:val="24"/>
+          <w:lang w:val="es-CO"/>
+        </w:rPr>
+        <w:t>python</w:t>
+      </w:r>
+      <w:proofErr w:type="spellEnd"/>
+      <w:r>
+        <w:rPr>
+          <w:rFonts w:asciiTheme="majorHAnsi" w:hAnsiTheme="majorHAnsi"/>
+          <w:sz w:val="24"/>
+          <w:szCs w:val="24"/>
+          <w:lang w:val="es-CO"/>
+        </w:rPr>
+        <w:t xml:space="preserve"> manage.py: Este comando se utiliza para ejecutar varias tareas administrativas en tu proyecto Django. manage.py es un script que Django genera automáticamente cuando creas un nuevo proyecto y se encarga de interactuar con tu proyecto.</w:t>
+      </w:r>
+    </w:p>
+    <w:p>
+      <w:pPr>
+        <w:rPr>
+          <w:rFonts w:asciiTheme="majorHAnsi" w:hAnsiTheme="majorHAnsi"/>
+          <w:sz w:val="24"/>
+          <w:szCs w:val="24"/>
+          <w:lang w:val="es-CO"/>
+        </w:rPr>
+      </w:pPr>
+      <w:proofErr w:type="spellStart"/>
+      <w:r>
+        <w:rPr>
+          <w:rFonts w:asciiTheme="majorHAnsi" w:hAnsiTheme="majorHAnsi"/>
+          <w:sz w:val="24"/>
+          <w:szCs w:val="24"/>
+          <w:lang w:val="es-CO"/>
+        </w:rPr>
+        <w:t>startapp</w:t>
+      </w:r>
+      <w:proofErr w:type="spellEnd"/>
+      <w:r>
+        <w:rPr>
+          <w:rFonts w:asciiTheme="majorHAnsi" w:hAnsiTheme="majorHAnsi"/>
+          <w:sz w:val="24"/>
+          <w:szCs w:val="24"/>
+          <w:lang w:val="es-CO"/>
+        </w:rPr>
+        <w:t>: Esta es la subcomando que le dice a Django que deseas crear una nueva aplicación.</w:t>
+      </w:r>
+    </w:p>
+    <w:p>
+      <w:pPr>
+        <w:rPr>
+          <w:rFonts w:asciiTheme="majorHAnsi" w:hAnsiTheme="majorHAnsi"/>
+          <w:sz w:val="24"/>
+          <w:szCs w:val="24"/>
+          <w:lang w:val="es-CO"/>
+        </w:rPr>
+      </w:pPr>
+      <w:proofErr w:type="spellStart"/>
+      <w:r>
+        <w:rPr>
+          <w:rFonts w:asciiTheme="majorHAnsi" w:hAnsiTheme="majorHAnsi"/>
+          <w:sz w:val="24"/>
+          <w:szCs w:val="24"/>
+          <w:lang w:val="es-CO"/>
+        </w:rPr>
+        <w:t>crm</w:t>
+      </w:r>
+      <w:proofErr w:type="spellEnd"/>
+      <w:r>
+        <w:rPr>
+          <w:rFonts w:asciiTheme="majorHAnsi" w:hAnsiTheme="majorHAnsi"/>
+          <w:sz w:val="24"/>
+          <w:szCs w:val="24"/>
+          <w:lang w:val="es-CO"/>
+        </w:rPr>
+        <w:t>: Es el nombre que le das a tu aplicación. Puedes llamarla como quieras, pero en este caso, le estamos llamando "</w:t>
+      </w:r>
+      <w:proofErr w:type="spellStart"/>
+      <w:r>
+        <w:rPr>
+          <w:rFonts w:asciiTheme="majorHAnsi" w:hAnsiTheme="majorHAnsi"/>
+          <w:sz w:val="24"/>
+          <w:szCs w:val="24"/>
+          <w:lang w:val="es-CO"/>
+        </w:rPr>
+        <w:t>crm</w:t>
+      </w:r>
+      <w:proofErr w:type="spellEnd"/>
+      <w:r>
+        <w:rPr>
+          <w:rFonts w:asciiTheme="majorHAnsi" w:hAnsiTheme="majorHAnsi"/>
+          <w:sz w:val="24"/>
+          <w:szCs w:val="24"/>
+          <w:lang w:val="es-CO"/>
+        </w:rPr>
+        <w:t>".</w:t>
+      </w:r>
+    </w:p>
+    <w:p>
+      <w:pPr>
+        <w:rPr>
+          <w:rFonts w:asciiTheme="majorHAnsi" w:hAnsiTheme="majorHAnsi"/>
+          <w:sz w:val="24"/>
+          <w:szCs w:val="24"/>
+          <w:lang w:val="es-CO"/>
+        </w:rPr>
+      </w:pPr>
+      <w:r>
+        <w:rPr>
+          <w:rFonts w:asciiTheme="majorHAnsi" w:hAnsiTheme="majorHAnsi"/>
+          <w:sz w:val="24"/>
+          <w:szCs w:val="24"/>
+          <w:lang w:val="es-CO"/>
+        </w:rPr>
+        <w:t>¿Qué sucede en este paso?</w:t>
+      </w:r>
+    </w:p>
+    <w:p>
+      <w:pPr>
+        <w:rPr>
+          <w:rFonts w:asciiTheme="majorHAnsi" w:hAnsiTheme="majorHAnsi"/>
+          <w:sz w:val="24"/>
+          <w:szCs w:val="24"/>
+          <w:lang w:val="es-CO"/>
+        </w:rPr>
+      </w:pPr>
+    </w:p>
+    <w:p>
+      <w:pPr>
+        <w:rPr>
+          <w:rFonts w:asciiTheme="majorHAnsi" w:hAnsiTheme="majorHAnsi"/>
+          <w:sz w:val="24"/>
+          <w:szCs w:val="24"/>
+          <w:lang w:val="es-CO"/>
+        </w:rPr>
+      </w:pPr>
+      <w:r>
+        <w:rPr>
+          <w:rFonts w:asciiTheme="majorHAnsi" w:hAnsiTheme="majorHAnsi"/>
+          <w:sz w:val="24"/>
+          <w:szCs w:val="24"/>
+          <w:lang w:val="es-CO"/>
+        </w:rPr>
+        <w:t xml:space="preserve">Se crea un nuevo directorio llamado </w:t>
+      </w:r>
+      <w:proofErr w:type="spellStart"/>
+      <w:r>
+        <w:rPr>
+          <w:rFonts w:asciiTheme="majorHAnsi" w:hAnsiTheme="majorHAnsi"/>
+          <w:sz w:val="24"/>
+          <w:szCs w:val="24"/>
+          <w:lang w:val="es-CO"/>
+        </w:rPr>
+        <w:t>crm</w:t>
+      </w:r>
+      <w:proofErr w:type="spellEnd"/>
+      <w:r>
+        <w:rPr>
+          <w:rFonts w:asciiTheme="majorHAnsi" w:hAnsiTheme="majorHAnsi"/>
+          <w:sz w:val="24"/>
+          <w:szCs w:val="24"/>
+          <w:lang w:val="es-CO"/>
+        </w:rPr>
+        <w:t xml:space="preserve"> dentro de tu proyecto, que contiene la estructura básica de una aplicación Django. Esta estructura incluye archivos y directorios necesarios para el funcionamiento de la aplicación.</w:t>
+      </w:r>
+    </w:p>
+    <w:p>
+      <w:pPr>
+        <w:rPr>
+          <w:rFonts w:asciiTheme="majorHAnsi" w:hAnsiTheme="majorHAnsi"/>
+          <w:b/>
+          <w:bCs/>
+          <w:sz w:val="24"/>
+          <w:szCs w:val="24"/>
+          <w:lang w:val="es-CO"/>
+        </w:rPr>
+      </w:pPr>
+      <w:r>
+        <w:rPr>
+          <w:rFonts w:asciiTheme="majorHAnsi" w:hAnsiTheme="majorHAnsi"/>
+          <w:b/>
+          <w:bCs/>
+          <w:sz w:val="24"/>
+          <w:szCs w:val="24"/>
+          <w:lang w:val="es-CO"/>
+        </w:rPr>
+        <w:t>Paso 2: Estructura de la Aplicación</w:t>
+      </w:r>
+    </w:p>
+    <w:p>
+      <w:pPr>
+        <w:rPr>
+          <w:rFonts w:asciiTheme="majorHAnsi" w:hAnsiTheme="majorHAnsi"/>
+          <w:sz w:val="24"/>
+          <w:szCs w:val="24"/>
+          <w:lang w:val="es-CO"/>
+        </w:rPr>
+      </w:pPr>
+      <w:r>
+        <w:rPr>
+          <w:rFonts w:asciiTheme="majorHAnsi" w:hAnsiTheme="majorHAnsi"/>
+          <w:sz w:val="24"/>
+          <w:szCs w:val="24"/>
+          <w:lang w:val="es-CO"/>
+        </w:rPr>
+        <w:t xml:space="preserve">Dentro del directorio </w:t>
+      </w:r>
+      <w:proofErr w:type="spellStart"/>
+      <w:r>
+        <w:rPr>
+          <w:rFonts w:asciiTheme="majorHAnsi" w:hAnsiTheme="majorHAnsi"/>
+          <w:sz w:val="24"/>
+          <w:szCs w:val="24"/>
+          <w:lang w:val="es-CO"/>
+        </w:rPr>
+        <w:t>crm</w:t>
+      </w:r>
+      <w:proofErr w:type="spellEnd"/>
+      <w:r>
+        <w:rPr>
+          <w:rFonts w:asciiTheme="majorHAnsi" w:hAnsiTheme="majorHAnsi"/>
+          <w:sz w:val="24"/>
+          <w:szCs w:val="24"/>
+          <w:lang w:val="es-CO"/>
+        </w:rPr>
+        <w:t>, encontrarás varios archivos:</w:t>
+      </w:r>
+    </w:p>
+    <w:p>
+      <w:pPr>
+        <w:rPr>
+          <w:rFonts w:asciiTheme="majorHAnsi" w:hAnsiTheme="majorHAnsi"/>
+          <w:sz w:val="24"/>
+          <w:szCs w:val="24"/>
+          <w:lang w:val="es-CO"/>
+        </w:rPr>
+      </w:pPr>
+    </w:p>
+    <w:p>
+      <w:pPr>
+        <w:rPr>
+          <w:rFonts w:asciiTheme="majorHAnsi" w:hAnsiTheme="majorHAnsi"/>
+          <w:sz w:val="24"/>
+          <w:szCs w:val="24"/>
+          <w:lang w:val="es-CO"/>
+        </w:rPr>
+      </w:pPr>
+      <w:r>
+        <w:rPr>
+          <w:rFonts w:asciiTheme="majorHAnsi" w:hAnsiTheme="majorHAnsi"/>
+          <w:sz w:val="24"/>
+          <w:szCs w:val="24"/>
+          <w:lang w:val="es-CO"/>
+        </w:rPr>
+        <w:t>__init__.py: Indica que este directorio debe ser tratado como un paquete Python.</w:t>
+      </w:r>
+    </w:p>
+    <w:p>
+      <w:pPr>
+        <w:rPr>
+          <w:rFonts w:asciiTheme="majorHAnsi" w:hAnsiTheme="majorHAnsi"/>
+          <w:sz w:val="24"/>
+          <w:szCs w:val="24"/>
+          <w:lang w:val="es-CO"/>
+        </w:rPr>
+      </w:pPr>
+      <w:r>
+        <w:rPr>
+          <w:rFonts w:asciiTheme="majorHAnsi" w:hAnsiTheme="majorHAnsi"/>
+          <w:sz w:val="24"/>
+          <w:szCs w:val="24"/>
+          <w:lang w:val="es-CO"/>
+        </w:rPr>
+        <w:t>admin.py: Aquí puedes registrar modelos para que aparezcan en la interfaz de administración de Django.</w:t>
+      </w:r>
+    </w:p>
+    <w:p>
+      <w:pPr>
+        <w:rPr>
+          <w:rFonts w:asciiTheme="majorHAnsi" w:hAnsiTheme="majorHAnsi"/>
+          <w:sz w:val="24"/>
+          <w:szCs w:val="24"/>
+          <w:lang w:val="es-CO"/>
+        </w:rPr>
+      </w:pPr>
+      <w:r>
+        <w:rPr>
+          <w:rFonts w:asciiTheme="majorHAnsi" w:hAnsiTheme="majorHAnsi"/>
+          <w:sz w:val="24"/>
+          <w:szCs w:val="24"/>
+          <w:lang w:val="es-CO"/>
+        </w:rPr>
+        <w:t>apps.py: Contiene la configuración de la aplicación.</w:t>
+      </w:r>
+    </w:p>
+    <w:p>
+      <w:pPr>
+        <w:rPr>
+          <w:rFonts w:asciiTheme="majorHAnsi" w:hAnsiTheme="majorHAnsi"/>
+          <w:sz w:val="24"/>
+          <w:szCs w:val="24"/>
+          <w:lang w:val="es-CO"/>
+        </w:rPr>
+      </w:pPr>
+      <w:r>
+        <w:rPr>
+          <w:rFonts w:asciiTheme="majorHAnsi" w:hAnsiTheme="majorHAnsi"/>
+          <w:sz w:val="24"/>
+          <w:szCs w:val="24"/>
+          <w:lang w:val="es-CO"/>
+        </w:rPr>
+        <w:t>models.py: Aquí defines tus modelos (clases que representan la estructura de tu base de datos).</w:t>
+      </w:r>
+    </w:p>
+    <w:p>
+      <w:pPr>
+        <w:rPr>
+          <w:rFonts w:asciiTheme="majorHAnsi" w:hAnsiTheme="majorHAnsi"/>
+          <w:sz w:val="24"/>
+          <w:szCs w:val="24"/>
+          <w:lang w:val="es-CO"/>
+        </w:rPr>
+      </w:pPr>
+      <w:r>
+        <w:rPr>
+          <w:rFonts w:asciiTheme="majorHAnsi" w:hAnsiTheme="majorHAnsi"/>
+          <w:sz w:val="24"/>
+          <w:szCs w:val="24"/>
+          <w:lang w:val="es-CO"/>
+        </w:rPr>
+        <w:t>tests.py: Para escribir pruebas unitarias para tu aplicación.</w:t>
+      </w:r>
+    </w:p>
+    <w:p>
+      <w:pPr>
+        <w:rPr>
+          <w:rFonts w:asciiTheme="majorHAnsi" w:hAnsiTheme="majorHAnsi"/>
+          <w:sz w:val="24"/>
+          <w:szCs w:val="24"/>
+          <w:lang w:val="es-CO"/>
+        </w:rPr>
+      </w:pPr>
+      <w:r>
+        <w:rPr>
+          <w:rFonts w:asciiTheme="majorHAnsi" w:hAnsiTheme="majorHAnsi"/>
+          <w:sz w:val="24"/>
+          <w:szCs w:val="24"/>
+          <w:lang w:val="es-CO"/>
+        </w:rPr>
+        <w:lastRenderedPageBreak/>
+        <w:t>views.py: Aquí defines las vistas, que son funciones o clases que manejan la lógica de negocio y devuelven respuestas HTTP.</w:t>
+      </w:r>
+    </w:p>
+    <w:p>
+      <w:pPr>
+        <w:rPr>
+          <w:rFonts w:asciiTheme="majorHAnsi" w:hAnsiTheme="majorHAnsi"/>
+          <w:b/>
+          <w:bCs/>
+          <w:sz w:val="24"/>
+          <w:szCs w:val="24"/>
+          <w:lang w:val="es-CO"/>
+        </w:rPr>
+      </w:pPr>
+      <w:r>
+        <w:rPr>
+          <w:rFonts w:asciiTheme="majorHAnsi" w:hAnsiTheme="majorHAnsi"/>
+          <w:b/>
+          <w:bCs/>
+          <w:sz w:val="24"/>
+          <w:szCs w:val="24"/>
+          <w:lang w:val="es-CO"/>
+        </w:rPr>
+        <w:t>Paso 3: Registrar la Aplicación</w:t>
+      </w:r>
+    </w:p>
+    <w:p>
+      <w:pPr>
+        <w:rPr>
+          <w:rFonts w:asciiTheme="majorHAnsi" w:hAnsiTheme="majorHAnsi"/>
+          <w:sz w:val="24"/>
+          <w:szCs w:val="24"/>
+          <w:lang w:val="es-CO"/>
+        </w:rPr>
+      </w:pPr>
+      <w:r>
+        <w:rPr>
+          <w:rFonts w:asciiTheme="majorHAnsi" w:hAnsiTheme="majorHAnsi"/>
+          <w:sz w:val="24"/>
+          <w:szCs w:val="24"/>
+          <w:lang w:val="es-CO"/>
+        </w:rPr>
+        <w:t>Debes registrar tu nueva aplicación en el archivo de configuración del proyecto. Abre settings.py (que se encuentra en el directorio del proyecto) y busca la sección INSTALLED_APPS. Agrega el nombre de tu aplicación:</w:t>
+      </w:r>
+    </w:p>
+    <w:p>
+      <w:pPr>
+        <w:rPr>
+          <w:rFonts w:asciiTheme="majorHAnsi" w:hAnsiTheme="majorHAnsi"/>
+          <w:sz w:val="24"/>
+          <w:szCs w:val="24"/>
+          <w:lang w:val="es-CO"/>
+        </w:rPr>
+      </w:pPr>
+    </w:p>
+    <w:p>
+      <w:pPr>
+        <w:ind w:left="708"/>
+        <w:rPr>
+          <w:rFonts w:asciiTheme="majorHAnsi" w:hAnsiTheme="majorHAnsi"/>
+          <w:sz w:val="24"/>
+          <w:szCs w:val="24"/>
+          <w:lang w:val="es-CO"/>
+        </w:rPr>
+      </w:pPr>
+      <w:r>
+        <w:rPr>
+          <w:rFonts w:asciiTheme="majorHAnsi" w:hAnsiTheme="majorHAnsi"/>
+          <w:sz w:val="24"/>
+          <w:szCs w:val="24"/>
+          <w:lang w:val="es-CO"/>
+        </w:rPr>
+        <w:t>INSTALLED_APPS = [</w:t>
+      </w:r>
+    </w:p>
+    <w:p>
+      <w:pPr>
+        <w:ind w:left="708"/>
+        <w:rPr>
+          <w:rFonts w:asciiTheme="majorHAnsi" w:hAnsiTheme="majorHAnsi"/>
+          <w:sz w:val="24"/>
+          <w:szCs w:val="24"/>
+          <w:lang w:val="es-CO"/>
+        </w:rPr>
+      </w:pPr>
+      <w:r>
+        <w:rPr>
+          <w:rFonts w:asciiTheme="majorHAnsi" w:hAnsiTheme="majorHAnsi"/>
+          <w:sz w:val="24"/>
+          <w:szCs w:val="24"/>
+          <w:lang w:val="es-CO"/>
+        </w:rPr>
+        <w:t xml:space="preserve">    ...,</w:t>
+      </w:r>
+    </w:p>
+    <w:p>
+      <w:pPr>
+        <w:ind w:left="708"/>
+        <w:rPr>
+          <w:rFonts w:asciiTheme="majorHAnsi" w:hAnsiTheme="majorHAnsi"/>
+          <w:sz w:val="24"/>
+          <w:szCs w:val="24"/>
+          <w:lang w:val="es-CO"/>
+        </w:rPr>
+      </w:pPr>
+      <w:r>
+        <w:rPr>
+          <w:rFonts w:asciiTheme="majorHAnsi" w:hAnsiTheme="majorHAnsi"/>
+          <w:sz w:val="24"/>
+          <w:szCs w:val="24"/>
+          <w:lang w:val="es-CO"/>
+        </w:rPr>
+        <w:t xml:space="preserve">    '</w:t>
+      </w:r>
+      <w:proofErr w:type="spellStart"/>
+      <w:r>
+        <w:rPr>
+          <w:rFonts w:asciiTheme="majorHAnsi" w:hAnsiTheme="majorHAnsi"/>
+          <w:sz w:val="24"/>
+          <w:szCs w:val="24"/>
+          <w:lang w:val="es-CO"/>
+        </w:rPr>
+        <w:t>crm</w:t>
+      </w:r>
+      <w:proofErr w:type="spellEnd"/>
+      <w:r>
+        <w:rPr>
+          <w:rFonts w:asciiTheme="majorHAnsi" w:hAnsiTheme="majorHAnsi"/>
+          <w:sz w:val="24"/>
+          <w:szCs w:val="24"/>
+          <w:lang w:val="es-CO"/>
+        </w:rPr>
+        <w:t>',</w:t>
+      </w:r>
+    </w:p>
+    <w:p>
+      <w:pPr>
+        <w:ind w:left="708"/>
+        <w:rPr>
+          <w:rFonts w:asciiTheme="majorHAnsi" w:hAnsiTheme="majorHAnsi"/>
+          <w:sz w:val="24"/>
+          <w:szCs w:val="24"/>
+          <w:lang w:val="es-CO"/>
+        </w:rPr>
+      </w:pPr>
+      <w:r>
+        <w:rPr>
+          <w:rFonts w:asciiTheme="majorHAnsi" w:hAnsiTheme="majorHAnsi"/>
+          <w:sz w:val="24"/>
+          <w:szCs w:val="24"/>
+          <w:lang w:val="es-CO"/>
+        </w:rPr>
+        <w:t>]</w:t>
+      </w:r>
+    </w:p>
+    <w:p>
+      <w:pPr>
+        <w:rPr>
+          <w:rFonts w:asciiTheme="majorHAnsi" w:hAnsiTheme="majorHAnsi"/>
+          <w:sz w:val="24"/>
+          <w:szCs w:val="24"/>
+          <w:lang w:val="es-CO"/>
+        </w:rPr>
+      </w:pPr>
+      <w:r>
+        <w:rPr>
+          <w:rFonts w:asciiTheme="majorHAnsi" w:hAnsiTheme="majorHAnsi"/>
+          <w:sz w:val="24"/>
+          <w:szCs w:val="24"/>
+          <w:lang w:val="es-CO"/>
+        </w:rPr>
+        <w:t>¿Qué hace este paso?</w:t>
+      </w:r>
+    </w:p>
+    <w:p>
+      <w:pPr>
+        <w:rPr>
+          <w:rFonts w:asciiTheme="majorHAnsi" w:hAnsiTheme="majorHAnsi"/>
+          <w:sz w:val="24"/>
+          <w:szCs w:val="24"/>
+          <w:lang w:val="es-CO"/>
+        </w:rPr>
+      </w:pPr>
+      <w:r>
+        <w:rPr>
+          <w:rFonts w:asciiTheme="majorHAnsi" w:hAnsiTheme="majorHAnsi"/>
+          <w:sz w:val="24"/>
+          <w:szCs w:val="24"/>
+          <w:lang w:val="es-CO"/>
+        </w:rPr>
+        <w:t>Al agregar '</w:t>
+      </w:r>
+      <w:proofErr w:type="spellStart"/>
+      <w:r>
+        <w:rPr>
+          <w:rFonts w:asciiTheme="majorHAnsi" w:hAnsiTheme="majorHAnsi"/>
+          <w:sz w:val="24"/>
+          <w:szCs w:val="24"/>
+          <w:lang w:val="es-CO"/>
+        </w:rPr>
+        <w:t>crm</w:t>
+      </w:r>
+      <w:proofErr w:type="spellEnd"/>
+      <w:r>
+        <w:rPr>
+          <w:rFonts w:asciiTheme="majorHAnsi" w:hAnsiTheme="majorHAnsi"/>
+          <w:sz w:val="24"/>
+          <w:szCs w:val="24"/>
+          <w:lang w:val="es-CO"/>
+        </w:rPr>
+        <w:t>' a INSTALLED_APPS, le estás diciendo a Django que reconozca esta aplicación y que debe incluirla en las operaciones de la base de datos, la administración, etc.</w:t>
+      </w:r>
+    </w:p>
+    <w:p>
+      <w:pPr>
+        <w:rPr>
+          <w:rFonts w:asciiTheme="majorHAnsi" w:hAnsiTheme="majorHAnsi"/>
+          <w:b/>
+          <w:bCs/>
+          <w:sz w:val="24"/>
+          <w:szCs w:val="24"/>
+          <w:lang w:val="es-CO"/>
+        </w:rPr>
+      </w:pPr>
+      <w:r>
+        <w:rPr>
+          <w:rFonts w:asciiTheme="majorHAnsi" w:hAnsiTheme="majorHAnsi"/>
+          <w:b/>
+          <w:bCs/>
+          <w:sz w:val="24"/>
+          <w:szCs w:val="24"/>
+          <w:lang w:val="es-CO"/>
+        </w:rPr>
+        <w:t>Paso 4: Definir Modelos</w:t>
+      </w:r>
+    </w:p>
+    <w:p>
+      <w:pPr>
+        <w:rPr>
+          <w:rFonts w:asciiTheme="majorHAnsi" w:hAnsiTheme="majorHAnsi"/>
+          <w:sz w:val="24"/>
+          <w:szCs w:val="24"/>
+          <w:lang w:val="es-CO"/>
+        </w:rPr>
+      </w:pPr>
+      <w:r>
+        <w:rPr>
+          <w:rFonts w:asciiTheme="majorHAnsi" w:hAnsiTheme="majorHAnsi"/>
+          <w:sz w:val="24"/>
+          <w:szCs w:val="24"/>
+          <w:lang w:val="es-CO"/>
+        </w:rPr>
+        <w:t>Ahora, en models.py, puedes definir tus modelos. Aquí hay un ejemplo simple de un modelo Cliente:</w:t>
+      </w:r>
+    </w:p>
+    <w:p>
+      <w:pPr>
+        <w:ind w:left="708"/>
+        <w:rPr>
+          <w:rFonts w:asciiTheme="majorHAnsi" w:hAnsiTheme="majorHAnsi"/>
+          <w:sz w:val="24"/>
+          <w:szCs w:val="24"/>
+          <w:lang w:val="es-CO"/>
+        </w:rPr>
+      </w:pPr>
+      <w:r>
+        <w:rPr>
+          <w:rFonts w:asciiTheme="majorHAnsi" w:hAnsiTheme="majorHAnsi"/>
+          <w:sz w:val="24"/>
+          <w:szCs w:val="24"/>
+          <w:lang w:val="es-CO"/>
+        </w:rPr>
+        <w:t xml:space="preserve">from </w:t>
+      </w:r>
+      <w:proofErr w:type="spellStart"/>
+      <w:r>
+        <w:rPr>
+          <w:rFonts w:asciiTheme="majorHAnsi" w:hAnsiTheme="majorHAnsi"/>
+          <w:sz w:val="24"/>
+          <w:szCs w:val="24"/>
+          <w:lang w:val="es-CO"/>
+        </w:rPr>
+        <w:t>django.db</w:t>
+      </w:r>
+      <w:proofErr w:type="spellEnd"/>
+      <w:r>
+        <w:rPr>
+          <w:rFonts w:asciiTheme="majorHAnsi" w:hAnsiTheme="majorHAnsi"/>
+          <w:sz w:val="24"/>
+          <w:szCs w:val="24"/>
+          <w:lang w:val="es-CO"/>
+        </w:rPr>
+        <w:t xml:space="preserve"> import </w:t>
+      </w:r>
+      <w:proofErr w:type="spellStart"/>
+      <w:r>
+        <w:rPr>
+          <w:rFonts w:asciiTheme="majorHAnsi" w:hAnsiTheme="majorHAnsi"/>
+          <w:sz w:val="24"/>
+          <w:szCs w:val="24"/>
+          <w:lang w:val="es-CO"/>
+        </w:rPr>
+        <w:t>models</w:t>
+      </w:r>
+      <w:proofErr w:type="spellEnd"/>
+    </w:p>
+    <w:p>
+      <w:pPr>
+        <w:ind w:left="708"/>
+        <w:rPr>
+          <w:rFonts w:asciiTheme="majorHAnsi" w:hAnsiTheme="majorHAnsi"/>
+          <w:sz w:val="24"/>
+          <w:szCs w:val="24"/>
+          <w:lang w:val="es-CO"/>
+        </w:rPr>
+      </w:pPr>
+    </w:p>
+    <w:p>
+      <w:pPr>
+        <w:ind w:left="708"/>
+        <w:rPr>
+          <w:rFonts w:asciiTheme="majorHAnsi" w:hAnsiTheme="majorHAnsi"/>
+          <w:sz w:val="24"/>
+          <w:szCs w:val="24"/>
+          <w:lang w:val="es-CO"/>
+        </w:rPr>
+      </w:pPr>
+      <w:proofErr w:type="spellStart"/>
+      <w:r>
+        <w:rPr>
+          <w:rFonts w:asciiTheme="majorHAnsi" w:hAnsiTheme="majorHAnsi"/>
+          <w:sz w:val="24"/>
+          <w:szCs w:val="24"/>
+          <w:lang w:val="es-CO"/>
+        </w:rPr>
+        <w:t>class</w:t>
+      </w:r>
+      <w:proofErr w:type="spellEnd"/>
+      <w:r>
+        <w:rPr>
+          <w:rFonts w:asciiTheme="majorHAnsi" w:hAnsiTheme="majorHAnsi"/>
+          <w:sz w:val="24"/>
+          <w:szCs w:val="24"/>
+          <w:lang w:val="es-CO"/>
+        </w:rPr>
+        <w:t xml:space="preserve"> Cliente(</w:t>
+      </w:r>
+      <w:proofErr w:type="spellStart"/>
+      <w:r>
+        <w:rPr>
+          <w:rFonts w:asciiTheme="majorHAnsi" w:hAnsiTheme="majorHAnsi"/>
+          <w:sz w:val="24"/>
+          <w:szCs w:val="24"/>
+          <w:lang w:val="es-CO"/>
+        </w:rPr>
+        <w:t>models.Model</w:t>
+      </w:r>
+      <w:proofErr w:type="spellEnd"/>
+      <w:r>
+        <w:rPr>
+          <w:rFonts w:asciiTheme="majorHAnsi" w:hAnsiTheme="majorHAnsi"/>
+          <w:sz w:val="24"/>
+          <w:szCs w:val="24"/>
+          <w:lang w:val="es-CO"/>
+        </w:rPr>
+        <w:t>):</w:t>
+      </w:r>
+    </w:p>
+    <w:p>
+      <w:pPr>
+        <w:ind w:left="708"/>
+        <w:rPr>
+          <w:rFonts w:asciiTheme="majorHAnsi" w:hAnsiTheme="majorHAnsi"/>
+          <w:sz w:val="24"/>
+          <w:szCs w:val="24"/>
+          <w:lang w:val="es-CO"/>
+        </w:rPr>
+      </w:pPr>
+      <w:r>
+        <w:rPr>
+          <w:rFonts w:asciiTheme="majorHAnsi" w:hAnsiTheme="majorHAnsi"/>
+          <w:sz w:val="24"/>
+          <w:szCs w:val="24"/>
+          <w:lang w:val="es-CO"/>
+        </w:rPr>
+        <w:t xml:space="preserve">    nombre = </w:t>
+      </w:r>
+      <w:proofErr w:type="spellStart"/>
+      <w:r>
+        <w:rPr>
+          <w:rFonts w:asciiTheme="majorHAnsi" w:hAnsiTheme="majorHAnsi"/>
+          <w:sz w:val="24"/>
+          <w:szCs w:val="24"/>
+          <w:lang w:val="es-CO"/>
+        </w:rPr>
+        <w:t>models.CharField</w:t>
+      </w:r>
+      <w:proofErr w:type="spellEnd"/>
+      <w:r>
+        <w:rPr>
+          <w:rFonts w:asciiTheme="majorHAnsi" w:hAnsiTheme="majorHAnsi"/>
+          <w:sz w:val="24"/>
+          <w:szCs w:val="24"/>
+          <w:lang w:val="es-CO"/>
+        </w:rPr>
+        <w:t>(</w:t>
+      </w:r>
+      <w:proofErr w:type="spellStart"/>
+      <w:r>
+        <w:rPr>
+          <w:rFonts w:asciiTheme="majorHAnsi" w:hAnsiTheme="majorHAnsi"/>
+          <w:sz w:val="24"/>
+          <w:szCs w:val="24"/>
+          <w:lang w:val="es-CO"/>
+        </w:rPr>
+        <w:t>max_length</w:t>
+      </w:r>
+      <w:proofErr w:type="spellEnd"/>
+      <w:r>
+        <w:rPr>
+          <w:rFonts w:asciiTheme="majorHAnsi" w:hAnsiTheme="majorHAnsi"/>
+          <w:sz w:val="24"/>
+          <w:szCs w:val="24"/>
+          <w:lang w:val="es-CO"/>
+        </w:rPr>
+        <w:t>=100)</w:t>
+      </w:r>
+    </w:p>
+    <w:p>
+      <w:pPr>
+        <w:ind w:left="708"/>
+        <w:rPr>
+          <w:rFonts w:asciiTheme="majorHAnsi" w:hAnsiTheme="majorHAnsi"/>
+          <w:sz w:val="24"/>
+          <w:szCs w:val="24"/>
+          <w:lang w:val="es-CO"/>
+        </w:rPr>
+      </w:pPr>
+      <w:r>
+        <w:rPr>
+          <w:rFonts w:asciiTheme="majorHAnsi" w:hAnsiTheme="majorHAnsi"/>
+          <w:sz w:val="24"/>
+          <w:szCs w:val="24"/>
+          <w:lang w:val="es-CO"/>
+        </w:rPr>
+        <w:t xml:space="preserve">    email = </w:t>
+      </w:r>
+      <w:proofErr w:type="spellStart"/>
+      <w:r>
+        <w:rPr>
+          <w:rFonts w:asciiTheme="majorHAnsi" w:hAnsiTheme="majorHAnsi"/>
+          <w:sz w:val="24"/>
+          <w:szCs w:val="24"/>
+          <w:lang w:val="es-CO"/>
+        </w:rPr>
+        <w:t>models.EmailField</w:t>
+      </w:r>
+      <w:proofErr w:type="spellEnd"/>
+      <w:r>
+        <w:rPr>
+          <w:rFonts w:asciiTheme="majorHAnsi" w:hAnsiTheme="majorHAnsi"/>
+          <w:sz w:val="24"/>
+          <w:szCs w:val="24"/>
+          <w:lang w:val="es-CO"/>
+        </w:rPr>
+        <w:t>()</w:t>
+      </w:r>
+    </w:p>
+    <w:p>
+      <w:pPr>
+        <w:ind w:left="708"/>
+        <w:rPr>
+          <w:rFonts w:asciiTheme="majorHAnsi" w:hAnsiTheme="majorHAnsi"/>
+          <w:sz w:val="24"/>
+          <w:szCs w:val="24"/>
+          <w:lang w:val="es-CO"/>
+        </w:rPr>
+      </w:pPr>
+      <w:r>
+        <w:rPr>
+          <w:rFonts w:asciiTheme="majorHAnsi" w:hAnsiTheme="majorHAnsi"/>
+          <w:sz w:val="24"/>
+          <w:szCs w:val="24"/>
+          <w:lang w:val="es-CO"/>
+        </w:rPr>
+        <w:t xml:space="preserve">    </w:t>
+      </w:r>
+      <w:proofErr w:type="spellStart"/>
+      <w:r>
+        <w:rPr>
+          <w:rFonts w:asciiTheme="majorHAnsi" w:hAnsiTheme="majorHAnsi"/>
+          <w:sz w:val="24"/>
+          <w:szCs w:val="24"/>
+          <w:lang w:val="es-CO"/>
+        </w:rPr>
+        <w:t>telefono</w:t>
+      </w:r>
+      <w:proofErr w:type="spellEnd"/>
+      <w:r>
+        <w:rPr>
+          <w:rFonts w:asciiTheme="majorHAnsi" w:hAnsiTheme="majorHAnsi"/>
+          <w:sz w:val="24"/>
+          <w:szCs w:val="24"/>
+          <w:lang w:val="es-CO"/>
+        </w:rPr>
+        <w:t xml:space="preserve"> = </w:t>
+      </w:r>
+      <w:proofErr w:type="spellStart"/>
+      <w:r>
+        <w:rPr>
+          <w:rFonts w:asciiTheme="majorHAnsi" w:hAnsiTheme="majorHAnsi"/>
+          <w:sz w:val="24"/>
+          <w:szCs w:val="24"/>
+          <w:lang w:val="es-CO"/>
+        </w:rPr>
+        <w:t>models.CharField</w:t>
+      </w:r>
+      <w:proofErr w:type="spellEnd"/>
+      <w:r>
+        <w:rPr>
+          <w:rFonts w:asciiTheme="majorHAnsi" w:hAnsiTheme="majorHAnsi"/>
+          <w:sz w:val="24"/>
+          <w:szCs w:val="24"/>
+          <w:lang w:val="es-CO"/>
+        </w:rPr>
+        <w:t>(</w:t>
+      </w:r>
+      <w:proofErr w:type="spellStart"/>
+      <w:r>
+        <w:rPr>
+          <w:rFonts w:asciiTheme="majorHAnsi" w:hAnsiTheme="majorHAnsi"/>
+          <w:sz w:val="24"/>
+          <w:szCs w:val="24"/>
+          <w:lang w:val="es-CO"/>
+        </w:rPr>
+        <w:t>max_length</w:t>
+      </w:r>
+      <w:proofErr w:type="spellEnd"/>
+      <w:r>
+        <w:rPr>
+          <w:rFonts w:asciiTheme="majorHAnsi" w:hAnsiTheme="majorHAnsi"/>
+          <w:sz w:val="24"/>
+          <w:szCs w:val="24"/>
+          <w:lang w:val="es-CO"/>
+        </w:rPr>
+        <w:t>=15)</w:t>
+      </w:r>
+    </w:p>
+    <w:p>
+      <w:pPr>
+        <w:ind w:left="708"/>
+        <w:rPr>
+          <w:rFonts w:asciiTheme="majorHAnsi" w:hAnsiTheme="majorHAnsi"/>
+          <w:sz w:val="24"/>
+          <w:szCs w:val="24"/>
+          <w:lang w:val="es-CO"/>
+        </w:rPr>
+      </w:pPr>
+    </w:p>
+    <w:p>
+      <w:pPr>
+        <w:ind w:left="708"/>
+        <w:rPr>
+          <w:rFonts w:asciiTheme="majorHAnsi" w:hAnsiTheme="majorHAnsi"/>
+          <w:sz w:val="24"/>
+          <w:szCs w:val="24"/>
+          <w:lang w:val="es-CO"/>
+        </w:rPr>
+      </w:pPr>
+      <w:r>
+        <w:rPr>
+          <w:rFonts w:asciiTheme="majorHAnsi" w:hAnsiTheme="majorHAnsi"/>
+          <w:sz w:val="24"/>
+          <w:szCs w:val="24"/>
+          <w:lang w:val="es-CO"/>
+        </w:rPr>
+        <w:t xml:space="preserve">    </w:t>
+      </w:r>
+      <w:proofErr w:type="spellStart"/>
+      <w:r>
+        <w:rPr>
+          <w:rFonts w:asciiTheme="majorHAnsi" w:hAnsiTheme="majorHAnsi"/>
+          <w:sz w:val="24"/>
+          <w:szCs w:val="24"/>
+          <w:lang w:val="es-CO"/>
+        </w:rPr>
+        <w:t>def</w:t>
+      </w:r>
+      <w:proofErr w:type="spellEnd"/>
+      <w:r>
+        <w:rPr>
+          <w:rFonts w:asciiTheme="majorHAnsi" w:hAnsiTheme="majorHAnsi"/>
+          <w:sz w:val="24"/>
+          <w:szCs w:val="24"/>
+          <w:lang w:val="es-CO"/>
+        </w:rPr>
+        <w:t xml:space="preserve"> __</w:t>
+      </w:r>
+      <w:proofErr w:type="spellStart"/>
+      <w:r>
+        <w:rPr>
+          <w:rFonts w:asciiTheme="majorHAnsi" w:hAnsiTheme="majorHAnsi"/>
+          <w:sz w:val="24"/>
+          <w:szCs w:val="24"/>
+          <w:lang w:val="es-CO"/>
+        </w:rPr>
+        <w:t>str</w:t>
+      </w:r>
+      <w:proofErr w:type="spellEnd"/>
+      <w:r>
+        <w:rPr>
+          <w:rFonts w:asciiTheme="majorHAnsi" w:hAnsiTheme="majorHAnsi"/>
+          <w:sz w:val="24"/>
+          <w:szCs w:val="24"/>
+          <w:lang w:val="es-CO"/>
+        </w:rPr>
+        <w:t>__(</w:t>
+      </w:r>
+      <w:proofErr w:type="spellStart"/>
+      <w:r>
+        <w:rPr>
+          <w:rFonts w:asciiTheme="majorHAnsi" w:hAnsiTheme="majorHAnsi"/>
+          <w:sz w:val="24"/>
+          <w:szCs w:val="24"/>
+          <w:lang w:val="es-CO"/>
+        </w:rPr>
+        <w:t>self</w:t>
+      </w:r>
+      <w:proofErr w:type="spellEnd"/>
+      <w:r>
+        <w:rPr>
+          <w:rFonts w:asciiTheme="majorHAnsi" w:hAnsiTheme="majorHAnsi"/>
+          <w:sz w:val="24"/>
+          <w:szCs w:val="24"/>
+          <w:lang w:val="es-CO"/>
+        </w:rPr>
+        <w:t>):</w:t>
+      </w:r>
+    </w:p>
+    <w:p>
+      <w:pPr>
+        <w:ind w:left="708"/>
+        <w:rPr>
+          <w:rFonts w:asciiTheme="majorHAnsi" w:hAnsiTheme="majorHAnsi"/>
+          <w:sz w:val="24"/>
+          <w:szCs w:val="24"/>
+          <w:lang w:val="es-CO"/>
+        </w:rPr>
+      </w:pPr>
+      <w:r>
+        <w:rPr>
+          <w:rFonts w:asciiTheme="majorHAnsi" w:hAnsiTheme="majorHAnsi"/>
+          <w:sz w:val="24"/>
+          <w:szCs w:val="24"/>
+          <w:lang w:val="es-CO"/>
+        </w:rPr>
+        <w:t xml:space="preserve">        </w:t>
+      </w:r>
+      <w:proofErr w:type="spellStart"/>
+      <w:r>
+        <w:rPr>
+          <w:rFonts w:asciiTheme="majorHAnsi" w:hAnsiTheme="majorHAnsi"/>
+          <w:sz w:val="24"/>
+          <w:szCs w:val="24"/>
+          <w:lang w:val="es-CO"/>
+        </w:rPr>
+        <w:t>return</w:t>
+      </w:r>
+      <w:proofErr w:type="spellEnd"/>
+      <w:r>
+        <w:rPr>
+          <w:rFonts w:asciiTheme="majorHAnsi" w:hAnsiTheme="majorHAnsi"/>
+          <w:sz w:val="24"/>
+          <w:szCs w:val="24"/>
+          <w:lang w:val="es-CO"/>
+        </w:rPr>
+        <w:t xml:space="preserve"> </w:t>
+      </w:r>
+      <w:proofErr w:type="spellStart"/>
+      <w:r>
+        <w:rPr>
+          <w:rFonts w:asciiTheme="majorHAnsi" w:hAnsiTheme="majorHAnsi"/>
+          <w:sz w:val="24"/>
+          <w:szCs w:val="24"/>
+          <w:lang w:val="es-CO"/>
+        </w:rPr>
+        <w:t>self.nombre</w:t>
+      </w:r>
+      <w:proofErr w:type="spellEnd"/>
+    </w:p>
+    <w:p>
+      <w:pPr>
+        <w:rPr>
+          <w:rFonts w:asciiTheme="majorHAnsi" w:hAnsiTheme="majorHAnsi"/>
+          <w:sz w:val="24"/>
+          <w:szCs w:val="24"/>
+          <w:lang w:val="es-CO"/>
+        </w:rPr>
+      </w:pPr>
+      <w:proofErr w:type="spellStart"/>
+      <w:r>
+        <w:rPr>
+          <w:rFonts w:asciiTheme="majorHAnsi" w:hAnsiTheme="majorHAnsi"/>
+          <w:sz w:val="24"/>
+          <w:szCs w:val="24"/>
+          <w:lang w:val="es-CO"/>
+        </w:rPr>
+        <w:t>models.Model</w:t>
+      </w:r>
+      <w:proofErr w:type="spellEnd"/>
+      <w:r>
+        <w:rPr>
+          <w:rFonts w:asciiTheme="majorHAnsi" w:hAnsiTheme="majorHAnsi"/>
+          <w:sz w:val="24"/>
+          <w:szCs w:val="24"/>
+          <w:lang w:val="es-CO"/>
+        </w:rPr>
+        <w:t xml:space="preserve">: Tu clase Cliente hereda de </w:t>
+      </w:r>
+      <w:proofErr w:type="spellStart"/>
+      <w:r>
+        <w:rPr>
+          <w:rFonts w:asciiTheme="majorHAnsi" w:hAnsiTheme="majorHAnsi"/>
+          <w:sz w:val="24"/>
+          <w:szCs w:val="24"/>
+          <w:lang w:val="es-CO"/>
+        </w:rPr>
+        <w:t>models.Model</w:t>
+      </w:r>
+      <w:proofErr w:type="spellEnd"/>
+      <w:r>
+        <w:rPr>
+          <w:rFonts w:asciiTheme="majorHAnsi" w:hAnsiTheme="majorHAnsi"/>
+          <w:sz w:val="24"/>
+          <w:szCs w:val="24"/>
+          <w:lang w:val="es-CO"/>
+        </w:rPr>
+        <w:t>, lo que indica que es un modelo de base de datos.</w:t>
+      </w:r>
+    </w:p>
+    <w:p>
+      <w:pPr>
+        <w:rPr>
+          <w:rFonts w:asciiTheme="majorHAnsi" w:hAnsiTheme="majorHAnsi"/>
+          <w:sz w:val="24"/>
+          <w:szCs w:val="24"/>
+          <w:lang w:val="es-CO"/>
+        </w:rPr>
+      </w:pPr>
+      <w:proofErr w:type="spellStart"/>
+      <w:r>
+        <w:rPr>
+          <w:rFonts w:asciiTheme="majorHAnsi" w:hAnsiTheme="majorHAnsi"/>
+          <w:sz w:val="24"/>
+          <w:szCs w:val="24"/>
+          <w:lang w:val="es-CO"/>
+        </w:rPr>
+        <w:lastRenderedPageBreak/>
+        <w:t>CharField</w:t>
+      </w:r>
+      <w:proofErr w:type="spellEnd"/>
+      <w:r>
+        <w:rPr>
+          <w:rFonts w:asciiTheme="majorHAnsi" w:hAnsiTheme="majorHAnsi"/>
+          <w:sz w:val="24"/>
+          <w:szCs w:val="24"/>
+          <w:lang w:val="es-CO"/>
+        </w:rPr>
+        <w:t xml:space="preserve"> y </w:t>
+      </w:r>
+      <w:proofErr w:type="spellStart"/>
+      <w:r>
+        <w:rPr>
+          <w:rFonts w:asciiTheme="majorHAnsi" w:hAnsiTheme="majorHAnsi"/>
+          <w:sz w:val="24"/>
+          <w:szCs w:val="24"/>
+          <w:lang w:val="es-CO"/>
+        </w:rPr>
+        <w:t>EmailField</w:t>
+      </w:r>
+      <w:proofErr w:type="spellEnd"/>
+      <w:r>
+        <w:rPr>
+          <w:rFonts w:asciiTheme="majorHAnsi" w:hAnsiTheme="majorHAnsi"/>
+          <w:sz w:val="24"/>
+          <w:szCs w:val="24"/>
+          <w:lang w:val="es-CO"/>
+        </w:rPr>
+        <w:t>: Estas son definiciones de campo que indican el tipo de datos que se almacenarán (cadena de caracteres, email, etc.).</w:t>
+      </w:r>
+    </w:p>
+    <w:p>
+      <w:pPr>
+        <w:rPr>
+          <w:rFonts w:asciiTheme="majorHAnsi" w:hAnsiTheme="majorHAnsi"/>
+          <w:sz w:val="24"/>
+          <w:szCs w:val="24"/>
+          <w:lang w:val="es-CO"/>
+        </w:rPr>
+      </w:pPr>
+      <w:r>
+        <w:rPr>
+          <w:rFonts w:asciiTheme="majorHAnsi" w:hAnsiTheme="majorHAnsi"/>
+          <w:sz w:val="24"/>
+          <w:szCs w:val="24"/>
+          <w:lang w:val="es-CO"/>
+        </w:rPr>
+        <w:t>__</w:t>
+      </w:r>
+      <w:proofErr w:type="spellStart"/>
+      <w:r>
+        <w:rPr>
+          <w:rFonts w:asciiTheme="majorHAnsi" w:hAnsiTheme="majorHAnsi"/>
+          <w:sz w:val="24"/>
+          <w:szCs w:val="24"/>
+          <w:lang w:val="es-CO"/>
+        </w:rPr>
+        <w:t>str</w:t>
+      </w:r>
+      <w:proofErr w:type="spellEnd"/>
+      <w:r>
+        <w:rPr>
+          <w:rFonts w:asciiTheme="majorHAnsi" w:hAnsiTheme="majorHAnsi"/>
+          <w:sz w:val="24"/>
+          <w:szCs w:val="24"/>
+          <w:lang w:val="es-CO"/>
+        </w:rPr>
+        <w:t>__: Este método define cómo se representará el objeto cuando lo conviertas a una cadena (por ejemplo, en la interfaz de administración).</w:t>
+      </w:r>
+    </w:p>
+    <w:p>
+      <w:pPr>
+        <w:rPr>
+          <w:rFonts w:asciiTheme="majorHAnsi" w:hAnsiTheme="majorHAnsi"/>
+          <w:sz w:val="24"/>
+          <w:szCs w:val="24"/>
+          <w:lang w:val="es-CO"/>
+        </w:rPr>
+      </w:pPr>
+      <w:r>
+        <w:rPr>
+          <w:rFonts w:asciiTheme="majorHAnsi" w:hAnsiTheme="majorHAnsi"/>
+          <w:sz w:val="24"/>
+          <w:szCs w:val="24"/>
+          <w:lang w:val="es-CO"/>
+        </w:rPr>
+        <w:t>¿Qué sucede en este paso?</w:t>
+      </w:r>
+    </w:p>
+    <w:p>
+      <w:pPr>
+        <w:rPr>
+          <w:rFonts w:asciiTheme="majorHAnsi" w:hAnsiTheme="majorHAnsi"/>
+          <w:sz w:val="24"/>
+          <w:szCs w:val="24"/>
+          <w:lang w:val="es-CO"/>
+        </w:rPr>
+      </w:pPr>
+      <w:r>
+        <w:rPr>
+          <w:rFonts w:asciiTheme="majorHAnsi" w:hAnsiTheme="majorHAnsi"/>
+          <w:sz w:val="24"/>
+          <w:szCs w:val="24"/>
+          <w:lang w:val="es-CO"/>
+        </w:rPr>
+        <w:t>Estás definiendo la estructura de la tabla Cliente en la base de datos. Cada atributo en la clase representa una columna en la tabla.</w:t>
+      </w:r>
+    </w:p>
+    <w:p>
+      <w:pPr>
+        <w:rPr>
+          <w:rFonts w:asciiTheme="majorHAnsi" w:hAnsiTheme="majorHAnsi"/>
+          <w:sz w:val="24"/>
+          <w:szCs w:val="24"/>
+          <w:lang w:val="es-CO"/>
+        </w:rPr>
+      </w:pPr>
+      <w:r>
+        <w:rPr>
+          <w:rFonts w:asciiTheme="majorHAnsi" w:hAnsiTheme="majorHAnsi"/>
+          <w:sz w:val="24"/>
+          <w:szCs w:val="24"/>
+          <w:lang w:val="es-CO"/>
+        </w:rPr>
+        <w:t>Paso 5: Crear Migraciones</w:t>
+      </w:r>
+    </w:p>
+    <w:p>
+      <w:pPr>
+        <w:rPr>
+          <w:rFonts w:asciiTheme="majorHAnsi" w:hAnsiTheme="majorHAnsi"/>
+          <w:sz w:val="24"/>
+          <w:szCs w:val="24"/>
+          <w:lang w:val="es-CO"/>
+        </w:rPr>
+      </w:pPr>
+      <w:r>
+        <w:rPr>
+          <w:rFonts w:asciiTheme="majorHAnsi" w:hAnsiTheme="majorHAnsi"/>
+          <w:sz w:val="24"/>
+          <w:szCs w:val="24"/>
+          <w:lang w:val="es-CO"/>
+        </w:rPr>
+        <w:t>Después de definir tus modelos, debes crear migraciones, que son instrucciones para crear o modificar las tablas de la base de datos:</w:t>
+      </w:r>
+    </w:p>
+    <w:p>
+      <w:pPr>
+        <w:rPr>
+          <w:rFonts w:asciiTheme="majorHAnsi" w:hAnsiTheme="majorHAnsi"/>
+          <w:sz w:val="24"/>
+          <w:szCs w:val="24"/>
+          <w:lang w:val="es-CO"/>
+        </w:rPr>
+      </w:pPr>
+    </w:p>
+    <w:p>
+      <w:pPr>
+        <w:ind w:firstLine="708"/>
+        <w:rPr>
+          <w:rFonts w:asciiTheme="majorHAnsi" w:hAnsiTheme="majorHAnsi"/>
+          <w:sz w:val="24"/>
+          <w:szCs w:val="24"/>
+          <w:lang w:val="es-CO"/>
+        </w:rPr>
+      </w:pPr>
+      <w:proofErr w:type="spellStart"/>
+      <w:r>
+        <w:rPr>
+          <w:rFonts w:asciiTheme="majorHAnsi" w:hAnsiTheme="majorHAnsi"/>
+          <w:sz w:val="24"/>
+          <w:szCs w:val="24"/>
+          <w:lang w:val="es-CO"/>
+        </w:rPr>
+        <w:t>python</w:t>
+      </w:r>
+      <w:proofErr w:type="spellEnd"/>
+      <w:r>
+        <w:rPr>
+          <w:rFonts w:asciiTheme="majorHAnsi" w:hAnsiTheme="majorHAnsi"/>
+          <w:sz w:val="24"/>
+          <w:szCs w:val="24"/>
+          <w:lang w:val="es-CO"/>
+        </w:rPr>
+        <w:t xml:space="preserve"> manage.py </w:t>
+      </w:r>
+      <w:proofErr w:type="spellStart"/>
+      <w:r>
+        <w:rPr>
+          <w:rFonts w:asciiTheme="majorHAnsi" w:hAnsiTheme="majorHAnsi"/>
+          <w:sz w:val="24"/>
+          <w:szCs w:val="24"/>
+          <w:lang w:val="es-CO"/>
+        </w:rPr>
+        <w:t>makemigrations</w:t>
+      </w:r>
+      <w:proofErr w:type="spellEnd"/>
+    </w:p>
+    <w:p>
+      <w:pPr>
+        <w:rPr>
+          <w:rFonts w:asciiTheme="majorHAnsi" w:hAnsiTheme="majorHAnsi"/>
+          <w:sz w:val="24"/>
+          <w:szCs w:val="24"/>
+          <w:lang w:val="es-CO"/>
+        </w:rPr>
+      </w:pPr>
+      <w:r>
+        <w:rPr>
+          <w:rFonts w:asciiTheme="majorHAnsi" w:hAnsiTheme="majorHAnsi"/>
+          <w:sz w:val="24"/>
+          <w:szCs w:val="24"/>
+          <w:lang w:val="es-CO"/>
+        </w:rPr>
+        <w:t>¿Qué hace este paso?</w:t>
+      </w:r>
+    </w:p>
+    <w:p>
+      <w:pPr>
+        <w:rPr>
+          <w:rFonts w:asciiTheme="majorHAnsi" w:hAnsiTheme="majorHAnsi"/>
+          <w:sz w:val="24"/>
+          <w:szCs w:val="24"/>
+          <w:lang w:val="es-CO"/>
+        </w:rPr>
+      </w:pPr>
+      <w:r>
+        <w:rPr>
+          <w:rFonts w:asciiTheme="majorHAnsi" w:hAnsiTheme="majorHAnsi"/>
+          <w:sz w:val="24"/>
+          <w:szCs w:val="24"/>
+          <w:lang w:val="es-CO"/>
+        </w:rPr>
+        <w:t xml:space="preserve">Django genera archivos de migración que describen los cambios realizados en los modelos. Estos archivos se guardan en un directorio </w:t>
+      </w:r>
+      <w:proofErr w:type="spellStart"/>
+      <w:r>
+        <w:rPr>
+          <w:rFonts w:asciiTheme="majorHAnsi" w:hAnsiTheme="majorHAnsi"/>
+          <w:sz w:val="24"/>
+          <w:szCs w:val="24"/>
+          <w:lang w:val="es-CO"/>
+        </w:rPr>
+        <w:t>migrations</w:t>
+      </w:r>
+      <w:proofErr w:type="spellEnd"/>
+      <w:r>
+        <w:rPr>
+          <w:rFonts w:asciiTheme="majorHAnsi" w:hAnsiTheme="majorHAnsi"/>
+          <w:sz w:val="24"/>
+          <w:szCs w:val="24"/>
+          <w:lang w:val="es-CO"/>
+        </w:rPr>
+        <w:t xml:space="preserve"> dentro de tu aplicación.</w:t>
+      </w:r>
+    </w:p>
+    <w:p>
+      <w:pPr>
+        <w:rPr>
+          <w:rFonts w:asciiTheme="majorHAnsi" w:hAnsiTheme="majorHAnsi"/>
+          <w:b/>
+          <w:bCs/>
+          <w:sz w:val="24"/>
+          <w:szCs w:val="24"/>
+          <w:lang w:val="es-CO"/>
+        </w:rPr>
+      </w:pPr>
+      <w:r>
+        <w:rPr>
+          <w:rFonts w:asciiTheme="majorHAnsi" w:hAnsiTheme="majorHAnsi"/>
+          <w:b/>
+          <w:bCs/>
+          <w:sz w:val="24"/>
+          <w:szCs w:val="24"/>
+          <w:lang w:val="es-CO"/>
+        </w:rPr>
+        <w:t>Paso 6: Aplicar Migraciones</w:t>
+      </w:r>
+    </w:p>
+    <w:p>
+      <w:pPr>
+        <w:rPr>
+          <w:rFonts w:asciiTheme="majorHAnsi" w:hAnsiTheme="majorHAnsi"/>
+          <w:sz w:val="24"/>
+          <w:szCs w:val="24"/>
+          <w:lang w:val="es-CO"/>
+        </w:rPr>
+      </w:pPr>
+      <w:r>
+        <w:rPr>
+          <w:rFonts w:asciiTheme="majorHAnsi" w:hAnsiTheme="majorHAnsi"/>
+          <w:sz w:val="24"/>
+          <w:szCs w:val="24"/>
+          <w:lang w:val="es-CO"/>
+        </w:rPr>
+        <w:t>Una vez que has creado las migraciones, aplica esos cambios a la base de datos ejecutando:</w:t>
+      </w:r>
+    </w:p>
+    <w:p>
+      <w:pPr>
+        <w:ind w:firstLine="708"/>
+        <w:rPr>
+          <w:rFonts w:asciiTheme="majorHAnsi" w:hAnsiTheme="majorHAnsi"/>
+          <w:sz w:val="24"/>
+          <w:szCs w:val="24"/>
+          <w:lang w:val="es-CO"/>
+        </w:rPr>
+      </w:pPr>
+      <w:proofErr w:type="spellStart"/>
+      <w:r>
+        <w:rPr>
+          <w:rFonts w:asciiTheme="majorHAnsi" w:hAnsiTheme="majorHAnsi"/>
+          <w:sz w:val="24"/>
+          <w:szCs w:val="24"/>
+          <w:lang w:val="es-CO"/>
+        </w:rPr>
+        <w:t>python</w:t>
+      </w:r>
+      <w:proofErr w:type="spellEnd"/>
+      <w:r>
+        <w:rPr>
+          <w:rFonts w:asciiTheme="majorHAnsi" w:hAnsiTheme="majorHAnsi"/>
+          <w:sz w:val="24"/>
+          <w:szCs w:val="24"/>
+          <w:lang w:val="es-CO"/>
+        </w:rPr>
+        <w:t xml:space="preserve"> manage.py </w:t>
+      </w:r>
+      <w:proofErr w:type="spellStart"/>
+      <w:r>
+        <w:rPr>
+          <w:rFonts w:asciiTheme="majorHAnsi" w:hAnsiTheme="majorHAnsi"/>
+          <w:sz w:val="24"/>
+          <w:szCs w:val="24"/>
+          <w:lang w:val="es-CO"/>
+        </w:rPr>
+        <w:t>migrate</w:t>
+      </w:r>
+      <w:proofErr w:type="spellEnd"/>
+    </w:p>
+    <w:p>
+      <w:pPr>
+        <w:rPr>
+          <w:rFonts w:asciiTheme="majorHAnsi" w:hAnsiTheme="majorHAnsi"/>
+          <w:sz w:val="24"/>
+          <w:szCs w:val="24"/>
+          <w:lang w:val="es-CO"/>
+        </w:rPr>
+      </w:pPr>
+      <w:r>
+        <w:rPr>
+          <w:rFonts w:asciiTheme="majorHAnsi" w:hAnsiTheme="majorHAnsi"/>
+          <w:sz w:val="24"/>
+          <w:szCs w:val="24"/>
+          <w:lang w:val="es-CO"/>
+        </w:rPr>
+        <w:t>¿Qué hace este paso?</w:t>
+      </w:r>
+    </w:p>
+    <w:p>
+      <w:pPr>
+        <w:rPr>
+          <w:rFonts w:asciiTheme="majorHAnsi" w:hAnsiTheme="majorHAnsi"/>
+          <w:sz w:val="24"/>
+          <w:szCs w:val="24"/>
+          <w:lang w:val="es-CO"/>
+        </w:rPr>
+      </w:pPr>
+      <w:r>
+        <w:rPr>
+          <w:rFonts w:asciiTheme="majorHAnsi" w:hAnsiTheme="majorHAnsi"/>
+          <w:sz w:val="24"/>
+          <w:szCs w:val="24"/>
+          <w:lang w:val="es-CO"/>
+        </w:rPr>
+        <w:t>Aplica las migraciones pendientes y crea las tablas correspondientes en la base de datos. En este caso, se creará la tabla Cliente.</w:t>
+      </w:r>
+    </w:p>
+    <w:p>
+      <w:pPr>
+        <w:rPr>
+          <w:rFonts w:asciiTheme="majorHAnsi" w:hAnsiTheme="majorHAnsi"/>
+          <w:b/>
+          <w:bCs/>
+          <w:sz w:val="24"/>
+          <w:szCs w:val="24"/>
+          <w:lang w:val="es-CO"/>
+        </w:rPr>
+      </w:pPr>
+      <w:r>
+        <w:rPr>
+          <w:rFonts w:asciiTheme="majorHAnsi" w:hAnsiTheme="majorHAnsi"/>
+          <w:b/>
+          <w:bCs/>
+          <w:sz w:val="24"/>
+          <w:szCs w:val="24"/>
+          <w:lang w:val="es-CO"/>
+        </w:rPr>
+        <w:t>Paso 7: Acceder a la Interfaz de Administración</w:t>
+      </w:r>
+    </w:p>
+    <w:p>
+      <w:pPr>
+        <w:rPr>
+          <w:rFonts w:asciiTheme="majorHAnsi" w:hAnsiTheme="majorHAnsi"/>
+          <w:sz w:val="24"/>
+          <w:szCs w:val="24"/>
+          <w:lang w:val="es-CO"/>
+        </w:rPr>
+      </w:pPr>
+      <w:r>
+        <w:rPr>
+          <w:rFonts w:asciiTheme="majorHAnsi" w:hAnsiTheme="majorHAnsi"/>
+          <w:sz w:val="24"/>
+          <w:szCs w:val="24"/>
+          <w:lang w:val="es-CO"/>
+        </w:rPr>
+        <w:t xml:space="preserve">Para ver tus modelos en la interfaz de administración, primero necesitas registrarlos en admin.py. Agrega lo siguiente a </w:t>
+      </w:r>
+      <w:proofErr w:type="spellStart"/>
+      <w:r>
+        <w:rPr>
+          <w:rFonts w:asciiTheme="majorHAnsi" w:hAnsiTheme="majorHAnsi"/>
+          <w:sz w:val="24"/>
+          <w:szCs w:val="24"/>
+          <w:lang w:val="es-CO"/>
+        </w:rPr>
+        <w:t>crm</w:t>
+      </w:r>
+      <w:proofErr w:type="spellEnd"/>
+      <w:r>
+        <w:rPr>
+          <w:rFonts w:asciiTheme="majorHAnsi" w:hAnsiTheme="majorHAnsi"/>
+          <w:sz w:val="24"/>
+          <w:szCs w:val="24"/>
+          <w:lang w:val="es-CO"/>
+        </w:rPr>
+        <w:t>/admin.py:</w:t>
+      </w:r>
+    </w:p>
+    <w:p>
+      <w:pPr>
+        <w:ind w:firstLine="708"/>
+        <w:rPr>
+          <w:rFonts w:asciiTheme="majorHAnsi" w:hAnsiTheme="majorHAnsi"/>
+          <w:sz w:val="24"/>
+          <w:szCs w:val="24"/>
+          <w:lang w:val="es-CO"/>
+        </w:rPr>
+      </w:pPr>
+      <w:r>
+        <w:rPr>
+          <w:rFonts w:asciiTheme="majorHAnsi" w:hAnsiTheme="majorHAnsi"/>
+          <w:sz w:val="24"/>
+          <w:szCs w:val="24"/>
+          <w:lang w:val="es-CO"/>
+        </w:rPr>
+        <w:t xml:space="preserve">from </w:t>
+      </w:r>
+      <w:proofErr w:type="spellStart"/>
+      <w:r>
+        <w:rPr>
+          <w:rFonts w:asciiTheme="majorHAnsi" w:hAnsiTheme="majorHAnsi"/>
+          <w:sz w:val="24"/>
+          <w:szCs w:val="24"/>
+          <w:lang w:val="es-CO"/>
+        </w:rPr>
+        <w:t>django.contrib</w:t>
+      </w:r>
+      <w:proofErr w:type="spellEnd"/>
+      <w:r>
+        <w:rPr>
+          <w:rFonts w:asciiTheme="majorHAnsi" w:hAnsiTheme="majorHAnsi"/>
+          <w:sz w:val="24"/>
+          <w:szCs w:val="24"/>
+          <w:lang w:val="es-CO"/>
+        </w:rPr>
+        <w:t xml:space="preserve"> import </w:t>
+      </w:r>
+      <w:proofErr w:type="spellStart"/>
+      <w:r>
+        <w:rPr>
+          <w:rFonts w:asciiTheme="majorHAnsi" w:hAnsiTheme="majorHAnsi"/>
+          <w:sz w:val="24"/>
+          <w:szCs w:val="24"/>
+          <w:lang w:val="es-CO"/>
+        </w:rPr>
+        <w:t>admin</w:t>
+      </w:r>
+      <w:proofErr w:type="spellEnd"/>
+    </w:p>
+    <w:p>
+      <w:pPr>
+        <w:ind w:left="708"/>
+        <w:rPr>
+          <w:rFonts w:asciiTheme="majorHAnsi" w:hAnsiTheme="majorHAnsi"/>
+          <w:sz w:val="24"/>
+          <w:szCs w:val="24"/>
+          <w:lang w:val="es-CO"/>
+        </w:rPr>
+      </w:pPr>
+      <w:r>
+        <w:rPr>
+          <w:rFonts w:asciiTheme="majorHAnsi" w:hAnsiTheme="majorHAnsi"/>
+          <w:sz w:val="24"/>
+          <w:szCs w:val="24"/>
+          <w:lang w:val="es-CO"/>
+        </w:rPr>
+        <w:t>from .</w:t>
+      </w:r>
+      <w:proofErr w:type="spellStart"/>
+      <w:r>
+        <w:rPr>
+          <w:rFonts w:asciiTheme="majorHAnsi" w:hAnsiTheme="majorHAnsi"/>
+          <w:sz w:val="24"/>
+          <w:szCs w:val="24"/>
+          <w:lang w:val="es-CO"/>
+        </w:rPr>
+        <w:t>models</w:t>
+      </w:r>
+      <w:proofErr w:type="spellEnd"/>
+      <w:r>
+        <w:rPr>
+          <w:rFonts w:asciiTheme="majorHAnsi" w:hAnsiTheme="majorHAnsi"/>
+          <w:sz w:val="24"/>
+          <w:szCs w:val="24"/>
+          <w:lang w:val="es-CO"/>
+        </w:rPr>
+        <w:t xml:space="preserve"> import Cliente</w:t>
+      </w:r>
+    </w:p>
+    <w:p>
+      <w:pPr>
+        <w:ind w:left="708"/>
+        <w:rPr>
+          <w:rFonts w:asciiTheme="majorHAnsi" w:hAnsiTheme="majorHAnsi"/>
+          <w:sz w:val="24"/>
+          <w:szCs w:val="24"/>
+          <w:lang w:val="es-CO"/>
+        </w:rPr>
+      </w:pPr>
+    </w:p>
+    <w:p>
+      <w:pPr>
+        <w:ind w:left="708"/>
+        <w:rPr>
+          <w:rFonts w:asciiTheme="majorHAnsi" w:hAnsiTheme="majorHAnsi"/>
+          <w:sz w:val="24"/>
+          <w:szCs w:val="24"/>
+          <w:lang w:val="es-CO"/>
+        </w:rPr>
+      </w:pPr>
+      <w:proofErr w:type="spellStart"/>
+      <w:r>
+        <w:rPr>
+          <w:rFonts w:asciiTheme="majorHAnsi" w:hAnsiTheme="majorHAnsi"/>
+          <w:sz w:val="24"/>
+          <w:szCs w:val="24"/>
+          <w:lang w:val="es-CO"/>
+        </w:rPr>
+        <w:t>admin.site.register</w:t>
+      </w:r>
+      <w:proofErr w:type="spellEnd"/>
+      <w:r>
+        <w:rPr>
+          <w:rFonts w:asciiTheme="majorHAnsi" w:hAnsiTheme="majorHAnsi"/>
+          <w:sz w:val="24"/>
+          <w:szCs w:val="24"/>
+          <w:lang w:val="es-CO"/>
+        </w:rPr>
+        <w:t>(Cliente)</w:t>
+      </w:r>
+    </w:p>
+    <w:p>
+      <w:pPr>
+        <w:rPr>
+          <w:rFonts w:asciiTheme="majorHAnsi" w:hAnsiTheme="majorHAnsi"/>
+          <w:sz w:val="24"/>
+          <w:szCs w:val="24"/>
+          <w:lang w:val="es-CO"/>
+        </w:rPr>
+      </w:pPr>
+      <w:r>
+        <w:rPr>
+          <w:rFonts w:asciiTheme="majorHAnsi" w:hAnsiTheme="majorHAnsi"/>
+          <w:sz w:val="24"/>
+          <w:szCs w:val="24"/>
+          <w:lang w:val="es-CO"/>
+        </w:rPr>
+        <w:t>¿Qué hace este paso?</w:t>
+      </w:r>
+    </w:p>
+    <w:p>
+      <w:pPr>
+        <w:rPr>
+          <w:rFonts w:asciiTheme="majorHAnsi" w:hAnsiTheme="majorHAnsi"/>
+          <w:sz w:val="24"/>
+          <w:szCs w:val="24"/>
+          <w:lang w:val="es-CO"/>
+        </w:rPr>
+      </w:pPr>
+      <w:r>
+        <w:rPr>
+          <w:rFonts w:asciiTheme="majorHAnsi" w:hAnsiTheme="majorHAnsi"/>
+          <w:sz w:val="24"/>
+          <w:szCs w:val="24"/>
+          <w:lang w:val="es-CO"/>
+        </w:rPr>
+        <w:lastRenderedPageBreak/>
+        <w:t>Le dice a Django que registre el modelo Cliente en la interfaz de administración, lo que permitirá gestionar instancias de este modelo desde allí.</w:t>
+      </w:r>
+    </w:p>
+    <w:p>
+      <w:pPr>
+        <w:rPr>
+          <w:rFonts w:asciiTheme="majorHAnsi" w:hAnsiTheme="majorHAnsi"/>
+          <w:b/>
+          <w:bCs/>
+          <w:sz w:val="24"/>
+          <w:szCs w:val="24"/>
+          <w:lang w:val="es-CO"/>
+        </w:rPr>
+      </w:pPr>
+      <w:r>
+        <w:rPr>
+          <w:rFonts w:asciiTheme="majorHAnsi" w:hAnsiTheme="majorHAnsi"/>
+          <w:b/>
+          <w:bCs/>
+          <w:sz w:val="24"/>
+          <w:szCs w:val="24"/>
+          <w:lang w:val="es-CO"/>
+        </w:rPr>
+        <w:t xml:space="preserve">Paso 8: Crear un </w:t>
+      </w:r>
+      <w:proofErr w:type="spellStart"/>
+      <w:r>
+        <w:rPr>
+          <w:rFonts w:asciiTheme="majorHAnsi" w:hAnsiTheme="majorHAnsi"/>
+          <w:b/>
+          <w:bCs/>
+          <w:sz w:val="24"/>
+          <w:szCs w:val="24"/>
+          <w:lang w:val="es-CO"/>
+        </w:rPr>
+        <w:t>Superusuario</w:t>
+      </w:r>
+      <w:proofErr w:type="spellEnd"/>
+    </w:p>
+    <w:p>
+      <w:pPr>
+        <w:rPr>
+          <w:rFonts w:asciiTheme="majorHAnsi" w:hAnsiTheme="majorHAnsi"/>
+          <w:sz w:val="24"/>
+          <w:szCs w:val="24"/>
+          <w:lang w:val="es-CO"/>
+        </w:rPr>
+      </w:pPr>
+      <w:r>
+        <w:rPr>
+          <w:rFonts w:asciiTheme="majorHAnsi" w:hAnsiTheme="majorHAnsi"/>
+          <w:sz w:val="24"/>
+          <w:szCs w:val="24"/>
+          <w:lang w:val="es-CO"/>
+        </w:rPr>
+        <w:t xml:space="preserve">Para acceder a la interfaz de administración, necesitas crear un </w:t>
+      </w:r>
+      <w:proofErr w:type="spellStart"/>
+      <w:r>
+        <w:rPr>
+          <w:rFonts w:asciiTheme="majorHAnsi" w:hAnsiTheme="majorHAnsi"/>
+          <w:sz w:val="24"/>
+          <w:szCs w:val="24"/>
+          <w:lang w:val="es-CO"/>
+        </w:rPr>
+        <w:t>superusuario</w:t>
+      </w:r>
+      <w:proofErr w:type="spellEnd"/>
+      <w:r>
+        <w:rPr>
+          <w:rFonts w:asciiTheme="majorHAnsi" w:hAnsiTheme="majorHAnsi"/>
+          <w:sz w:val="24"/>
+          <w:szCs w:val="24"/>
+          <w:lang w:val="es-CO"/>
+        </w:rPr>
+        <w:t>. Ejecuta el siguiente comando:</w:t>
+      </w:r>
+    </w:p>
+    <w:p>
+      <w:pPr>
+        <w:rPr>
+          <w:rFonts w:asciiTheme="majorHAnsi" w:hAnsiTheme="majorHAnsi"/>
+          <w:sz w:val="24"/>
+          <w:szCs w:val="24"/>
+          <w:lang w:val="es-CO"/>
+        </w:rPr>
+      </w:pPr>
+    </w:p>
+    <w:p>
+      <w:pPr>
+        <w:ind w:firstLine="708"/>
+        <w:rPr>
+          <w:rFonts w:asciiTheme="majorHAnsi" w:hAnsiTheme="majorHAnsi"/>
+          <w:sz w:val="24"/>
+          <w:szCs w:val="24"/>
+          <w:lang w:val="es-CO"/>
+        </w:rPr>
+      </w:pPr>
+      <w:proofErr w:type="spellStart"/>
+      <w:r>
+        <w:rPr>
+          <w:rFonts w:asciiTheme="majorHAnsi" w:hAnsiTheme="majorHAnsi"/>
+          <w:sz w:val="24"/>
+          <w:szCs w:val="24"/>
+          <w:lang w:val="es-CO"/>
+        </w:rPr>
+        <w:t>python</w:t>
+      </w:r>
+      <w:proofErr w:type="spellEnd"/>
+      <w:r>
+        <w:rPr>
+          <w:rFonts w:asciiTheme="majorHAnsi" w:hAnsiTheme="majorHAnsi"/>
+          <w:sz w:val="24"/>
+          <w:szCs w:val="24"/>
+          <w:lang w:val="es-CO"/>
+        </w:rPr>
+        <w:t xml:space="preserve"> manage.py </w:t>
+      </w:r>
+      <w:proofErr w:type="spellStart"/>
+      <w:r>
+        <w:rPr>
+          <w:rFonts w:asciiTheme="majorHAnsi" w:hAnsiTheme="majorHAnsi"/>
+          <w:sz w:val="24"/>
+          <w:szCs w:val="24"/>
+          <w:lang w:val="es-CO"/>
+        </w:rPr>
+        <w:t>createsuperuser</w:t>
+      </w:r>
+      <w:proofErr w:type="spellEnd"/>
+    </w:p>
+    <w:p>
+      <w:pPr>
+        <w:rPr>
+          <w:rFonts w:asciiTheme="majorHAnsi" w:hAnsiTheme="majorHAnsi"/>
+          <w:sz w:val="24"/>
+          <w:szCs w:val="24"/>
+          <w:lang w:val="es-CO"/>
+        </w:rPr>
+      </w:pPr>
+      <w:r>
+        <w:rPr>
+          <w:rFonts w:asciiTheme="majorHAnsi" w:hAnsiTheme="majorHAnsi"/>
+          <w:sz w:val="24"/>
+          <w:szCs w:val="24"/>
+          <w:lang w:val="es-CO"/>
+        </w:rPr>
+        <w:t>Se te pedirá que ingreses un nombre de usuario, un correo electrónico y una contraseña.</w:t>
+      </w:r>
+    </w:p>
+    <w:p>
+      <w:pPr>
+        <w:rPr>
+          <w:rFonts w:asciiTheme="majorHAnsi" w:hAnsiTheme="majorHAnsi"/>
+          <w:sz w:val="24"/>
+          <w:szCs w:val="24"/>
+          <w:lang w:val="es-CO"/>
+        </w:rPr>
+      </w:pPr>
+      <w:r>
+        <w:rPr>
+          <w:rFonts w:asciiTheme="majorHAnsi" w:hAnsiTheme="majorHAnsi"/>
+          <w:sz w:val="24"/>
+          <w:szCs w:val="24"/>
+          <w:lang w:val="es-CO"/>
+        </w:rPr>
+        <w:t>¿Qué hace este paso?</w:t>
+      </w:r>
+    </w:p>
+    <w:p>
+      <w:pPr>
+        <w:rPr>
+          <w:rFonts w:asciiTheme="majorHAnsi" w:hAnsiTheme="majorHAnsi"/>
+          <w:sz w:val="24"/>
+          <w:szCs w:val="24"/>
+          <w:lang w:val="es-CO"/>
+        </w:rPr>
+      </w:pPr>
+      <w:r>
+        <w:rPr>
+          <w:rFonts w:asciiTheme="majorHAnsi" w:hAnsiTheme="majorHAnsi"/>
+          <w:sz w:val="24"/>
+          <w:szCs w:val="24"/>
+          <w:lang w:val="es-CO"/>
+        </w:rPr>
+        <w:t>Crea un usuario con permisos de administrador que puede acceder a la interfaz de administración de Django.</w:t>
+      </w:r>
+    </w:p>
+    <w:p>
+      <w:pPr>
+        <w:rPr>
+          <w:rFonts w:asciiTheme="majorHAnsi" w:hAnsiTheme="majorHAnsi"/>
+          <w:sz w:val="24"/>
+          <w:szCs w:val="24"/>
+          <w:lang w:val="es-CO"/>
+        </w:rPr>
+      </w:pPr>
+    </w:p>
+    <w:p>
+      <w:pPr>
+        <w:rPr>
+          <w:rFonts w:asciiTheme="majorHAnsi" w:hAnsiTheme="majorHAnsi"/>
+          <w:b/>
+          <w:bCs/>
+          <w:sz w:val="24"/>
+          <w:szCs w:val="24"/>
+          <w:lang w:val="es-CO"/>
+        </w:rPr>
+      </w:pPr>
+      <w:r>
+        <w:rPr>
+          <w:rFonts w:asciiTheme="majorHAnsi" w:hAnsiTheme="majorHAnsi"/>
+          <w:b/>
+          <w:bCs/>
+          <w:sz w:val="24"/>
+          <w:szCs w:val="24"/>
+          <w:lang w:val="es-CO"/>
+        </w:rPr>
+        <w:t>Paso 9: Ejecutar el Servidor</w:t>
+      </w:r>
+    </w:p>
+    <w:p>
+      <w:pPr>
+        <w:rPr>
+          <w:rFonts w:asciiTheme="majorHAnsi" w:hAnsiTheme="majorHAnsi"/>
+          <w:sz w:val="24"/>
+          <w:szCs w:val="24"/>
+          <w:lang w:val="es-CO"/>
+        </w:rPr>
+      </w:pPr>
+      <w:r>
+        <w:rPr>
+          <w:rFonts w:asciiTheme="majorHAnsi" w:hAnsiTheme="majorHAnsi"/>
+          <w:sz w:val="24"/>
+          <w:szCs w:val="24"/>
+          <w:lang w:val="es-CO"/>
+        </w:rPr>
+        <w:t>Finalmente, para ver tu aplicación en acción, ejecuta el servidor de desarrollo:</w:t>
+      </w:r>
+    </w:p>
+    <w:p>
+      <w:pPr>
+        <w:ind w:firstLine="708"/>
+        <w:rPr>
+          <w:rFonts w:asciiTheme="majorHAnsi" w:hAnsiTheme="majorHAnsi"/>
+          <w:sz w:val="24"/>
+          <w:szCs w:val="24"/>
+          <w:lang w:val="es-CO"/>
+        </w:rPr>
+      </w:pPr>
+      <w:proofErr w:type="spellStart"/>
+      <w:r>
+        <w:rPr>
+          <w:rFonts w:asciiTheme="majorHAnsi" w:hAnsiTheme="majorHAnsi"/>
+          <w:sz w:val="24"/>
+          <w:szCs w:val="24"/>
+          <w:lang w:val="es-CO"/>
+        </w:rPr>
+        <w:t>python</w:t>
+      </w:r>
+      <w:proofErr w:type="spellEnd"/>
+      <w:r>
+        <w:rPr>
+          <w:rFonts w:asciiTheme="majorHAnsi" w:hAnsiTheme="majorHAnsi"/>
+          <w:sz w:val="24"/>
+          <w:szCs w:val="24"/>
+          <w:lang w:val="es-CO"/>
+        </w:rPr>
+        <w:t xml:space="preserve"> manage.py </w:t>
+      </w:r>
+      <w:proofErr w:type="spellStart"/>
+      <w:r>
+        <w:rPr>
+          <w:rFonts w:asciiTheme="majorHAnsi" w:hAnsiTheme="majorHAnsi"/>
+          <w:sz w:val="24"/>
+          <w:szCs w:val="24"/>
+          <w:lang w:val="es-CO"/>
+        </w:rPr>
+        <w:t>runserver</w:t>
+      </w:r>
+      <w:proofErr w:type="spellEnd"/>
+    </w:p>
+    <w:p>
+      <w:pPr>
+        <w:rPr>
+          <w:rFonts w:asciiTheme="majorHAnsi" w:hAnsiTheme="majorHAnsi"/>
+          <w:sz w:val="24"/>
+          <w:szCs w:val="24"/>
+          <w:lang w:val="es-CO"/>
+        </w:rPr>
+      </w:pPr>
+      <w:r>
+        <w:rPr>
+          <w:rFonts w:asciiTheme="majorHAnsi" w:hAnsiTheme="majorHAnsi"/>
+          <w:sz w:val="24"/>
+          <w:szCs w:val="24"/>
+          <w:lang w:val="es-CO"/>
+        </w:rPr>
+        <w:t>¿Qué hace este paso?</w:t>
+      </w:r>
+    </w:p>
+    <w:p>
+      <w:pPr>
+        <w:rPr>
+          <w:rFonts w:asciiTheme="majorHAnsi" w:hAnsiTheme="majorHAnsi"/>
+          <w:sz w:val="24"/>
+          <w:szCs w:val="24"/>
+          <w:lang w:val="es-CO"/>
+        </w:rPr>
+      </w:pPr>
+      <w:r>
+        <w:rPr>
+          <w:rFonts w:asciiTheme="majorHAnsi" w:hAnsiTheme="majorHAnsi"/>
+          <w:sz w:val="24"/>
+          <w:szCs w:val="24"/>
+          <w:lang w:val="es-CO"/>
+        </w:rPr>
+        <w:t>Inicia un servidor web de desarrollo que te permite ver tu aplicación en el navegador. Por defecto, estará disponible en http://127.0.0.1:8000/.</w:t>
+      </w:r>
+    </w:p>
+    <w:p>
+      <w:pPr>
+        <w:rPr>
+          <w:rFonts w:asciiTheme="majorHAnsi" w:hAnsiTheme="majorHAnsi"/>
+          <w:b/>
+          <w:bCs/>
+          <w:sz w:val="24"/>
+          <w:szCs w:val="24"/>
+          <w:lang w:val="es-CO"/>
+        </w:rPr>
+      </w:pPr>
+      <w:r>
+        <w:rPr>
+          <w:rFonts w:asciiTheme="majorHAnsi" w:hAnsiTheme="majorHAnsi"/>
+          <w:b/>
+          <w:bCs/>
+          <w:sz w:val="24"/>
+          <w:szCs w:val="24"/>
+          <w:lang w:val="es-CO"/>
+        </w:rPr>
+        <w:t>Paso 10: Acceder a la Interfaz de Administración</w:t>
+      </w:r>
+    </w:p>
+    <w:p>
+      <w:pPr>
+        <w:rPr>
+          <w:rFonts w:asciiTheme="majorHAnsi" w:hAnsiTheme="majorHAnsi"/>
+          <w:sz w:val="24"/>
+          <w:szCs w:val="24"/>
+          <w:lang w:val="es-CO"/>
+        </w:rPr>
+      </w:pPr>
+      <w:r>
+        <w:rPr>
+          <w:rFonts w:asciiTheme="majorHAnsi" w:hAnsiTheme="majorHAnsi"/>
+          <w:sz w:val="24"/>
+          <w:szCs w:val="24"/>
+          <w:lang w:val="es-CO"/>
+        </w:rPr>
+        <w:t>Abre tu navegador y ve a http://127.0.0.1:8000/admin.</w:t>
+      </w:r>
+    </w:p>
+    <w:p>
+      <w:pPr>
+        <w:rPr>
+          <w:rFonts w:asciiTheme="majorHAnsi" w:hAnsiTheme="majorHAnsi"/>
+          <w:sz w:val="24"/>
+          <w:szCs w:val="24"/>
+          <w:lang w:val="es-CO"/>
+        </w:rPr>
+      </w:pPr>
+      <w:r>
+        <w:rPr>
+          <w:rFonts w:asciiTheme="majorHAnsi" w:hAnsiTheme="majorHAnsi"/>
+          <w:sz w:val="24"/>
+          <w:szCs w:val="24"/>
+          <w:lang w:val="es-CO"/>
+        </w:rPr>
+        <w:t xml:space="preserve">Inicia sesión con el </w:t>
+      </w:r>
+      <w:proofErr w:type="spellStart"/>
+      <w:r>
+        <w:rPr>
+          <w:rFonts w:asciiTheme="majorHAnsi" w:hAnsiTheme="majorHAnsi"/>
+          <w:sz w:val="24"/>
+          <w:szCs w:val="24"/>
+          <w:lang w:val="es-CO"/>
+        </w:rPr>
+        <w:t>superusuario</w:t>
+      </w:r>
+      <w:proofErr w:type="spellEnd"/>
+      <w:r>
+        <w:rPr>
+          <w:rFonts w:asciiTheme="majorHAnsi" w:hAnsiTheme="majorHAnsi"/>
+          <w:sz w:val="24"/>
+          <w:szCs w:val="24"/>
+          <w:lang w:val="es-CO"/>
+        </w:rPr>
+        <w:t xml:space="preserve"> que creaste.</w:t>
+      </w:r>
+    </w:p>
+    <w:p>
+      <w:pPr>
+        <w:rPr>
+          <w:rFonts w:asciiTheme="majorHAnsi" w:hAnsiTheme="majorHAnsi"/>
+          <w:sz w:val="24"/>
+          <w:szCs w:val="24"/>
+          <w:lang w:val="es-CO"/>
+        </w:rPr>
+      </w:pPr>
+      <w:r>
+        <w:rPr>
+          <w:rFonts w:asciiTheme="majorHAnsi" w:hAnsiTheme="majorHAnsi"/>
+          <w:sz w:val="24"/>
+          <w:szCs w:val="24"/>
+          <w:lang w:val="es-CO"/>
+        </w:rPr>
+        <w:t>Una vez dentro, podrás ver y gestionar el modelo Cliente.</w:t>
+      </w:r>
+    </w:p>
+    <w:p>
+      <w:pPr>
+        <w:rPr>
+          <w:rFonts w:asciiTheme="majorHAnsi" w:hAnsiTheme="majorHAnsi"/>
+          <w:sz w:val="24"/>
+          <w:szCs w:val="24"/>
+          <w:lang w:val="es-CO"/>
+        </w:rPr>
+      </w:pPr>
+    </w:p>
+    <w:p>
+      <w:pPr>
+        <w:rPr>
+          <w:rFonts w:asciiTheme="majorHAnsi" w:hAnsiTheme="majorHAnsi"/>
+          <w:b/>
+          <w:bCs/>
+          <w:sz w:val="28"/>
+          <w:szCs w:val="28"/>
+          <w:lang w:val="es-CO"/>
+        </w:rPr>
+      </w:pPr>
+      <w:r>
+        <w:rPr>
+          <w:rFonts w:asciiTheme="majorHAnsi" w:hAnsiTheme="majorHAnsi"/>
+          <w:b/>
+          <w:bCs/>
+          <w:sz w:val="28"/>
+          <w:szCs w:val="28"/>
+          <w:lang w:val="es-CO"/>
+        </w:rPr>
+        <w:t>Base de datos relacional de la pagina</w:t>
+      </w:r>
+    </w:p>
+    <w:p>
+      <w:pPr>
+        <w:rPr>
+          <w:rFonts w:asciiTheme="majorHAnsi" w:hAnsiTheme="majorHAnsi"/>
+          <w:sz w:val="24"/>
+          <w:szCs w:val="24"/>
+          <w:lang w:val="es-CO"/>
+        </w:rPr>
+      </w:pPr>
+    </w:p>
+    <w:p>
+      <w:pPr>
+        <w:rPr>
+          <w:rFonts w:asciiTheme="majorHAnsi" w:hAnsiTheme="majorHAnsi"/>
+          <w:b/>
+          <w:bCs/>
+          <w:sz w:val="24"/>
+          <w:szCs w:val="24"/>
+          <w:lang w:val="es-CO"/>
+        </w:rPr>
+      </w:pPr>
+      <w:r>
+        <w:rPr>
+          <w:rFonts w:asciiTheme="majorHAnsi" w:hAnsiTheme="majorHAnsi"/>
+          <w:b/>
+          <w:bCs/>
+          <w:sz w:val="24"/>
+          <w:szCs w:val="24"/>
+          <w:lang w:val="es-CO"/>
+        </w:rPr>
         <w:t>Usuarios creados</w:t>
       </w:r>
     </w:p>
@@ -2504,6 +2479,7 @@
           <w:szCs w:val="24"/>
           <w:lang w:val="es-CO"/>
         </w:rPr>
+        <w:lastRenderedPageBreak/>
         <w:t>contra: Nicolas3</w:t>
       </w:r>
     </w:p>
@@ -2549,6 +2525,132 @@
           <w:lang w:val="es-CO"/>
         </w:rPr>
       </w:pPr>
+      <w:proofErr w:type="spellStart"/>
+      <w:r>
+        <w:rPr>
+          <w:rFonts w:asciiTheme="majorHAnsi" w:hAnsiTheme="majorHAnsi"/>
+          <w:sz w:val="24"/>
+          <w:szCs w:val="24"/>
+          <w:lang w:val="es-CO"/>
+        </w:rPr>
+        <w:t>Newrelic</w:t>
+      </w:r>
+      <w:proofErr w:type="spellEnd"/>
+      <w:r>
+        <w:rPr>
+          <w:rFonts w:asciiTheme="majorHAnsi" w:hAnsiTheme="majorHAnsi"/>
+          <w:sz w:val="24"/>
+          <w:szCs w:val="24"/>
+          <w:lang w:val="es-CO"/>
+        </w:rPr>
+        <w:t xml:space="preserve"> </w:t>
+      </w:r>
+      <w:proofErr w:type="spellStart"/>
+      <w:r>
+        <w:rPr>
+          <w:rFonts w:asciiTheme="majorHAnsi" w:hAnsiTheme="majorHAnsi"/>
+          <w:sz w:val="24"/>
+          <w:szCs w:val="24"/>
+          <w:lang w:val="es-CO"/>
+        </w:rPr>
+        <w:t>pss</w:t>
+      </w:r>
+      <w:proofErr w:type="spellEnd"/>
+      <w:r>
+        <w:rPr>
+          <w:rFonts w:asciiTheme="majorHAnsi" w:hAnsiTheme="majorHAnsi"/>
+          <w:sz w:val="24"/>
+          <w:szCs w:val="24"/>
+          <w:lang w:val="es-CO"/>
+        </w:rPr>
+        <w:t xml:space="preserve"> - </w:t>
+      </w:r>
+      <w:r>
+        <w:rPr>
+          <w:rFonts w:asciiTheme="majorHAnsi" w:hAnsiTheme="majorHAnsi"/>
+          <w:sz w:val="24"/>
+          <w:szCs w:val="24"/>
+          <w:lang w:val="es-CO"/>
+        </w:rPr>
+        <w:t>NRAK-FVHV2XZQ1FBBA97ZYY2TEI3BHHD</w:t>
+      </w:r>
+    </w:p>
+    <w:p>
+      <w:pPr>
+        <w:rPr>
+          <w:rFonts w:asciiTheme="majorHAnsi" w:hAnsiTheme="majorHAnsi"/>
+          <w:sz w:val="24"/>
+          <w:szCs w:val="24"/>
+          <w:lang w:val="es-CO"/>
+        </w:rPr>
+      </w:pPr>
+      <w:r>
+        <w:rPr>
+          <w:rFonts w:asciiTheme="majorHAnsi" w:hAnsiTheme="majorHAnsi"/>
+          <w:sz w:val="24"/>
+          <w:szCs w:val="24"/>
+          <w:lang w:val="es-CO"/>
+        </w:rPr>
+        <w:t>NRAK-X6T7C0A2RNF5G8TJ3LE5CR2WH4P</w:t>
+      </w:r>
+    </w:p>
+    <w:p>
+      <w:pPr>
+        <w:rPr>
+          <w:rFonts w:asciiTheme="majorHAnsi" w:hAnsiTheme="majorHAnsi"/>
+          <w:sz w:val="24"/>
+          <w:szCs w:val="24"/>
+          <w:lang w:val="es-CO"/>
+        </w:rPr>
+      </w:pPr>
+    </w:p>
+    <w:p>
+      <w:pPr>
+        <w:rPr>
+          <w:rFonts w:asciiTheme="majorHAnsi" w:hAnsiTheme="majorHAnsi"/>
+          <w:sz w:val="24"/>
+          <w:szCs w:val="24"/>
+          <w:lang w:val="es-CO"/>
+        </w:rPr>
+      </w:pPr>
+      <w:r>
+        <w:rPr>
+          <w:rFonts w:asciiTheme="majorHAnsi" w:hAnsiTheme="majorHAnsi"/>
+          <w:sz w:val="24"/>
+          <w:szCs w:val="24"/>
+          <w:lang w:val="es-CO"/>
+        </w:rPr>
+        <w:t xml:space="preserve">Token </w:t>
+      </w:r>
+      <w:proofErr w:type="spellStart"/>
+      <w:r>
+        <w:rPr>
+          <w:rFonts w:asciiTheme="majorHAnsi" w:hAnsiTheme="majorHAnsi"/>
+          <w:sz w:val="24"/>
+          <w:szCs w:val="24"/>
+          <w:lang w:val="es-CO"/>
+        </w:rPr>
+        <w:t>grafana</w:t>
+      </w:r>
+      <w:proofErr w:type="spellEnd"/>
+      <w:r>
+        <w:rPr>
+          <w:rFonts w:asciiTheme="majorHAnsi" w:hAnsiTheme="majorHAnsi"/>
+          <w:sz w:val="24"/>
+          <w:szCs w:val="24"/>
+          <w:lang w:val="es-CO"/>
+        </w:rPr>
+        <w:t xml:space="preserve">- </w:t>
+      </w:r>
+      <w:r>
+        <w:rPr>
+          <w:rFonts w:asciiTheme="majorHAnsi" w:hAnsiTheme="majorHAnsi"/>
+          <w:sz w:val="24"/>
+          <w:szCs w:val="24"/>
+          <w:lang w:val="es-CO"/>
+        </w:rPr>
+        <w:t>glc_eyJvIjoiMTM5NDIzNCIsIm4iOiJwZGMtYXVzdHJhbGxlbnMyMDI1LWRlZmF1bHQtcGRjLTAxODUyNiIsImsiOiI2WDgxSVAzMzhNSEVYNEYySDBaYW05aXkiLCJtIjp7InIiOiJwcm9kLXVzLWVhc3QtMCJ9fQ==</w:t>
+      </w:r>
     </w:p>
     <w:sectPr>
       <w:pgSz w:w="12240" w:h="15840"/>
@@ -2561,7 +2663,7 @@
 </file>
 
 <file path=word/numbering.xml><?xml version="1.0" encoding="utf-8"?>
-<w:numbering xmlns:wpc="http://schemas.microsoft.com/office/word/2010/wordprocessingCanvas" xmlns:cx="http://schemas.microsoft.com/office/drawing/2014/chartex" xmlns:cx1="http://schemas.microsoft.com/office/drawing/2015/9/8/chartex" xmlns:cx2="http://schemas.microsoft.com/office/drawing/2015/10/21/chartex" xmlns:cx3="http://schemas.microsoft.com/office/drawing/2016/5/9/chartex" xmlns:cx4="http://schemas.microsoft.com/office/drawing/2016/5/10/chartex" xmlns:cx5="http://schemas.microsoft.com/office/drawing/2016/5/11/chartex" xmlns:cx6="http://schemas.microsoft.com/office/drawing/2016/5/12/chartex" xmlns:cx7="http://schemas.microsoft.com/office/drawing/2016/5/13/chartex" xmlns:cx8="http://schemas.microsoft.com/office/drawing/2016/5/14/chartex" xmlns:mc="http://schemas.openxmlformats.org/markup-compatibility/2006" xmlns:aink="http://schemas.microsoft.com/office/drawing/2016/ink" xmlns:am3d="http://schemas.microsoft.com/office/drawing/2017/model3d" xmlns:o="urn:schemas-microsoft-com:office:office" xmlns:oel="http://schemas.microsoft.com/office/2019/extlst" xmlns:r="http://schemas.openxmlformats.org/officeDocument/2006/relationships" xmlns:m="http://schemas.openxmlformats.org/officeDocument/2006/math" xmlns:v="urn:schemas-microsoft-com:vml" xmlns:wp14="http://schemas.microsoft.com/office/word/2010/wordprocessingDrawing" xmlns:wp="http://schemas.openxmlformats.org/drawingml/2006/wordprocessingDrawing" xmlns:w10="urn:schemas-microsoft-com:office:word" xmlns:w="http://schemas.openxmlformats.org/wordprocessingml/2006/main" xmlns:w14="http://schemas.microsoft.com/office/word/2010/wordml" xmlns:w15="http://schemas.microsoft.com/office/word/2012/wordml" xmlns:w16cex="http://schemas.microsoft.com/office/word/2018/wordml/cex" xmlns:w16cid="http://schemas.microsoft.com/office/word/2016/wordml/cid" xmlns:w16="http://schemas.microsoft.com/office/word/2018/wordml" xmlns:w16du="http://schemas.microsoft.com/office/word/2023/wordml/word16du" xmlns:w16sdtdh="http://schemas.microsoft.com/office/word/2020/wordml/sdtdatahash" xmlns:w16se="http://schemas.microsoft.com/office/word/2015/wordml/symex" xmlns:wpg="http://schemas.microsoft.com/office/word/2010/wordprocessingGroup" xmlns:wpi="http://schemas.microsoft.com/office/word/2010/wordprocessingInk" xmlns:wne="http://schemas.microsoft.com/office/word/2006/wordml" xmlns:wps="http://schemas.microsoft.com/office/word/2010/wordprocessingShape" mc:Ignorable="w14 w15 w16se w16cid w16 w16cex w16sdtdh w16du wp14">
+<w:numbering xmlns:wpc="http://schemas.microsoft.com/office/word/2010/wordprocessingCanvas" xmlns:cx="http://schemas.microsoft.com/office/drawing/2014/chartex" xmlns:cx1="http://schemas.microsoft.com/office/drawing/2015/9/8/chartex" xmlns:cx2="http://schemas.microsoft.com/office/drawing/2015/10/21/chartex" xmlns:cx3="http://schemas.microsoft.com/office/drawing/2016/5/9/chartex" xmlns:cx4="http://schemas.microsoft.com/office/drawing/2016/5/10/chartex" xmlns:cx5="http://schemas.microsoft.com/office/drawing/2016/5/11/chartex" xmlns:cx6="http://schemas.microsoft.com/office/drawing/2016/5/12/chartex" xmlns:cx7="http://schemas.microsoft.com/office/drawing/2016/5/13/chartex" xmlns:cx8="http://schemas.microsoft.com/office/drawing/2016/5/14/chartex" xmlns:mc="http://schemas.openxmlformats.org/markup-compatibility/2006" xmlns:aink="http://schemas.microsoft.com/office/drawing/2016/ink" xmlns:am3d="http://schemas.microsoft.com/office/drawing/2017/model3d" xmlns:o="urn:schemas-microsoft-com:office:office" xmlns:oel="http://schemas.microsoft.com/office/2019/extlst" xmlns:r="http://schemas.openxmlformats.org/officeDocument/2006/relationships" xmlns:m="http://schemas.openxmlformats.org/officeDocument/2006/math" xmlns:v="urn:schemas-microsoft-com:vml" xmlns:wp14="http://schemas.microsoft.com/office/word/2010/wordprocessingDrawing" xmlns:wp="http://schemas.openxmlformats.org/drawingml/2006/wordprocessingDrawing" xmlns:w10="urn:schemas-microsoft-com:office:word" xmlns:w="http://schemas.openxmlformats.org/wordprocessingml/2006/main" xmlns:w14="http://schemas.microsoft.com/office/word/2010/wordml" xmlns:w15="http://schemas.microsoft.com/office/word/2012/wordml" xmlns:w16cex="http://schemas.microsoft.com/office/word/2018/wordml/cex" xmlns:w16cid="http://schemas.microsoft.com/office/word/2016/wordml/cid" xmlns:w16="http://schemas.microsoft.com/office/word/2018/wordml" xmlns:w16du="http://schemas.microsoft.com/office/word/2023/wordml/word16du" xmlns:w16sdtdh="http://schemas.microsoft.com/office/word/2020/wordml/sdtdatahash" xmlns:w16sdtfl="http://schemas.microsoft.com/office/word/2024/wordml/sdtformatlock" xmlns:w16se="http://schemas.microsoft.com/office/word/2015/wordml/symex" xmlns:wpg="http://schemas.microsoft.com/office/word/2010/wordprocessingGroup" xmlns:wpi="http://schemas.microsoft.com/office/word/2010/wordprocessingInk" xmlns:wne="http://schemas.microsoft.com/office/word/2006/wordml" xmlns:wps="http://schemas.microsoft.com/office/word/2010/wordprocessingShape" mc:Ignorable="w14 w15 w16se w16cid w16 w16cex w16sdtdh w16sdtfl w16du wp14">
   <w:abstractNum w:abstractNumId="0" w15:restartNumberingAfterBreak="0">
     <w:nsid w:val="046B2C40"/>
     <w:multiLevelType w:val="multilevel"/>
@@ -4506,7 +4608,7 @@
 </file>
 
 <file path=word/styles.xml><?xml version="1.0" encoding="utf-8"?>
-<w:styles xmlns:mc="http://schemas.openxmlformats.org/markup-compatibility/2006" xmlns:r="http://schemas.openxmlformats.org/officeDocument/2006/relationships" xmlns:w="http://schemas.openxmlformats.org/wordprocessingml/2006/main" xmlns:w14="http://schemas.microsoft.com/office/word/2010/wordml" xmlns:w15="http://schemas.microsoft.com/office/word/2012/wordml" xmlns:w16cex="http://schemas.microsoft.com/office/word/2018/wordml/cex" xmlns:w16cid="http://schemas.microsoft.com/office/word/2016/wordml/cid" xmlns:w16="http://schemas.microsoft.com/office/word/2018/wordml" xmlns:w16du="http://schemas.microsoft.com/office/word/2023/wordml/word16du" xmlns:w16sdtdh="http://schemas.microsoft.com/office/word/2020/wordml/sdtdatahash" xmlns:w16se="http://schemas.microsoft.com/office/word/2015/wordml/symex" mc:Ignorable="w14 w15 w16se w16cid w16 w16cex w16sdtdh w16du">
+<w:styles xmlns:mc="http://schemas.openxmlformats.org/markup-compatibility/2006" xmlns:r="http://schemas.openxmlformats.org/officeDocument/2006/relationships" xmlns:w="http://schemas.openxmlformats.org/wordprocessingml/2006/main" xmlns:w14="http://schemas.microsoft.com/office/word/2010/wordml" xmlns:w15="http://schemas.microsoft.com/office/word/2012/wordml" xmlns:w16cex="http://schemas.microsoft.com/office/word/2018/wordml/cex" xmlns:w16cid="http://schemas.microsoft.com/office/word/2016/wordml/cid" xmlns:w16="http://schemas.microsoft.com/office/word/2018/wordml" xmlns:w16du="http://schemas.microsoft.com/office/word/2023/wordml/word16du" xmlns:w16sdtdh="http://schemas.microsoft.com/office/word/2020/wordml/sdtdatahash" xmlns:w16sdtfl="http://schemas.microsoft.com/office/word/2024/wordml/sdtformatlock" xmlns:w16se="http://schemas.microsoft.com/office/word/2015/wordml/symex" mc:Ignorable="w14 w15 w16se w16cid w16 w16cex w16sdtdh w16sdtfl w16du">
   <w:docDefaults>
     <w:rPrDefault>
       <w:rPr>
